--- a/Documents/Research Papers Summary.docx
+++ b/Documents/Research Papers Summary.docx
@@ -23633,6 +23633,33 @@
     </w:p>
     <w:p>
       <w:pPr>
+        <w:pStyle w:val="Heading2"/>
+      </w:pPr>
+      <w:r>
+        <w:lastRenderedPageBreak/>
+        <w:t xml:space="preserve">Research Paper </w:t>
+      </w:r>
+      <w:r>
+        <w:t>22</w:t>
+      </w:r>
+      <w:r>
+        <w:t xml:space="preserve"> - </w:t>
+      </w:r>
+      <w:r>
+        <w:t>IoT-Driven Smart Irrigation for Paddy Cultivation using BCO-</w:t>
+      </w:r>
+      <w:proofErr w:type="spellStart"/>
+      <w:r>
+        <w:t>ResNet</w:t>
+      </w:r>
+      <w:proofErr w:type="spellEnd"/>
+      <w:r>
+        <w:t>: A Deep Learning Approach</w:t>
+      </w:r>
+    </w:p>
+    <w:p>
+      <w:pPr>
+        <w:spacing w:after="160" w:line="278" w:lineRule="auto"/>
         <w:rPr>
           <w:b/>
           <w:bCs/>
@@ -23643,12 +23670,2228 @@
     </w:p>
     <w:p>
       <w:pPr>
+        <w:spacing w:line="278" w:lineRule="auto"/>
+        <w:rPr>
+          <w:b/>
+          <w:bCs/>
+          <w:sz w:val="27"/>
+          <w:szCs w:val="27"/>
+        </w:rPr>
+      </w:pPr>
+      <w:r>
+        <w:rPr>
+          <w:b/>
+          <w:bCs/>
+          <w:sz w:val="27"/>
+          <w:szCs w:val="27"/>
+        </w:rPr>
+        <w:t xml:space="preserve">Original Research Paper Link - </w:t>
+      </w:r>
+    </w:p>
+    <w:p>
+      <w:hyperlink r:id="rId48" w:history="1">
+        <w:r>
+          <w:rPr>
+            <w:rStyle w:val="Hyperlink"/>
+          </w:rPr>
+          <w:t>https://ieeexplore.ieee.org/document/10940266</w:t>
+        </w:r>
+      </w:hyperlink>
+    </w:p>
+    <w:p>
+      <w:pPr>
+        <w:rPr>
+          <w:b/>
+          <w:bCs/>
+          <w:sz w:val="27"/>
+          <w:szCs w:val="27"/>
+        </w:rPr>
+      </w:pPr>
+    </w:p>
+    <w:p>
+      <w:r>
+        <w:rPr>
+          <w:b/>
+          <w:bCs/>
+          <w:sz w:val="27"/>
+          <w:szCs w:val="27"/>
+        </w:rPr>
+        <w:t>My Google Drive Link –</w:t>
+      </w:r>
+      <w:r>
+        <w:t xml:space="preserve"> </w:t>
+      </w:r>
+      <w:hyperlink r:id="rId49" w:history="1">
+        <w:r>
+          <w:rPr>
+            <w:rStyle w:val="Hyperlink"/>
+          </w:rPr>
+          <w:t>https://drive.google.com/file/d/16zmwoWzSgKKzRkLDX0617G-IWV7o0MNc/view?usp=drive_link</w:t>
+        </w:r>
+      </w:hyperlink>
+    </w:p>
+    <w:p/>
+    <w:p/>
+    <w:p>
+      <w:pPr>
+        <w:spacing w:before="100" w:beforeAutospacing="1" w:after="100" w:afterAutospacing="1"/>
+        <w:outlineLvl w:val="1"/>
+        <w:rPr>
+          <w:b/>
+          <w:bCs/>
+          <w:sz w:val="36"/>
+          <w:szCs w:val="36"/>
+        </w:rPr>
+      </w:pPr>
+      <w:r>
+        <w:rPr>
+          <w:b/>
+          <w:bCs/>
+          <w:sz w:val="36"/>
+          <w:szCs w:val="36"/>
+        </w:rPr>
+        <w:t>Paper Summary</w:t>
+      </w:r>
+    </w:p>
+    <w:p>
+      <w:pPr>
+        <w:spacing w:before="100" w:beforeAutospacing="1" w:after="100" w:afterAutospacing="1"/>
+      </w:pPr>
+      <w:r>
+        <w:rPr>
+          <w:b/>
+          <w:bCs/>
+        </w:rPr>
+        <w:t>Title:</w:t>
+      </w:r>
+      <w:r>
+        <w:t xml:space="preserve"> </w:t>
+      </w:r>
+      <w:r>
+        <w:rPr>
+          <w:i/>
+          <w:iCs/>
+        </w:rPr>
+        <w:t>IoT-Driven Smart Irrigation for Paddy Cultivation using BCO-</w:t>
+      </w:r>
+      <w:proofErr w:type="spellStart"/>
+      <w:r>
+        <w:rPr>
+          <w:i/>
+          <w:iCs/>
+        </w:rPr>
+        <w:t>ResNet</w:t>
+      </w:r>
+      <w:proofErr w:type="spellEnd"/>
+      <w:r>
+        <w:rPr>
+          <w:i/>
+          <w:iCs/>
+        </w:rPr>
+        <w:t>: A Deep Learning Approach</w:t>
+      </w:r>
+      <w:r>
+        <w:br/>
+      </w:r>
+      <w:r>
+        <w:rPr>
+          <w:b/>
+          <w:bCs/>
+        </w:rPr>
+        <w:t>Authors:</w:t>
+      </w:r>
+      <w:r>
+        <w:t xml:space="preserve"> R. Anbarasu and V. Parthipan</w:t>
+      </w:r>
+      <w:r>
+        <w:br/>
+      </w:r>
+      <w:r>
+        <w:rPr>
+          <w:b/>
+          <w:bCs/>
+        </w:rPr>
+        <w:t>Published in:</w:t>
+      </w:r>
+      <w:r>
+        <w:t xml:space="preserve"> </w:t>
+      </w:r>
+      <w:r>
+        <w:rPr>
+          <w:i/>
+          <w:iCs/>
+        </w:rPr>
+        <w:t>Proceedings of the International Conference on Electronics and Renewable Systems (ICEARS 2025), IEEE</w:t>
+      </w:r>
+    </w:p>
+    <w:p>
+      <w:pPr>
+        <w:spacing w:before="100" w:beforeAutospacing="1" w:after="100" w:afterAutospacing="1"/>
+        <w:outlineLvl w:val="2"/>
+        <w:rPr>
+          <w:b/>
+          <w:bCs/>
+          <w:sz w:val="27"/>
+          <w:szCs w:val="27"/>
+        </w:rPr>
+      </w:pPr>
+      <w:r>
+        <w:rPr>
+          <w:b/>
+          <w:bCs/>
+          <w:sz w:val="27"/>
+          <w:szCs w:val="27"/>
+        </w:rPr>
+        <w:t>Objective</w:t>
+      </w:r>
+    </w:p>
+    <w:p>
+      <w:pPr>
+        <w:spacing w:before="100" w:beforeAutospacing="1" w:after="100" w:afterAutospacing="1"/>
+      </w:pPr>
+      <w:r>
+        <w:t xml:space="preserve">The study introduces a hybrid </w:t>
+      </w:r>
+      <w:r>
+        <w:rPr>
+          <w:b/>
+          <w:bCs/>
+        </w:rPr>
+        <w:t xml:space="preserve">Bee Colony </w:t>
+      </w:r>
+      <w:proofErr w:type="spellStart"/>
+      <w:r>
+        <w:rPr>
+          <w:b/>
+          <w:bCs/>
+        </w:rPr>
+        <w:t>Optimisation</w:t>
+      </w:r>
+      <w:proofErr w:type="spellEnd"/>
+      <w:r>
+        <w:rPr>
+          <w:b/>
+          <w:bCs/>
+        </w:rPr>
+        <w:t>–</w:t>
+      </w:r>
+      <w:proofErr w:type="spellStart"/>
+      <w:r>
+        <w:rPr>
+          <w:b/>
+          <w:bCs/>
+        </w:rPr>
+        <w:t>ResNet</w:t>
+      </w:r>
+      <w:proofErr w:type="spellEnd"/>
+      <w:r>
+        <w:rPr>
+          <w:b/>
+          <w:bCs/>
+        </w:rPr>
+        <w:t xml:space="preserve"> (BCO-</w:t>
+      </w:r>
+      <w:proofErr w:type="spellStart"/>
+      <w:r>
+        <w:rPr>
+          <w:b/>
+          <w:bCs/>
+        </w:rPr>
+        <w:t>ResNet</w:t>
+      </w:r>
+      <w:proofErr w:type="spellEnd"/>
+      <w:r>
+        <w:rPr>
+          <w:b/>
+          <w:bCs/>
+        </w:rPr>
+        <w:t>)</w:t>
+      </w:r>
+      <w:r>
+        <w:t xml:space="preserve"> model to improve irrigation management in paddy fields using </w:t>
+      </w:r>
+      <w:r>
+        <w:rPr>
+          <w:b/>
+          <w:bCs/>
+        </w:rPr>
+        <w:t>IoT-based real-time data</w:t>
+      </w:r>
+      <w:r>
+        <w:t>. The aim is to reduce water waste, enhance crop yield, and automate irrigation decision-making.</w:t>
+      </w:r>
+    </w:p>
+    <w:p>
+      <w:pPr>
+        <w:spacing w:before="100" w:beforeAutospacing="1" w:after="100" w:afterAutospacing="1"/>
+        <w:outlineLvl w:val="2"/>
+        <w:rPr>
+          <w:b/>
+          <w:bCs/>
+          <w:sz w:val="27"/>
+          <w:szCs w:val="27"/>
+        </w:rPr>
+      </w:pPr>
+      <w:r>
+        <w:rPr>
+          <w:b/>
+          <w:bCs/>
+          <w:sz w:val="27"/>
+          <w:szCs w:val="27"/>
+        </w:rPr>
+        <w:t>System Overview</w:t>
+      </w:r>
+    </w:p>
+    <w:p>
+      <w:pPr>
+        <w:spacing w:before="100" w:beforeAutospacing="1" w:after="100" w:afterAutospacing="1"/>
+      </w:pPr>
+      <w:r>
+        <w:t xml:space="preserve">The proposed </w:t>
+      </w:r>
+      <w:r>
+        <w:rPr>
+          <w:b/>
+          <w:bCs/>
+        </w:rPr>
+        <w:t>IoT-BCO-</w:t>
+      </w:r>
+      <w:proofErr w:type="spellStart"/>
+      <w:r>
+        <w:rPr>
+          <w:b/>
+          <w:bCs/>
+        </w:rPr>
+        <w:t>ResNet</w:t>
+      </w:r>
+      <w:proofErr w:type="spellEnd"/>
+      <w:r>
+        <w:rPr>
+          <w:b/>
+          <w:bCs/>
+        </w:rPr>
+        <w:t xml:space="preserve"> system</w:t>
+      </w:r>
+      <w:r>
+        <w:t xml:space="preserve"> integrates:</w:t>
+      </w:r>
+    </w:p>
+    <w:p>
+      <w:pPr>
+        <w:numPr>
+          <w:ilvl w:val="0"/>
+          <w:numId w:val="50"/>
+        </w:numPr>
+        <w:spacing w:before="100" w:beforeAutospacing="1" w:after="100" w:afterAutospacing="1"/>
+      </w:pPr>
+      <w:r>
+        <w:rPr>
+          <w:b/>
+          <w:bCs/>
+        </w:rPr>
+        <w:t>IoT Sensors:</w:t>
+      </w:r>
+      <w:r>
+        <w:t xml:space="preserve"> Measure soil moisture, temperature, humidity, and water level.</w:t>
+      </w:r>
+    </w:p>
+    <w:p>
+      <w:pPr>
+        <w:numPr>
+          <w:ilvl w:val="0"/>
+          <w:numId w:val="50"/>
+        </w:numPr>
+        <w:spacing w:before="100" w:beforeAutospacing="1" w:after="100" w:afterAutospacing="1"/>
+      </w:pPr>
+      <w:r>
+        <w:rPr>
+          <w:b/>
+          <w:bCs/>
+        </w:rPr>
+        <w:t xml:space="preserve">BCO (Bee Colony </w:t>
+      </w:r>
+      <w:proofErr w:type="spellStart"/>
+      <w:r>
+        <w:rPr>
+          <w:b/>
+          <w:bCs/>
+        </w:rPr>
+        <w:t>Optimisation</w:t>
+      </w:r>
+      <w:proofErr w:type="spellEnd"/>
+      <w:r>
+        <w:rPr>
+          <w:b/>
+          <w:bCs/>
+        </w:rPr>
+        <w:t>):</w:t>
+      </w:r>
+      <w:r>
+        <w:t xml:space="preserve"> Performs feature selection and hyperparameter tuning to select the most relevant features (e.g., soil moisture, temperature).</w:t>
+      </w:r>
+    </w:p>
+    <w:p>
+      <w:pPr>
+        <w:numPr>
+          <w:ilvl w:val="0"/>
+          <w:numId w:val="50"/>
+        </w:numPr>
+        <w:spacing w:before="100" w:beforeAutospacing="1" w:after="100" w:afterAutospacing="1"/>
+      </w:pPr>
+      <w:proofErr w:type="spellStart"/>
+      <w:r>
+        <w:rPr>
+          <w:b/>
+          <w:bCs/>
+        </w:rPr>
+        <w:t>ResNet</w:t>
+      </w:r>
+      <w:proofErr w:type="spellEnd"/>
+      <w:r>
+        <w:rPr>
+          <w:b/>
+          <w:bCs/>
+        </w:rPr>
+        <w:t xml:space="preserve"> (Residual Neural Network):</w:t>
+      </w:r>
+      <w:r>
+        <w:t xml:space="preserve"> Deep learning model that predicts irrigation demand based on </w:t>
+      </w:r>
+      <w:proofErr w:type="spellStart"/>
+      <w:r>
+        <w:t>optimised</w:t>
+      </w:r>
+      <w:proofErr w:type="spellEnd"/>
+      <w:r>
+        <w:t xml:space="preserve"> input features.</w:t>
+      </w:r>
+    </w:p>
+    <w:p>
+      <w:pPr>
+        <w:numPr>
+          <w:ilvl w:val="0"/>
+          <w:numId w:val="50"/>
+        </w:numPr>
+        <w:spacing w:before="100" w:beforeAutospacing="1" w:after="100" w:afterAutospacing="1"/>
+      </w:pPr>
+      <w:r>
+        <w:rPr>
+          <w:b/>
+          <w:bCs/>
+        </w:rPr>
+        <w:t>Automated Water Distribution:</w:t>
+      </w:r>
+      <w:r>
+        <w:t xml:space="preserve"> The output controls water flow using pumps and valves in real time.</w:t>
+      </w:r>
+    </w:p>
+    <w:p>
+      <w:pPr>
+        <w:spacing w:before="100" w:beforeAutospacing="1" w:after="100" w:afterAutospacing="1"/>
+        <w:outlineLvl w:val="2"/>
+        <w:rPr>
+          <w:b/>
+          <w:bCs/>
+          <w:sz w:val="27"/>
+          <w:szCs w:val="27"/>
+        </w:rPr>
+      </w:pPr>
+      <w:r>
+        <w:rPr>
+          <w:b/>
+          <w:bCs/>
+          <w:sz w:val="27"/>
+          <w:szCs w:val="27"/>
+        </w:rPr>
+        <w:t>Workflow (Step-by-Step)</w:t>
+      </w:r>
+    </w:p>
+    <w:p>
+      <w:pPr>
+        <w:numPr>
+          <w:ilvl w:val="0"/>
+          <w:numId w:val="51"/>
+        </w:numPr>
+        <w:spacing w:before="100" w:beforeAutospacing="1" w:after="100" w:afterAutospacing="1"/>
+      </w:pPr>
+      <w:r>
+        <w:rPr>
+          <w:b/>
+          <w:bCs/>
+        </w:rPr>
+        <w:t>Data Collection:</w:t>
+      </w:r>
+      <w:r>
+        <w:t xml:space="preserve"> IoT sensors collect multi-parameter data every 15 minutes and send it to the cloud.</w:t>
+      </w:r>
+    </w:p>
+    <w:p>
+      <w:pPr>
+        <w:numPr>
+          <w:ilvl w:val="0"/>
+          <w:numId w:val="51"/>
+        </w:numPr>
+        <w:spacing w:before="100" w:beforeAutospacing="1" w:after="100" w:afterAutospacing="1"/>
+      </w:pPr>
+      <w:r>
+        <w:rPr>
+          <w:b/>
+          <w:bCs/>
+        </w:rPr>
+        <w:t>Pre-processing:</w:t>
+      </w:r>
+      <w:r>
+        <w:t xml:space="preserve"> Cleansing, </w:t>
+      </w:r>
+      <w:proofErr w:type="spellStart"/>
+      <w:r>
+        <w:t>normalisation</w:t>
+      </w:r>
+      <w:proofErr w:type="spellEnd"/>
+      <w:r>
+        <w:t>, and outlier removal.</w:t>
+      </w:r>
+    </w:p>
+    <w:p>
+      <w:pPr>
+        <w:numPr>
+          <w:ilvl w:val="0"/>
+          <w:numId w:val="51"/>
+        </w:numPr>
+        <w:spacing w:before="100" w:beforeAutospacing="1" w:after="100" w:afterAutospacing="1"/>
+      </w:pPr>
+      <w:r>
+        <w:rPr>
+          <w:b/>
+          <w:bCs/>
+        </w:rPr>
+        <w:t>Feature Selection:</w:t>
+      </w:r>
+      <w:r>
+        <w:t xml:space="preserve"> BCO identifies key environmental parameters.</w:t>
+      </w:r>
+    </w:p>
+    <w:p>
+      <w:pPr>
+        <w:numPr>
+          <w:ilvl w:val="0"/>
+          <w:numId w:val="51"/>
+        </w:numPr>
+        <w:spacing w:before="100" w:beforeAutospacing="1" w:after="100" w:afterAutospacing="1"/>
+      </w:pPr>
+      <w:r>
+        <w:rPr>
+          <w:b/>
+          <w:bCs/>
+        </w:rPr>
+        <w:lastRenderedPageBreak/>
+        <w:t>Model Training:</w:t>
+      </w:r>
+      <w:r>
+        <w:t xml:space="preserve"> </w:t>
+      </w:r>
+      <w:proofErr w:type="spellStart"/>
+      <w:r>
+        <w:t>ResNet</w:t>
+      </w:r>
+      <w:proofErr w:type="spellEnd"/>
+      <w:r>
+        <w:t xml:space="preserve"> learns irrigation demand patterns using historical data.</w:t>
+      </w:r>
+    </w:p>
+    <w:p>
+      <w:pPr>
+        <w:numPr>
+          <w:ilvl w:val="0"/>
+          <w:numId w:val="51"/>
+        </w:numPr>
+        <w:spacing w:before="100" w:beforeAutospacing="1" w:after="100" w:afterAutospacing="1"/>
+      </w:pPr>
+      <w:r>
+        <w:rPr>
+          <w:b/>
+          <w:bCs/>
+        </w:rPr>
+        <w:t>Real-Time Prediction:</w:t>
+      </w:r>
+      <w:r>
+        <w:t xml:space="preserve"> The trained model predicts the optimal irrigation amount dynamically.</w:t>
+      </w:r>
+    </w:p>
+    <w:p>
+      <w:pPr>
+        <w:numPr>
+          <w:ilvl w:val="0"/>
+          <w:numId w:val="51"/>
+        </w:numPr>
+        <w:spacing w:before="100" w:beforeAutospacing="1" w:after="100" w:afterAutospacing="1"/>
+      </w:pPr>
+      <w:r>
+        <w:rPr>
+          <w:b/>
+          <w:bCs/>
+        </w:rPr>
+        <w:t>Actuation:</w:t>
+      </w:r>
+      <w:r>
+        <w:t xml:space="preserve"> Automated pumps distribute water as required.</w:t>
+      </w:r>
+    </w:p>
+    <w:p>
+      <w:pPr>
+        <w:numPr>
+          <w:ilvl w:val="0"/>
+          <w:numId w:val="51"/>
+        </w:numPr>
+        <w:spacing w:before="100" w:beforeAutospacing="1" w:after="100" w:afterAutospacing="1"/>
+      </w:pPr>
+      <w:r>
+        <w:rPr>
+          <w:b/>
+          <w:bCs/>
+        </w:rPr>
+        <w:t>Feedback Loop:</w:t>
+      </w:r>
+      <w:r>
+        <w:t xml:space="preserve"> System continuously monitors and refines control performance.</w:t>
+      </w:r>
+    </w:p>
+    <w:p>
+      <w:pPr>
+        <w:spacing w:before="100" w:beforeAutospacing="1" w:after="100" w:afterAutospacing="1"/>
+        <w:outlineLvl w:val="2"/>
+        <w:rPr>
+          <w:b/>
+          <w:bCs/>
+          <w:sz w:val="27"/>
+          <w:szCs w:val="27"/>
+        </w:rPr>
+      </w:pPr>
+      <w:r>
+        <w:rPr>
+          <w:b/>
+          <w:bCs/>
+          <w:sz w:val="27"/>
+          <w:szCs w:val="27"/>
+        </w:rPr>
+        <w:t>Dataset and Experimental Setup</w:t>
+      </w:r>
+    </w:p>
+    <w:p>
+      <w:pPr>
+        <w:numPr>
+          <w:ilvl w:val="0"/>
+          <w:numId w:val="52"/>
+        </w:numPr>
+        <w:spacing w:before="100" w:beforeAutospacing="1" w:after="100" w:afterAutospacing="1"/>
+      </w:pPr>
+      <w:r>
+        <w:t xml:space="preserve">Data collected from </w:t>
+      </w:r>
+      <w:r>
+        <w:rPr>
+          <w:b/>
+          <w:bCs/>
+        </w:rPr>
+        <w:t>10 paddy fields</w:t>
+      </w:r>
+      <w:r>
+        <w:t xml:space="preserve"> over </w:t>
+      </w:r>
+      <w:r>
+        <w:rPr>
+          <w:b/>
+          <w:bCs/>
+        </w:rPr>
+        <w:t>6 months</w:t>
+      </w:r>
+      <w:r>
+        <w:t>.</w:t>
+      </w:r>
+    </w:p>
+    <w:p>
+      <w:pPr>
+        <w:numPr>
+          <w:ilvl w:val="0"/>
+          <w:numId w:val="52"/>
+        </w:numPr>
+        <w:spacing w:before="100" w:beforeAutospacing="1" w:after="100" w:afterAutospacing="1"/>
+      </w:pPr>
+      <w:r>
+        <w:t>Implementation: Python (TensorFlow, Scikit-learn)</w:t>
+      </w:r>
+    </w:p>
+    <w:p>
+      <w:pPr>
+        <w:numPr>
+          <w:ilvl w:val="0"/>
+          <w:numId w:val="52"/>
+        </w:numPr>
+        <w:spacing w:before="100" w:beforeAutospacing="1" w:after="100" w:afterAutospacing="1"/>
+      </w:pPr>
+      <w:r>
+        <w:t>Hardware: Intel i9 CPU, NVIDIA RTX 3080 GPU.</w:t>
+      </w:r>
+    </w:p>
+    <w:p>
+      <w:pPr>
+        <w:numPr>
+          <w:ilvl w:val="0"/>
+          <w:numId w:val="52"/>
+        </w:numPr>
+        <w:spacing w:before="100" w:beforeAutospacing="1" w:after="100" w:afterAutospacing="1"/>
+      </w:pPr>
+      <w:r>
+        <w:t>Comparative Models: Rule-based system and SVM.</w:t>
+      </w:r>
+    </w:p>
+    <w:p>
+      <w:pPr>
+        <w:spacing w:before="100" w:beforeAutospacing="1" w:after="100" w:afterAutospacing="1"/>
+        <w:outlineLvl w:val="2"/>
+        <w:rPr>
+          <w:b/>
+          <w:bCs/>
+          <w:sz w:val="27"/>
+          <w:szCs w:val="27"/>
+        </w:rPr>
+      </w:pPr>
+      <w:r>
+        <w:rPr>
+          <w:b/>
+          <w:bCs/>
+          <w:sz w:val="27"/>
+          <w:szCs w:val="27"/>
+        </w:rPr>
+        <w:t>Results</w:t>
+      </w:r>
+    </w:p>
+    <w:tbl>
+      <w:tblPr>
+        <w:tblStyle w:val="TableGrid"/>
+        <w:tblW w:w="0" w:type="auto"/>
+        <w:tblLook w:val="04A0" w:firstRow="1" w:lastRow="0" w:firstColumn="1" w:lastColumn="0" w:noHBand="0" w:noVBand="1"/>
+      </w:tblPr>
+      <w:tblGrid>
+        <w:gridCol w:w="1311"/>
+        <w:gridCol w:w="1537"/>
+        <w:gridCol w:w="959"/>
+        <w:gridCol w:w="3043"/>
+      </w:tblGrid>
+      <w:tr>
+        <w:tc>
+          <w:tcPr>
+            <w:tcW w:w="0" w:type="auto"/>
+            <w:hideMark/>
+          </w:tcPr>
+          <w:p>
+            <w:pPr>
+              <w:rPr>
+                <w:b/>
+                <w:bCs/>
+                <w:sz w:val="27"/>
+                <w:szCs w:val="27"/>
+              </w:rPr>
+            </w:pPr>
+            <w:r>
+              <w:rPr>
+                <w:b/>
+                <w:bCs/>
+                <w:sz w:val="27"/>
+                <w:szCs w:val="27"/>
+              </w:rPr>
+              <w:t>Metric</w:t>
+            </w:r>
+          </w:p>
+        </w:tc>
+        <w:tc>
+          <w:tcPr>
+            <w:tcW w:w="0" w:type="auto"/>
+            <w:hideMark/>
+          </w:tcPr>
+          <w:p>
+            <w:pPr>
+              <w:rPr>
+                <w:b/>
+                <w:bCs/>
+                <w:sz w:val="27"/>
+                <w:szCs w:val="27"/>
+              </w:rPr>
+            </w:pPr>
+            <w:r>
+              <w:rPr>
+                <w:b/>
+                <w:bCs/>
+                <w:sz w:val="27"/>
+                <w:szCs w:val="27"/>
+              </w:rPr>
+              <w:t>Rule-Based</w:t>
+            </w:r>
+          </w:p>
+        </w:tc>
+        <w:tc>
+          <w:tcPr>
+            <w:tcW w:w="0" w:type="auto"/>
+            <w:hideMark/>
+          </w:tcPr>
+          <w:p>
+            <w:pPr>
+              <w:rPr>
+                <w:b/>
+                <w:bCs/>
+                <w:sz w:val="27"/>
+                <w:szCs w:val="27"/>
+              </w:rPr>
+            </w:pPr>
+            <w:r>
+              <w:rPr>
+                <w:b/>
+                <w:bCs/>
+                <w:sz w:val="27"/>
+                <w:szCs w:val="27"/>
+              </w:rPr>
+              <w:t>SVM</w:t>
+            </w:r>
+          </w:p>
+        </w:tc>
+        <w:tc>
+          <w:tcPr>
+            <w:tcW w:w="0" w:type="auto"/>
+            <w:hideMark/>
+          </w:tcPr>
+          <w:p>
+            <w:pPr>
+              <w:rPr>
+                <w:b/>
+                <w:bCs/>
+                <w:sz w:val="27"/>
+                <w:szCs w:val="27"/>
+              </w:rPr>
+            </w:pPr>
+            <w:r>
+              <w:rPr>
+                <w:b/>
+                <w:bCs/>
+                <w:sz w:val="27"/>
+                <w:szCs w:val="27"/>
+              </w:rPr>
+              <w:t>BCO-</w:t>
+            </w:r>
+            <w:proofErr w:type="spellStart"/>
+            <w:r>
+              <w:rPr>
+                <w:b/>
+                <w:bCs/>
+                <w:sz w:val="27"/>
+                <w:szCs w:val="27"/>
+              </w:rPr>
+              <w:t>ResNet</w:t>
+            </w:r>
+            <w:proofErr w:type="spellEnd"/>
+            <w:r>
+              <w:rPr>
+                <w:b/>
+                <w:bCs/>
+                <w:sz w:val="27"/>
+                <w:szCs w:val="27"/>
+              </w:rPr>
+              <w:t xml:space="preserve"> (Proposed)</w:t>
+            </w:r>
+          </w:p>
+        </w:tc>
+      </w:tr>
+      <w:tr>
+        <w:tc>
+          <w:tcPr>
+            <w:tcW w:w="0" w:type="auto"/>
+            <w:hideMark/>
+          </w:tcPr>
+          <w:p>
+            <w:pPr>
+              <w:rPr>
+                <w:b/>
+                <w:bCs/>
+                <w:sz w:val="27"/>
+                <w:szCs w:val="27"/>
+              </w:rPr>
+            </w:pPr>
+            <w:r>
+              <w:rPr>
+                <w:b/>
+                <w:bCs/>
+                <w:sz w:val="27"/>
+                <w:szCs w:val="27"/>
+              </w:rPr>
+              <w:t>Accuracy</w:t>
+            </w:r>
+          </w:p>
+        </w:tc>
+        <w:tc>
+          <w:tcPr>
+            <w:tcW w:w="0" w:type="auto"/>
+            <w:hideMark/>
+          </w:tcPr>
+          <w:p>
+            <w:pPr>
+              <w:rPr>
+                <w:b/>
+                <w:bCs/>
+                <w:sz w:val="27"/>
+                <w:szCs w:val="27"/>
+              </w:rPr>
+            </w:pPr>
+            <w:r>
+              <w:rPr>
+                <w:b/>
+                <w:bCs/>
+                <w:sz w:val="27"/>
+                <w:szCs w:val="27"/>
+              </w:rPr>
+              <w:t>78.2%</w:t>
+            </w:r>
+          </w:p>
+        </w:tc>
+        <w:tc>
+          <w:tcPr>
+            <w:tcW w:w="0" w:type="auto"/>
+            <w:hideMark/>
+          </w:tcPr>
+          <w:p>
+            <w:pPr>
+              <w:rPr>
+                <w:b/>
+                <w:bCs/>
+                <w:sz w:val="27"/>
+                <w:szCs w:val="27"/>
+              </w:rPr>
+            </w:pPr>
+            <w:r>
+              <w:rPr>
+                <w:b/>
+                <w:bCs/>
+                <w:sz w:val="27"/>
+                <w:szCs w:val="27"/>
+              </w:rPr>
+              <w:t>80.5%</w:t>
+            </w:r>
+          </w:p>
+        </w:tc>
+        <w:tc>
+          <w:tcPr>
+            <w:tcW w:w="0" w:type="auto"/>
+            <w:hideMark/>
+          </w:tcPr>
+          <w:p>
+            <w:pPr>
+              <w:rPr>
+                <w:b/>
+                <w:bCs/>
+                <w:sz w:val="27"/>
+                <w:szCs w:val="27"/>
+              </w:rPr>
+            </w:pPr>
+            <w:r>
+              <w:rPr>
+                <w:b/>
+                <w:bCs/>
+                <w:sz w:val="27"/>
+                <w:szCs w:val="27"/>
+              </w:rPr>
+              <w:t>91.3%</w:t>
+            </w:r>
+          </w:p>
+        </w:tc>
+      </w:tr>
+      <w:tr>
+        <w:tc>
+          <w:tcPr>
+            <w:tcW w:w="0" w:type="auto"/>
+            <w:hideMark/>
+          </w:tcPr>
+          <w:p>
+            <w:pPr>
+              <w:rPr>
+                <w:b/>
+                <w:bCs/>
+                <w:sz w:val="27"/>
+                <w:szCs w:val="27"/>
+              </w:rPr>
+            </w:pPr>
+            <w:r>
+              <w:rPr>
+                <w:b/>
+                <w:bCs/>
+                <w:sz w:val="27"/>
+                <w:szCs w:val="27"/>
+              </w:rPr>
+              <w:t>Precision</w:t>
+            </w:r>
+          </w:p>
+        </w:tc>
+        <w:tc>
+          <w:tcPr>
+            <w:tcW w:w="0" w:type="auto"/>
+            <w:hideMark/>
+          </w:tcPr>
+          <w:p>
+            <w:pPr>
+              <w:rPr>
+                <w:b/>
+                <w:bCs/>
+                <w:sz w:val="27"/>
+                <w:szCs w:val="27"/>
+              </w:rPr>
+            </w:pPr>
+            <w:r>
+              <w:rPr>
+                <w:b/>
+                <w:bCs/>
+                <w:sz w:val="27"/>
+                <w:szCs w:val="27"/>
+              </w:rPr>
+              <w:t>69.5%</w:t>
+            </w:r>
+          </w:p>
+        </w:tc>
+        <w:tc>
+          <w:tcPr>
+            <w:tcW w:w="0" w:type="auto"/>
+            <w:hideMark/>
+          </w:tcPr>
+          <w:p>
+            <w:pPr>
+              <w:rPr>
+                <w:b/>
+                <w:bCs/>
+                <w:sz w:val="27"/>
+                <w:szCs w:val="27"/>
+              </w:rPr>
+            </w:pPr>
+            <w:r>
+              <w:rPr>
+                <w:b/>
+                <w:bCs/>
+                <w:sz w:val="27"/>
+                <w:szCs w:val="27"/>
+              </w:rPr>
+              <w:t>76.0%</w:t>
+            </w:r>
+          </w:p>
+        </w:tc>
+        <w:tc>
+          <w:tcPr>
+            <w:tcW w:w="0" w:type="auto"/>
+            <w:hideMark/>
+          </w:tcPr>
+          <w:p>
+            <w:pPr>
+              <w:rPr>
+                <w:b/>
+                <w:bCs/>
+                <w:sz w:val="27"/>
+                <w:szCs w:val="27"/>
+              </w:rPr>
+            </w:pPr>
+            <w:r>
+              <w:rPr>
+                <w:b/>
+                <w:bCs/>
+                <w:sz w:val="27"/>
+                <w:szCs w:val="27"/>
+              </w:rPr>
+              <w:t>88.2%</w:t>
+            </w:r>
+          </w:p>
+        </w:tc>
+      </w:tr>
+      <w:tr>
+        <w:tc>
+          <w:tcPr>
+            <w:tcW w:w="0" w:type="auto"/>
+            <w:hideMark/>
+          </w:tcPr>
+          <w:p>
+            <w:pPr>
+              <w:rPr>
+                <w:b/>
+                <w:bCs/>
+                <w:sz w:val="27"/>
+                <w:szCs w:val="27"/>
+              </w:rPr>
+            </w:pPr>
+            <w:r>
+              <w:rPr>
+                <w:b/>
+                <w:bCs/>
+                <w:sz w:val="27"/>
+                <w:szCs w:val="27"/>
+              </w:rPr>
+              <w:t>Recall</w:t>
+            </w:r>
+          </w:p>
+        </w:tc>
+        <w:tc>
+          <w:tcPr>
+            <w:tcW w:w="0" w:type="auto"/>
+            <w:hideMark/>
+          </w:tcPr>
+          <w:p>
+            <w:pPr>
+              <w:rPr>
+                <w:b/>
+                <w:bCs/>
+                <w:sz w:val="27"/>
+                <w:szCs w:val="27"/>
+              </w:rPr>
+            </w:pPr>
+            <w:r>
+              <w:rPr>
+                <w:b/>
+                <w:bCs/>
+                <w:sz w:val="27"/>
+                <w:szCs w:val="27"/>
+              </w:rPr>
+              <w:t>74.0%</w:t>
+            </w:r>
+          </w:p>
+        </w:tc>
+        <w:tc>
+          <w:tcPr>
+            <w:tcW w:w="0" w:type="auto"/>
+            <w:hideMark/>
+          </w:tcPr>
+          <w:p>
+            <w:pPr>
+              <w:rPr>
+                <w:b/>
+                <w:bCs/>
+                <w:sz w:val="27"/>
+                <w:szCs w:val="27"/>
+              </w:rPr>
+            </w:pPr>
+            <w:r>
+              <w:rPr>
+                <w:b/>
+                <w:bCs/>
+                <w:sz w:val="27"/>
+                <w:szCs w:val="27"/>
+              </w:rPr>
+              <w:t>77.5%</w:t>
+            </w:r>
+          </w:p>
+        </w:tc>
+        <w:tc>
+          <w:tcPr>
+            <w:tcW w:w="0" w:type="auto"/>
+            <w:hideMark/>
+          </w:tcPr>
+          <w:p>
+            <w:pPr>
+              <w:rPr>
+                <w:b/>
+                <w:bCs/>
+                <w:sz w:val="27"/>
+                <w:szCs w:val="27"/>
+              </w:rPr>
+            </w:pPr>
+            <w:r>
+              <w:rPr>
+                <w:b/>
+                <w:bCs/>
+                <w:sz w:val="27"/>
+                <w:szCs w:val="27"/>
+              </w:rPr>
+              <w:t>89.3%</w:t>
+            </w:r>
+          </w:p>
+        </w:tc>
+      </w:tr>
+      <w:tr>
+        <w:tc>
+          <w:tcPr>
+            <w:tcW w:w="0" w:type="auto"/>
+            <w:hideMark/>
+          </w:tcPr>
+          <w:p>
+            <w:pPr>
+              <w:rPr>
+                <w:b/>
+                <w:bCs/>
+                <w:sz w:val="27"/>
+                <w:szCs w:val="27"/>
+              </w:rPr>
+            </w:pPr>
+            <w:r>
+              <w:rPr>
+                <w:b/>
+                <w:bCs/>
+                <w:sz w:val="27"/>
+                <w:szCs w:val="27"/>
+              </w:rPr>
+              <w:t>F1-Score</w:t>
+            </w:r>
+          </w:p>
+        </w:tc>
+        <w:tc>
+          <w:tcPr>
+            <w:tcW w:w="0" w:type="auto"/>
+            <w:hideMark/>
+          </w:tcPr>
+          <w:p>
+            <w:pPr>
+              <w:rPr>
+                <w:b/>
+                <w:bCs/>
+                <w:sz w:val="27"/>
+                <w:szCs w:val="27"/>
+              </w:rPr>
+            </w:pPr>
+            <w:r>
+              <w:rPr>
+                <w:b/>
+                <w:bCs/>
+                <w:sz w:val="27"/>
+                <w:szCs w:val="27"/>
+              </w:rPr>
+              <w:t>71.6%</w:t>
+            </w:r>
+          </w:p>
+        </w:tc>
+        <w:tc>
+          <w:tcPr>
+            <w:tcW w:w="0" w:type="auto"/>
+            <w:hideMark/>
+          </w:tcPr>
+          <w:p>
+            <w:pPr>
+              <w:rPr>
+                <w:b/>
+                <w:bCs/>
+                <w:sz w:val="27"/>
+                <w:szCs w:val="27"/>
+              </w:rPr>
+            </w:pPr>
+            <w:r>
+              <w:rPr>
+                <w:b/>
+                <w:bCs/>
+                <w:sz w:val="27"/>
+                <w:szCs w:val="27"/>
+              </w:rPr>
+              <w:t>77.8%</w:t>
+            </w:r>
+          </w:p>
+        </w:tc>
+        <w:tc>
+          <w:tcPr>
+            <w:tcW w:w="0" w:type="auto"/>
+            <w:hideMark/>
+          </w:tcPr>
+          <w:p>
+            <w:pPr>
+              <w:rPr>
+                <w:b/>
+                <w:bCs/>
+                <w:sz w:val="27"/>
+                <w:szCs w:val="27"/>
+              </w:rPr>
+            </w:pPr>
+            <w:r>
+              <w:rPr>
+                <w:b/>
+                <w:bCs/>
+                <w:sz w:val="27"/>
+                <w:szCs w:val="27"/>
+              </w:rPr>
+              <w:t>88.3%</w:t>
+            </w:r>
+          </w:p>
+        </w:tc>
+      </w:tr>
+    </w:tbl>
+    <w:p>
+      <w:pPr>
+        <w:rPr>
+          <w:b/>
+          <w:bCs/>
+          <w:sz w:val="27"/>
+          <w:szCs w:val="27"/>
+        </w:rPr>
+      </w:pPr>
+    </w:p>
+    <w:p>
+      <w:pPr>
+        <w:spacing w:before="100" w:beforeAutospacing="1" w:after="100" w:afterAutospacing="1"/>
+      </w:pPr>
+      <w:r>
+        <w:rPr>
+          <w:b/>
+          <w:bCs/>
+        </w:rPr>
+        <w:t>Outcomes:</w:t>
+      </w:r>
+    </w:p>
+    <w:p>
+      <w:pPr>
+        <w:numPr>
+          <w:ilvl w:val="0"/>
+          <w:numId w:val="53"/>
+        </w:numPr>
+        <w:spacing w:before="100" w:beforeAutospacing="1" w:after="100" w:afterAutospacing="1"/>
+      </w:pPr>
+      <w:r>
+        <w:t xml:space="preserve">Water use efficiency improved by </w:t>
+      </w:r>
+      <w:r>
+        <w:rPr>
+          <w:b/>
+          <w:bCs/>
+        </w:rPr>
+        <w:t>38%</w:t>
+      </w:r>
+      <w:r>
+        <w:t>.</w:t>
+      </w:r>
+    </w:p>
+    <w:p>
+      <w:pPr>
+        <w:numPr>
+          <w:ilvl w:val="0"/>
+          <w:numId w:val="53"/>
+        </w:numPr>
+        <w:spacing w:before="100" w:beforeAutospacing="1" w:after="100" w:afterAutospacing="1"/>
+      </w:pPr>
+      <w:r>
+        <w:t xml:space="preserve">Crop yield increased by </w:t>
+      </w:r>
+      <w:r>
+        <w:rPr>
+          <w:b/>
+          <w:bCs/>
+        </w:rPr>
+        <w:t>22%</w:t>
+      </w:r>
+      <w:r>
+        <w:t>.</w:t>
+      </w:r>
+    </w:p>
+    <w:p>
+      <w:pPr>
+        <w:numPr>
+          <w:ilvl w:val="0"/>
+          <w:numId w:val="53"/>
+        </w:numPr>
+        <w:spacing w:before="100" w:beforeAutospacing="1" w:after="100" w:afterAutospacing="1"/>
+      </w:pPr>
+      <w:r>
+        <w:t xml:space="preserve">Decision-making time reduced by </w:t>
+      </w:r>
+      <w:r>
+        <w:rPr>
+          <w:b/>
+          <w:bCs/>
+        </w:rPr>
+        <w:t>18%</w:t>
+      </w:r>
+      <w:r>
+        <w:t>.</w:t>
+      </w:r>
+    </w:p>
+    <w:p>
+      <w:r>
+        <w:pict w14:anchorId="296C69AD">
+          <v:rect id="_x0000_i1025" style="width:0;height:1.5pt" o:hralign="center" o:hrstd="t" o:hr="t" fillcolor="#a0a0a0" stroked="f"/>
+        </w:pict>
+      </w:r>
+    </w:p>
+    <w:p>
+      <w:pPr>
+        <w:spacing w:before="100" w:beforeAutospacing="1" w:after="100" w:afterAutospacing="1"/>
+        <w:outlineLvl w:val="1"/>
+        <w:rPr>
+          <w:b/>
+          <w:bCs/>
+          <w:sz w:val="36"/>
+          <w:szCs w:val="36"/>
+        </w:rPr>
+      </w:pPr>
+      <w:r>
+        <w:rPr>
+          <w:b/>
+          <w:bCs/>
+          <w:sz w:val="36"/>
+          <w:szCs w:val="36"/>
+        </w:rPr>
+        <w:t>Technological Contributions</w:t>
+      </w:r>
+    </w:p>
+    <w:p>
+      <w:pPr>
+        <w:numPr>
+          <w:ilvl w:val="0"/>
+          <w:numId w:val="54"/>
+        </w:numPr>
+        <w:spacing w:before="100" w:beforeAutospacing="1" w:after="100" w:afterAutospacing="1"/>
+      </w:pPr>
+      <w:r>
+        <w:rPr>
+          <w:b/>
+          <w:bCs/>
+        </w:rPr>
+        <w:t>Hybrid BCO-</w:t>
+      </w:r>
+      <w:proofErr w:type="spellStart"/>
+      <w:r>
+        <w:rPr>
+          <w:b/>
+          <w:bCs/>
+        </w:rPr>
+        <w:t>ResNet</w:t>
+      </w:r>
+      <w:proofErr w:type="spellEnd"/>
+      <w:r>
+        <w:rPr>
+          <w:b/>
+          <w:bCs/>
+        </w:rPr>
+        <w:t xml:space="preserve"> Architecture:</w:t>
+      </w:r>
+      <w:r>
+        <w:t xml:space="preserve"> Combines deep residual learning with swarm intelligence (BCO) for improved prediction accuracy.</w:t>
+      </w:r>
+    </w:p>
+    <w:p>
+      <w:pPr>
+        <w:numPr>
+          <w:ilvl w:val="0"/>
+          <w:numId w:val="54"/>
+        </w:numPr>
+        <w:spacing w:before="100" w:beforeAutospacing="1" w:after="100" w:afterAutospacing="1"/>
+      </w:pPr>
+      <w:r>
+        <w:rPr>
+          <w:b/>
+          <w:bCs/>
+        </w:rPr>
+        <w:t>IoT Integration:</w:t>
+      </w:r>
+      <w:r>
+        <w:t xml:space="preserve"> Real-time multi-sensor monitoring for adaptive irrigation control.</w:t>
+      </w:r>
+    </w:p>
+    <w:p>
+      <w:pPr>
+        <w:numPr>
+          <w:ilvl w:val="0"/>
+          <w:numId w:val="54"/>
+        </w:numPr>
+        <w:spacing w:before="100" w:beforeAutospacing="1" w:after="100" w:afterAutospacing="1"/>
+      </w:pPr>
+      <w:r>
+        <w:rPr>
+          <w:b/>
+          <w:bCs/>
+        </w:rPr>
+        <w:t xml:space="preserve">Feature </w:t>
+      </w:r>
+      <w:proofErr w:type="spellStart"/>
+      <w:r>
+        <w:rPr>
+          <w:b/>
+          <w:bCs/>
+        </w:rPr>
+        <w:t>Optimisation</w:t>
+      </w:r>
+      <w:proofErr w:type="spellEnd"/>
+      <w:r>
+        <w:rPr>
+          <w:b/>
+          <w:bCs/>
+        </w:rPr>
+        <w:t>:</w:t>
+      </w:r>
+      <w:r>
+        <w:t xml:space="preserve"> Automatic selection of the most influential features via BCO.</w:t>
+      </w:r>
+    </w:p>
+    <w:p>
+      <w:pPr>
+        <w:numPr>
+          <w:ilvl w:val="0"/>
+          <w:numId w:val="54"/>
+        </w:numPr>
+        <w:spacing w:before="100" w:beforeAutospacing="1" w:after="100" w:afterAutospacing="1"/>
+      </w:pPr>
+      <w:r>
+        <w:rPr>
+          <w:b/>
+          <w:bCs/>
+        </w:rPr>
+        <w:t>Closed-Loop Automation:</w:t>
+      </w:r>
+      <w:r>
+        <w:t xml:space="preserve"> Dynamic control based on predicted irrigation demand.</w:t>
+      </w:r>
+    </w:p>
+    <w:p>
+      <w:pPr>
+        <w:rPr>
+          <w:b/>
+          <w:bCs/>
+          <w:sz w:val="27"/>
+          <w:szCs w:val="27"/>
+        </w:rPr>
+      </w:pPr>
+    </w:p>
+    <w:p>
+      <w:pPr>
+        <w:rPr>
+          <w:b/>
+          <w:bCs/>
+          <w:sz w:val="27"/>
+          <w:szCs w:val="27"/>
+        </w:rPr>
+      </w:pPr>
+    </w:p>
+    <w:p>
+      <w:pPr>
+        <w:rPr>
+          <w:b/>
+          <w:bCs/>
+          <w:sz w:val="27"/>
+          <w:szCs w:val="27"/>
+        </w:rPr>
+      </w:pPr>
+    </w:p>
+    <w:p>
+      <w:pPr>
+        <w:rPr>
+          <w:b/>
+          <w:bCs/>
+          <w:sz w:val="27"/>
+          <w:szCs w:val="27"/>
+        </w:rPr>
+      </w:pPr>
+    </w:p>
+    <w:p>
+      <w:pPr>
+        <w:rPr>
+          <w:b/>
+          <w:bCs/>
+          <w:sz w:val="27"/>
+          <w:szCs w:val="27"/>
+        </w:rPr>
+      </w:pPr>
+    </w:p>
+    <w:p>
+      <w:pPr>
+        <w:rPr>
+          <w:b/>
+          <w:bCs/>
+          <w:sz w:val="27"/>
+          <w:szCs w:val="27"/>
+        </w:rPr>
+      </w:pPr>
+    </w:p>
+    <w:p>
+      <w:pPr>
+        <w:rPr>
+          <w:b/>
+          <w:bCs/>
+          <w:sz w:val="27"/>
+          <w:szCs w:val="27"/>
+        </w:rPr>
+      </w:pPr>
+      <w:r>
+        <w:rPr>
+          <w:b/>
+          <w:bCs/>
+          <w:sz w:val="27"/>
+          <w:szCs w:val="27"/>
+        </w:rPr>
+        <w:lastRenderedPageBreak/>
+        <w:t>Identified Technological Gaps (Compared to Your Project)</w:t>
+      </w:r>
+    </w:p>
+    <w:tbl>
+      <w:tblPr>
+        <w:tblStyle w:val="TableGrid"/>
+        <w:tblW w:w="0" w:type="auto"/>
+        <w:tblLook w:val="04A0" w:firstRow="1" w:lastRow="0" w:firstColumn="1" w:lastColumn="0" w:noHBand="0" w:noVBand="1"/>
+      </w:tblPr>
+      <w:tblGrid>
+        <w:gridCol w:w="1754"/>
+        <w:gridCol w:w="2195"/>
+        <w:gridCol w:w="2550"/>
+        <w:gridCol w:w="2851"/>
+      </w:tblGrid>
+      <w:tr>
+        <w:tc>
+          <w:tcPr>
+            <w:tcW w:w="0" w:type="auto"/>
+            <w:hideMark/>
+          </w:tcPr>
+          <w:p>
+            <w:pPr>
+              <w:jc w:val="center"/>
+              <w:rPr>
+                <w:b/>
+                <w:bCs/>
+              </w:rPr>
+            </w:pPr>
+            <w:r>
+              <w:rPr>
+                <w:b/>
+                <w:bCs/>
+              </w:rPr>
+              <w:t>Aspect</w:t>
+            </w:r>
+          </w:p>
+        </w:tc>
+        <w:tc>
+          <w:tcPr>
+            <w:tcW w:w="0" w:type="auto"/>
+            <w:hideMark/>
+          </w:tcPr>
+          <w:p>
+            <w:pPr>
+              <w:jc w:val="center"/>
+              <w:rPr>
+                <w:b/>
+                <w:bCs/>
+              </w:rPr>
+            </w:pPr>
+            <w:r>
+              <w:rPr>
+                <w:b/>
+                <w:bCs/>
+              </w:rPr>
+              <w:t>BCO-</w:t>
+            </w:r>
+            <w:proofErr w:type="spellStart"/>
+            <w:r>
+              <w:rPr>
+                <w:b/>
+                <w:bCs/>
+              </w:rPr>
+              <w:t>ResNet</w:t>
+            </w:r>
+            <w:proofErr w:type="spellEnd"/>
+            <w:r>
+              <w:rPr>
+                <w:b/>
+                <w:bCs/>
+              </w:rPr>
+              <w:t xml:space="preserve"> Paper</w:t>
+            </w:r>
+          </w:p>
+        </w:tc>
+        <w:tc>
+          <w:tcPr>
+            <w:tcW w:w="0" w:type="auto"/>
+            <w:hideMark/>
+          </w:tcPr>
+          <w:p>
+            <w:pPr>
+              <w:jc w:val="center"/>
+              <w:rPr>
+                <w:b/>
+                <w:bCs/>
+              </w:rPr>
+            </w:pPr>
+            <w:r>
+              <w:rPr>
+                <w:b/>
+                <w:bCs/>
+              </w:rPr>
+              <w:t>Your Smart Water Gate Project</w:t>
+            </w:r>
+          </w:p>
+        </w:tc>
+        <w:tc>
+          <w:tcPr>
+            <w:tcW w:w="0" w:type="auto"/>
+            <w:hideMark/>
+          </w:tcPr>
+          <w:p>
+            <w:pPr>
+              <w:jc w:val="center"/>
+              <w:rPr>
+                <w:b/>
+                <w:bCs/>
+              </w:rPr>
+            </w:pPr>
+            <w:r>
+              <w:rPr>
+                <w:b/>
+                <w:bCs/>
+              </w:rPr>
+              <w:t>Identified Gaps</w:t>
+            </w:r>
+          </w:p>
+        </w:tc>
+      </w:tr>
+      <w:tr>
+        <w:tc>
+          <w:tcPr>
+            <w:tcW w:w="0" w:type="auto"/>
+            <w:hideMark/>
+          </w:tcPr>
+          <w:p>
+            <w:r>
+              <w:rPr>
+                <w:rStyle w:val="Strong"/>
+                <w:rFonts w:eastAsiaTheme="majorEastAsia"/>
+              </w:rPr>
+              <w:t>System Architecture</w:t>
+            </w:r>
+          </w:p>
+        </w:tc>
+        <w:tc>
+          <w:tcPr>
+            <w:tcW w:w="0" w:type="auto"/>
+            <w:hideMark/>
+          </w:tcPr>
+          <w:p>
+            <w:r>
+              <w:t>Uses cloud-based IoT sensors for prediction and actuation.</w:t>
+            </w:r>
+          </w:p>
+        </w:tc>
+        <w:tc>
+          <w:tcPr>
+            <w:tcW w:w="0" w:type="auto"/>
+            <w:hideMark/>
+          </w:tcPr>
+          <w:p>
+            <w:r>
+              <w:t xml:space="preserve">Employs a </w:t>
+            </w:r>
+            <w:r>
+              <w:rPr>
+                <w:rStyle w:val="Strong"/>
+                <w:rFonts w:eastAsiaTheme="majorEastAsia"/>
+              </w:rPr>
+              <w:t>local edge-based CPS</w:t>
+            </w:r>
+            <w:r>
+              <w:t xml:space="preserve"> (Raspberry Pi with on-site control).</w:t>
+            </w:r>
+          </w:p>
+        </w:tc>
+        <w:tc>
+          <w:tcPr>
+            <w:tcW w:w="0" w:type="auto"/>
+            <w:hideMark/>
+          </w:tcPr>
+          <w:p>
+            <w:r>
+              <w:t xml:space="preserve">The paper relies on high-compute GPU systems; lacks </w:t>
+            </w:r>
+            <w:r>
+              <w:rPr>
+                <w:rStyle w:val="Strong"/>
+                <w:rFonts w:eastAsiaTheme="majorEastAsia"/>
+              </w:rPr>
+              <w:t>edge intelligence</w:t>
+            </w:r>
+            <w:r>
+              <w:t xml:space="preserve"> or </w:t>
+            </w:r>
+            <w:r>
+              <w:rPr>
+                <w:rStyle w:val="Strong"/>
+                <w:rFonts w:eastAsiaTheme="majorEastAsia"/>
+              </w:rPr>
+              <w:t>offline resilience</w:t>
+            </w:r>
+            <w:r>
+              <w:t>.</w:t>
+            </w:r>
+          </w:p>
+        </w:tc>
+      </w:tr>
+      <w:tr>
+        <w:tc>
+          <w:tcPr>
+            <w:tcW w:w="0" w:type="auto"/>
+            <w:hideMark/>
+          </w:tcPr>
+          <w:p>
+            <w:r>
+              <w:rPr>
+                <w:rStyle w:val="Strong"/>
+                <w:rFonts w:eastAsiaTheme="majorEastAsia"/>
+              </w:rPr>
+              <w:t>Data Scope</w:t>
+            </w:r>
+          </w:p>
+        </w:tc>
+        <w:tc>
+          <w:tcPr>
+            <w:tcW w:w="0" w:type="auto"/>
+            <w:hideMark/>
+          </w:tcPr>
+          <w:p>
+            <w:r>
+              <w:t>Six-month dataset from 10 paddy fields.</w:t>
+            </w:r>
+          </w:p>
+        </w:tc>
+        <w:tc>
+          <w:tcPr>
+            <w:tcW w:w="0" w:type="auto"/>
+            <w:hideMark/>
+          </w:tcPr>
+          <w:p>
+            <w:r>
+              <w:t xml:space="preserve">Integrates real-time </w:t>
+            </w:r>
+            <w:r>
+              <w:rPr>
+                <w:rStyle w:val="Strong"/>
+                <w:rFonts w:eastAsiaTheme="majorEastAsia"/>
+              </w:rPr>
+              <w:t>rainfall</w:t>
+            </w:r>
+            <w:r>
+              <w:t xml:space="preserve">, </w:t>
+            </w:r>
+            <w:r>
+              <w:rPr>
+                <w:rStyle w:val="Strong"/>
+                <w:rFonts w:eastAsiaTheme="majorEastAsia"/>
+              </w:rPr>
+              <w:t>soil moisture</w:t>
+            </w:r>
+            <w:r>
+              <w:t xml:space="preserve">, and </w:t>
+            </w:r>
+            <w:r>
+              <w:rPr>
+                <w:rStyle w:val="Strong"/>
+                <w:rFonts w:eastAsiaTheme="majorEastAsia"/>
+              </w:rPr>
+              <w:t>tank-level sensors</w:t>
+            </w:r>
+            <w:r>
+              <w:t xml:space="preserve"> for local irrigation control.</w:t>
+            </w:r>
+          </w:p>
+        </w:tc>
+        <w:tc>
+          <w:tcPr>
+            <w:tcW w:w="0" w:type="auto"/>
+            <w:hideMark/>
+          </w:tcPr>
+          <w:p>
+            <w:r>
+              <w:t xml:space="preserve">Missing </w:t>
+            </w:r>
+            <w:r>
+              <w:rPr>
+                <w:rStyle w:val="Strong"/>
+                <w:rFonts w:eastAsiaTheme="majorEastAsia"/>
+              </w:rPr>
+              <w:t>hydrological parameters</w:t>
+            </w:r>
+            <w:r>
+              <w:t xml:space="preserve"> and </w:t>
+            </w:r>
+            <w:r>
+              <w:rPr>
+                <w:rStyle w:val="Strong"/>
+                <w:rFonts w:eastAsiaTheme="majorEastAsia"/>
+              </w:rPr>
+              <w:t>rainfall forecasting integration</w:t>
+            </w:r>
+            <w:r>
+              <w:t>.</w:t>
+            </w:r>
+          </w:p>
+        </w:tc>
+      </w:tr>
+      <w:tr>
+        <w:tc>
+          <w:tcPr>
+            <w:tcW w:w="0" w:type="auto"/>
+            <w:hideMark/>
+          </w:tcPr>
+          <w:p>
+            <w:r>
+              <w:rPr>
+                <w:rStyle w:val="Strong"/>
+                <w:rFonts w:eastAsiaTheme="majorEastAsia"/>
+              </w:rPr>
+              <w:t>Forecasting Ability</w:t>
+            </w:r>
+          </w:p>
+        </w:tc>
+        <w:tc>
+          <w:tcPr>
+            <w:tcW w:w="0" w:type="auto"/>
+            <w:hideMark/>
+          </w:tcPr>
+          <w:p>
+            <w:r>
+              <w:t>Predicts immediate irrigation needs (reactive).</w:t>
+            </w:r>
+          </w:p>
+        </w:tc>
+        <w:tc>
+          <w:tcPr>
+            <w:tcW w:w="0" w:type="auto"/>
+            <w:hideMark/>
+          </w:tcPr>
+          <w:p>
+            <w:r>
+              <w:t xml:space="preserve">Aims to include </w:t>
+            </w:r>
+            <w:r>
+              <w:rPr>
+                <w:rStyle w:val="Strong"/>
+                <w:rFonts w:eastAsiaTheme="majorEastAsia"/>
+              </w:rPr>
+              <w:t>daily forecasting</w:t>
+            </w:r>
+            <w:r>
+              <w:t xml:space="preserve"> of water requirements using ML.</w:t>
+            </w:r>
+          </w:p>
+        </w:tc>
+        <w:tc>
+          <w:tcPr>
+            <w:tcW w:w="0" w:type="auto"/>
+            <w:hideMark/>
+          </w:tcPr>
+          <w:p>
+            <w:r>
+              <w:t xml:space="preserve">No </w:t>
+            </w:r>
+            <w:r>
+              <w:rPr>
+                <w:rStyle w:val="Strong"/>
+                <w:rFonts w:eastAsiaTheme="majorEastAsia"/>
+              </w:rPr>
+              <w:t>temporal forecasting</w:t>
+            </w:r>
+            <w:r>
+              <w:t xml:space="preserve"> capability (short-term only).</w:t>
+            </w:r>
+          </w:p>
+        </w:tc>
+      </w:tr>
+      <w:tr>
+        <w:tc>
+          <w:tcPr>
+            <w:tcW w:w="0" w:type="auto"/>
+            <w:hideMark/>
+          </w:tcPr>
+          <w:p>
+            <w:r>
+              <w:rPr>
+                <w:rStyle w:val="Strong"/>
+                <w:rFonts w:eastAsiaTheme="majorEastAsia"/>
+              </w:rPr>
+              <w:t>Control Layer</w:t>
+            </w:r>
+          </w:p>
+        </w:tc>
+        <w:tc>
+          <w:tcPr>
+            <w:tcW w:w="0" w:type="auto"/>
+            <w:hideMark/>
+          </w:tcPr>
+          <w:p>
+            <w:r>
+              <w:t>Uses automated valves but focuses mainly on prediction.</w:t>
+            </w:r>
+          </w:p>
+        </w:tc>
+        <w:tc>
+          <w:tcPr>
+            <w:tcW w:w="0" w:type="auto"/>
+            <w:hideMark/>
+          </w:tcPr>
+          <w:p>
+            <w:r>
+              <w:t xml:space="preserve">Integrates </w:t>
+            </w:r>
+            <w:r>
+              <w:rPr>
+                <w:rStyle w:val="Strong"/>
+                <w:rFonts w:eastAsiaTheme="majorEastAsia"/>
+              </w:rPr>
+              <w:t>predictive + control automation</w:t>
+            </w:r>
+            <w:r>
+              <w:t xml:space="preserve"> (Smart Gate with actuation logic).</w:t>
+            </w:r>
+          </w:p>
+        </w:tc>
+        <w:tc>
+          <w:tcPr>
+            <w:tcW w:w="0" w:type="auto"/>
+            <w:hideMark/>
+          </w:tcPr>
+          <w:p>
+            <w:r>
+              <w:t xml:space="preserve">Control is </w:t>
+            </w:r>
+            <w:r>
+              <w:rPr>
+                <w:rStyle w:val="Strong"/>
+                <w:rFonts w:eastAsiaTheme="majorEastAsia"/>
+              </w:rPr>
+              <w:t>not deeply coupled</w:t>
+            </w:r>
+            <w:r>
+              <w:t xml:space="preserve"> with ML in the BCO-</w:t>
+            </w:r>
+            <w:proofErr w:type="spellStart"/>
+            <w:r>
+              <w:t>ResNet</w:t>
+            </w:r>
+            <w:proofErr w:type="spellEnd"/>
+            <w:r>
+              <w:t xml:space="preserve"> model.</w:t>
+            </w:r>
+          </w:p>
+        </w:tc>
+      </w:tr>
+      <w:tr>
+        <w:tc>
+          <w:tcPr>
+            <w:tcW w:w="0" w:type="auto"/>
+            <w:hideMark/>
+          </w:tcPr>
+          <w:p>
+            <w:r>
+              <w:rPr>
+                <w:rStyle w:val="Strong"/>
+                <w:rFonts w:eastAsiaTheme="majorEastAsia"/>
+              </w:rPr>
+              <w:t>Scalability</w:t>
+            </w:r>
+          </w:p>
+        </w:tc>
+        <w:tc>
+          <w:tcPr>
+            <w:tcW w:w="0" w:type="auto"/>
+            <w:hideMark/>
+          </w:tcPr>
+          <w:p>
+            <w:r>
+              <w:t>Requires GPU-based processing; not field-deployable for small farms.</w:t>
+            </w:r>
+          </w:p>
+        </w:tc>
+        <w:tc>
+          <w:tcPr>
+            <w:tcW w:w="0" w:type="auto"/>
+            <w:hideMark/>
+          </w:tcPr>
+          <w:p>
+            <w:r>
+              <w:t xml:space="preserve">Designed for </w:t>
+            </w:r>
+            <w:r>
+              <w:rPr>
+                <w:rStyle w:val="Strong"/>
+                <w:rFonts w:eastAsiaTheme="majorEastAsia"/>
+              </w:rPr>
+              <w:t>low-cost IoT and edge hardware (Raspberry Pi)</w:t>
+            </w:r>
+            <w:r>
+              <w:t>.</w:t>
+            </w:r>
+          </w:p>
+        </w:tc>
+        <w:tc>
+          <w:tcPr>
+            <w:tcW w:w="0" w:type="auto"/>
+            <w:hideMark/>
+          </w:tcPr>
+          <w:p>
+            <w:r>
+              <w:t xml:space="preserve">Computationally expensive; </w:t>
+            </w:r>
+            <w:r>
+              <w:rPr>
+                <w:rStyle w:val="Strong"/>
+                <w:rFonts w:eastAsiaTheme="majorEastAsia"/>
+              </w:rPr>
+              <w:t>no resource-efficient adaptation</w:t>
+            </w:r>
+            <w:r>
+              <w:t xml:space="preserve"> for small-scale farmers.</w:t>
+            </w:r>
+          </w:p>
+        </w:tc>
+      </w:tr>
+      <w:tr>
+        <w:tc>
+          <w:tcPr>
+            <w:tcW w:w="0" w:type="auto"/>
+            <w:hideMark/>
+          </w:tcPr>
+          <w:p>
+            <w:r>
+              <w:rPr>
+                <w:rStyle w:val="Strong"/>
+                <w:rFonts w:eastAsiaTheme="majorEastAsia"/>
+              </w:rPr>
+              <w:t>Model Transparency</w:t>
+            </w:r>
+          </w:p>
+        </w:tc>
+        <w:tc>
+          <w:tcPr>
+            <w:tcW w:w="0" w:type="auto"/>
+            <w:hideMark/>
+          </w:tcPr>
+          <w:p>
+            <w:r>
+              <w:t>Deep learning (</w:t>
+            </w:r>
+            <w:proofErr w:type="spellStart"/>
+            <w:r>
+              <w:t>ResNet</w:t>
+            </w:r>
+            <w:proofErr w:type="spellEnd"/>
+            <w:r>
+              <w:t>) model is a black-box approach.</w:t>
+            </w:r>
+          </w:p>
+        </w:tc>
+        <w:tc>
+          <w:tcPr>
+            <w:tcW w:w="0" w:type="auto"/>
+            <w:hideMark/>
+          </w:tcPr>
+          <w:p>
+            <w:r>
+              <w:t>Uses interpretable ML and sensor-driven threshold prediction.</w:t>
+            </w:r>
+          </w:p>
+        </w:tc>
+        <w:tc>
+          <w:tcPr>
+            <w:tcW w:w="0" w:type="auto"/>
+            <w:hideMark/>
+          </w:tcPr>
+          <w:p>
+            <w:r>
+              <w:rPr>
+                <w:rStyle w:val="Strong"/>
+                <w:rFonts w:eastAsiaTheme="majorEastAsia"/>
+              </w:rPr>
+              <w:t>Explainability gap</w:t>
+            </w:r>
+            <w:r>
+              <w:t xml:space="preserve"> – limited model interpretability for farmers.</w:t>
+            </w:r>
+          </w:p>
+        </w:tc>
+      </w:tr>
+      <w:tr>
+        <w:tc>
+          <w:tcPr>
+            <w:tcW w:w="0" w:type="auto"/>
+            <w:hideMark/>
+          </w:tcPr>
+          <w:p>
+            <w:r>
+              <w:rPr>
+                <w:rStyle w:val="Strong"/>
+                <w:rFonts w:eastAsiaTheme="majorEastAsia"/>
+              </w:rPr>
+              <w:t>Validation</w:t>
+            </w:r>
+          </w:p>
+        </w:tc>
+        <w:tc>
+          <w:tcPr>
+            <w:tcW w:w="0" w:type="auto"/>
+            <w:hideMark/>
+          </w:tcPr>
+          <w:p>
+            <w:r>
+              <w:t>Simulated environment only (Python).</w:t>
+            </w:r>
+          </w:p>
+        </w:tc>
+        <w:tc>
+          <w:tcPr>
+            <w:tcW w:w="0" w:type="auto"/>
+            <w:hideMark/>
+          </w:tcPr>
+          <w:p>
+            <w:r>
+              <w:t xml:space="preserve">Field-deployable prototype for </w:t>
+            </w:r>
+            <w:r>
+              <w:rPr>
+                <w:rStyle w:val="Strong"/>
+                <w:rFonts w:eastAsiaTheme="majorEastAsia"/>
+              </w:rPr>
+              <w:t>real-world paddy irrigation</w:t>
+            </w:r>
+            <w:r>
+              <w:t>.</w:t>
+            </w:r>
+          </w:p>
+        </w:tc>
+        <w:tc>
+          <w:tcPr>
+            <w:tcW w:w="0" w:type="auto"/>
+            <w:hideMark/>
+          </w:tcPr>
+          <w:p>
+            <w:r>
+              <w:rPr>
+                <w:rStyle w:val="Strong"/>
+                <w:rFonts w:eastAsiaTheme="majorEastAsia"/>
+              </w:rPr>
+              <w:t>No hardware integration testing</w:t>
+            </w:r>
+            <w:r>
+              <w:t xml:space="preserve"> reported.</w:t>
+            </w:r>
+          </w:p>
+        </w:tc>
+      </w:tr>
+    </w:tbl>
+    <w:p>
+      <w:pPr>
+        <w:rPr>
+          <w:b/>
+          <w:bCs/>
+          <w:sz w:val="27"/>
+          <w:szCs w:val="27"/>
+        </w:rPr>
+      </w:pPr>
+    </w:p>
+    <w:p/>
+    <w:p/>
+    <w:p/>
+    <w:p/>
+    <w:p/>
+    <w:p/>
+    <w:p/>
+    <w:p/>
+    <w:p/>
+    <w:p/>
+    <w:p/>
+    <w:p>
+      <w:pPr>
         <w:pStyle w:val="Heading2"/>
       </w:pPr>
       <w:r>
         <w:rPr>
           <w:rFonts w:eastAsia="Times New Roman"/>
         </w:rPr>
+        <w:lastRenderedPageBreak/>
         <w:t>Conclusion</w:t>
       </w:r>
     </w:p>
@@ -24074,6 +26317,11 @@
       <w:r>
         <w:t xml:space="preserve"> over time.</w:t>
       </w:r>
+    </w:p>
+    <w:p>
+      <w:pPr>
+        <w:spacing w:before="100" w:beforeAutospacing="1" w:after="100" w:afterAutospacing="1"/>
+      </w:pPr>
     </w:p>
     <w:tbl>
       <w:tblPr>
@@ -26789,6 +29037,155 @@
     </w:lvl>
   </w:abstractNum>
   <w:abstractNum w:abstractNumId="9" w15:restartNumberingAfterBreak="0">
+    <w:nsid w:val="0B434807"/>
+    <w:multiLevelType w:val="multilevel"/>
+    <w:tmpl w:val="DE3055AC"/>
+    <w:lvl w:ilvl="0">
+      <w:start w:val="1"/>
+      <w:numFmt w:val="bullet"/>
+      <w:lvlText w:val=""/>
+      <w:lvlJc w:val="left"/>
+      <w:pPr>
+        <w:tabs>
+          <w:tab w:val="num" w:pos="720"/>
+        </w:tabs>
+        <w:ind w:left="720" w:hanging="360"/>
+      </w:pPr>
+      <w:rPr>
+        <w:rFonts w:ascii="Symbol" w:hAnsi="Symbol" w:hint="default"/>
+        <w:sz w:val="20"/>
+      </w:rPr>
+    </w:lvl>
+    <w:lvl w:ilvl="1" w:tentative="1">
+      <w:start w:val="1"/>
+      <w:numFmt w:val="bullet"/>
+      <w:lvlText w:val="o"/>
+      <w:lvlJc w:val="left"/>
+      <w:pPr>
+        <w:tabs>
+          <w:tab w:val="num" w:pos="1440"/>
+        </w:tabs>
+        <w:ind w:left="1440" w:hanging="360"/>
+      </w:pPr>
+      <w:rPr>
+        <w:rFonts w:ascii="Courier New" w:hAnsi="Courier New" w:hint="default"/>
+        <w:sz w:val="20"/>
+      </w:rPr>
+    </w:lvl>
+    <w:lvl w:ilvl="2" w:tentative="1">
+      <w:start w:val="1"/>
+      <w:numFmt w:val="bullet"/>
+      <w:lvlText w:val=""/>
+      <w:lvlJc w:val="left"/>
+      <w:pPr>
+        <w:tabs>
+          <w:tab w:val="num" w:pos="2160"/>
+        </w:tabs>
+        <w:ind w:left="2160" w:hanging="360"/>
+      </w:pPr>
+      <w:rPr>
+        <w:rFonts w:ascii="Wingdings" w:hAnsi="Wingdings" w:hint="default"/>
+        <w:sz w:val="20"/>
+      </w:rPr>
+    </w:lvl>
+    <w:lvl w:ilvl="3" w:tentative="1">
+      <w:start w:val="1"/>
+      <w:numFmt w:val="bullet"/>
+      <w:lvlText w:val=""/>
+      <w:lvlJc w:val="left"/>
+      <w:pPr>
+        <w:tabs>
+          <w:tab w:val="num" w:pos="2880"/>
+        </w:tabs>
+        <w:ind w:left="2880" w:hanging="360"/>
+      </w:pPr>
+      <w:rPr>
+        <w:rFonts w:ascii="Wingdings" w:hAnsi="Wingdings" w:hint="default"/>
+        <w:sz w:val="20"/>
+      </w:rPr>
+    </w:lvl>
+    <w:lvl w:ilvl="4" w:tentative="1">
+      <w:start w:val="1"/>
+      <w:numFmt w:val="bullet"/>
+      <w:lvlText w:val=""/>
+      <w:lvlJc w:val="left"/>
+      <w:pPr>
+        <w:tabs>
+          <w:tab w:val="num" w:pos="3600"/>
+        </w:tabs>
+        <w:ind w:left="3600" w:hanging="360"/>
+      </w:pPr>
+      <w:rPr>
+        <w:rFonts w:ascii="Wingdings" w:hAnsi="Wingdings" w:hint="default"/>
+        <w:sz w:val="20"/>
+      </w:rPr>
+    </w:lvl>
+    <w:lvl w:ilvl="5" w:tentative="1">
+      <w:start w:val="1"/>
+      <w:numFmt w:val="bullet"/>
+      <w:lvlText w:val=""/>
+      <w:lvlJc w:val="left"/>
+      <w:pPr>
+        <w:tabs>
+          <w:tab w:val="num" w:pos="4320"/>
+        </w:tabs>
+        <w:ind w:left="4320" w:hanging="360"/>
+      </w:pPr>
+      <w:rPr>
+        <w:rFonts w:ascii="Wingdings" w:hAnsi="Wingdings" w:hint="default"/>
+        <w:sz w:val="20"/>
+      </w:rPr>
+    </w:lvl>
+    <w:lvl w:ilvl="6" w:tentative="1">
+      <w:start w:val="1"/>
+      <w:numFmt w:val="bullet"/>
+      <w:lvlText w:val=""/>
+      <w:lvlJc w:val="left"/>
+      <w:pPr>
+        <w:tabs>
+          <w:tab w:val="num" w:pos="5040"/>
+        </w:tabs>
+        <w:ind w:left="5040" w:hanging="360"/>
+      </w:pPr>
+      <w:rPr>
+        <w:rFonts w:ascii="Wingdings" w:hAnsi="Wingdings" w:hint="default"/>
+        <w:sz w:val="20"/>
+      </w:rPr>
+    </w:lvl>
+    <w:lvl w:ilvl="7" w:tentative="1">
+      <w:start w:val="1"/>
+      <w:numFmt w:val="bullet"/>
+      <w:lvlText w:val=""/>
+      <w:lvlJc w:val="left"/>
+      <w:pPr>
+        <w:tabs>
+          <w:tab w:val="num" w:pos="5760"/>
+        </w:tabs>
+        <w:ind w:left="5760" w:hanging="360"/>
+      </w:pPr>
+      <w:rPr>
+        <w:rFonts w:ascii="Wingdings" w:hAnsi="Wingdings" w:hint="default"/>
+        <w:sz w:val="20"/>
+      </w:rPr>
+    </w:lvl>
+    <w:lvl w:ilvl="8" w:tentative="1">
+      <w:start w:val="1"/>
+      <w:numFmt w:val="bullet"/>
+      <w:lvlText w:val=""/>
+      <w:lvlJc w:val="left"/>
+      <w:pPr>
+        <w:tabs>
+          <w:tab w:val="num" w:pos="6480"/>
+        </w:tabs>
+        <w:ind w:left="6480" w:hanging="360"/>
+      </w:pPr>
+      <w:rPr>
+        <w:rFonts w:ascii="Wingdings" w:hAnsi="Wingdings" w:hint="default"/>
+        <w:sz w:val="20"/>
+      </w:rPr>
+    </w:lvl>
+  </w:abstractNum>
+  <w:abstractNum w:abstractNumId="10" w15:restartNumberingAfterBreak="0">
     <w:nsid w:val="0BFE3205"/>
     <w:multiLevelType w:val="multilevel"/>
     <w:tmpl w:val="4DD2C3CE"/>
@@ -26937,7 +29334,7 @@
       </w:rPr>
     </w:lvl>
   </w:abstractNum>
-  <w:abstractNum w:abstractNumId="10" w15:restartNumberingAfterBreak="0">
+  <w:abstractNum w:abstractNumId="11" w15:restartNumberingAfterBreak="0">
     <w:nsid w:val="0F7A7F09"/>
     <w:multiLevelType w:val="multilevel"/>
     <w:tmpl w:val="B4BE8EA0"/>
@@ -27086,7 +29483,7 @@
       </w:rPr>
     </w:lvl>
   </w:abstractNum>
-  <w:abstractNum w:abstractNumId="11" w15:restartNumberingAfterBreak="0">
+  <w:abstractNum w:abstractNumId="12" w15:restartNumberingAfterBreak="0">
     <w:nsid w:val="139A330A"/>
     <w:multiLevelType w:val="multilevel"/>
     <w:tmpl w:val="786E7B76"/>
@@ -27235,7 +29632,7 @@
       </w:rPr>
     </w:lvl>
   </w:abstractNum>
-  <w:abstractNum w:abstractNumId="12" w15:restartNumberingAfterBreak="0">
+  <w:abstractNum w:abstractNumId="13" w15:restartNumberingAfterBreak="0">
     <w:nsid w:val="14F10ED5"/>
     <w:multiLevelType w:val="multilevel"/>
     <w:tmpl w:val="8C808E2A"/>
@@ -27384,7 +29781,7 @@
       </w:rPr>
     </w:lvl>
   </w:abstractNum>
-  <w:abstractNum w:abstractNumId="13" w15:restartNumberingAfterBreak="0">
+  <w:abstractNum w:abstractNumId="14" w15:restartNumberingAfterBreak="0">
     <w:nsid w:val="16CB2426"/>
     <w:multiLevelType w:val="multilevel"/>
     <w:tmpl w:val="E8828B36"/>
@@ -27533,7 +29930,7 @@
       </w:rPr>
     </w:lvl>
   </w:abstractNum>
-  <w:abstractNum w:abstractNumId="14" w15:restartNumberingAfterBreak="0">
+  <w:abstractNum w:abstractNumId="15" w15:restartNumberingAfterBreak="0">
     <w:nsid w:val="19186ECD"/>
     <w:multiLevelType w:val="multilevel"/>
     <w:tmpl w:val="1AF2138C"/>
@@ -27682,7 +30079,7 @@
       </w:rPr>
     </w:lvl>
   </w:abstractNum>
-  <w:abstractNum w:abstractNumId="15" w15:restartNumberingAfterBreak="0">
+  <w:abstractNum w:abstractNumId="16" w15:restartNumberingAfterBreak="0">
     <w:nsid w:val="20DD65FF"/>
     <w:multiLevelType w:val="multilevel"/>
     <w:tmpl w:val="45AAE496"/>
@@ -27831,7 +30228,7 @@
       </w:rPr>
     </w:lvl>
   </w:abstractNum>
-  <w:abstractNum w:abstractNumId="16" w15:restartNumberingAfterBreak="0">
+  <w:abstractNum w:abstractNumId="17" w15:restartNumberingAfterBreak="0">
     <w:nsid w:val="21740A59"/>
     <w:multiLevelType w:val="multilevel"/>
     <w:tmpl w:val="67220BC8"/>
@@ -27980,7 +30377,156 @@
       </w:rPr>
     </w:lvl>
   </w:abstractNum>
-  <w:abstractNum w:abstractNumId="17" w15:restartNumberingAfterBreak="0">
+  <w:abstractNum w:abstractNumId="18" w15:restartNumberingAfterBreak="0">
+    <w:nsid w:val="22E565CE"/>
+    <w:multiLevelType w:val="multilevel"/>
+    <w:tmpl w:val="C2523D50"/>
+    <w:lvl w:ilvl="0">
+      <w:start w:val="1"/>
+      <w:numFmt w:val="bullet"/>
+      <w:lvlText w:val=""/>
+      <w:lvlJc w:val="left"/>
+      <w:pPr>
+        <w:tabs>
+          <w:tab w:val="num" w:pos="720"/>
+        </w:tabs>
+        <w:ind w:left="720" w:hanging="360"/>
+      </w:pPr>
+      <w:rPr>
+        <w:rFonts w:ascii="Symbol" w:hAnsi="Symbol" w:hint="default"/>
+        <w:sz w:val="20"/>
+      </w:rPr>
+    </w:lvl>
+    <w:lvl w:ilvl="1" w:tentative="1">
+      <w:start w:val="1"/>
+      <w:numFmt w:val="bullet"/>
+      <w:lvlText w:val="o"/>
+      <w:lvlJc w:val="left"/>
+      <w:pPr>
+        <w:tabs>
+          <w:tab w:val="num" w:pos="1440"/>
+        </w:tabs>
+        <w:ind w:left="1440" w:hanging="360"/>
+      </w:pPr>
+      <w:rPr>
+        <w:rFonts w:ascii="Courier New" w:hAnsi="Courier New" w:hint="default"/>
+        <w:sz w:val="20"/>
+      </w:rPr>
+    </w:lvl>
+    <w:lvl w:ilvl="2" w:tentative="1">
+      <w:start w:val="1"/>
+      <w:numFmt w:val="bullet"/>
+      <w:lvlText w:val=""/>
+      <w:lvlJc w:val="left"/>
+      <w:pPr>
+        <w:tabs>
+          <w:tab w:val="num" w:pos="2160"/>
+        </w:tabs>
+        <w:ind w:left="2160" w:hanging="360"/>
+      </w:pPr>
+      <w:rPr>
+        <w:rFonts w:ascii="Wingdings" w:hAnsi="Wingdings" w:hint="default"/>
+        <w:sz w:val="20"/>
+      </w:rPr>
+    </w:lvl>
+    <w:lvl w:ilvl="3" w:tentative="1">
+      <w:start w:val="1"/>
+      <w:numFmt w:val="bullet"/>
+      <w:lvlText w:val=""/>
+      <w:lvlJc w:val="left"/>
+      <w:pPr>
+        <w:tabs>
+          <w:tab w:val="num" w:pos="2880"/>
+        </w:tabs>
+        <w:ind w:left="2880" w:hanging="360"/>
+      </w:pPr>
+      <w:rPr>
+        <w:rFonts w:ascii="Wingdings" w:hAnsi="Wingdings" w:hint="default"/>
+        <w:sz w:val="20"/>
+      </w:rPr>
+    </w:lvl>
+    <w:lvl w:ilvl="4" w:tentative="1">
+      <w:start w:val="1"/>
+      <w:numFmt w:val="bullet"/>
+      <w:lvlText w:val=""/>
+      <w:lvlJc w:val="left"/>
+      <w:pPr>
+        <w:tabs>
+          <w:tab w:val="num" w:pos="3600"/>
+        </w:tabs>
+        <w:ind w:left="3600" w:hanging="360"/>
+      </w:pPr>
+      <w:rPr>
+        <w:rFonts w:ascii="Wingdings" w:hAnsi="Wingdings" w:hint="default"/>
+        <w:sz w:val="20"/>
+      </w:rPr>
+    </w:lvl>
+    <w:lvl w:ilvl="5" w:tentative="1">
+      <w:start w:val="1"/>
+      <w:numFmt w:val="bullet"/>
+      <w:lvlText w:val=""/>
+      <w:lvlJc w:val="left"/>
+      <w:pPr>
+        <w:tabs>
+          <w:tab w:val="num" w:pos="4320"/>
+        </w:tabs>
+        <w:ind w:left="4320" w:hanging="360"/>
+      </w:pPr>
+      <w:rPr>
+        <w:rFonts w:ascii="Wingdings" w:hAnsi="Wingdings" w:hint="default"/>
+        <w:sz w:val="20"/>
+      </w:rPr>
+    </w:lvl>
+    <w:lvl w:ilvl="6" w:tentative="1">
+      <w:start w:val="1"/>
+      <w:numFmt w:val="bullet"/>
+      <w:lvlText w:val=""/>
+      <w:lvlJc w:val="left"/>
+      <w:pPr>
+        <w:tabs>
+          <w:tab w:val="num" w:pos="5040"/>
+        </w:tabs>
+        <w:ind w:left="5040" w:hanging="360"/>
+      </w:pPr>
+      <w:rPr>
+        <w:rFonts w:ascii="Wingdings" w:hAnsi="Wingdings" w:hint="default"/>
+        <w:sz w:val="20"/>
+      </w:rPr>
+    </w:lvl>
+    <w:lvl w:ilvl="7" w:tentative="1">
+      <w:start w:val="1"/>
+      <w:numFmt w:val="bullet"/>
+      <w:lvlText w:val=""/>
+      <w:lvlJc w:val="left"/>
+      <w:pPr>
+        <w:tabs>
+          <w:tab w:val="num" w:pos="5760"/>
+        </w:tabs>
+        <w:ind w:left="5760" w:hanging="360"/>
+      </w:pPr>
+      <w:rPr>
+        <w:rFonts w:ascii="Wingdings" w:hAnsi="Wingdings" w:hint="default"/>
+        <w:sz w:val="20"/>
+      </w:rPr>
+    </w:lvl>
+    <w:lvl w:ilvl="8" w:tentative="1">
+      <w:start w:val="1"/>
+      <w:numFmt w:val="bullet"/>
+      <w:lvlText w:val=""/>
+      <w:lvlJc w:val="left"/>
+      <w:pPr>
+        <w:tabs>
+          <w:tab w:val="num" w:pos="6480"/>
+        </w:tabs>
+        <w:ind w:left="6480" w:hanging="360"/>
+      </w:pPr>
+      <w:rPr>
+        <w:rFonts w:ascii="Wingdings" w:hAnsi="Wingdings" w:hint="default"/>
+        <w:sz w:val="20"/>
+      </w:rPr>
+    </w:lvl>
+  </w:abstractNum>
+  <w:abstractNum w:abstractNumId="19" w15:restartNumberingAfterBreak="0">
     <w:nsid w:val="262647CF"/>
     <w:multiLevelType w:val="multilevel"/>
     <w:tmpl w:val="0CD6E7D6"/>
@@ -28129,7 +30675,7 @@
       </w:rPr>
     </w:lvl>
   </w:abstractNum>
-  <w:abstractNum w:abstractNumId="18" w15:restartNumberingAfterBreak="0">
+  <w:abstractNum w:abstractNumId="20" w15:restartNumberingAfterBreak="0">
     <w:nsid w:val="2BC25A18"/>
     <w:multiLevelType w:val="multilevel"/>
     <w:tmpl w:val="1D221C28"/>
@@ -28278,7 +30824,7 @@
       </w:rPr>
     </w:lvl>
   </w:abstractNum>
-  <w:abstractNum w:abstractNumId="19" w15:restartNumberingAfterBreak="0">
+  <w:abstractNum w:abstractNumId="21" w15:restartNumberingAfterBreak="0">
     <w:nsid w:val="2E536C3B"/>
     <w:multiLevelType w:val="multilevel"/>
     <w:tmpl w:val="B7361E98"/>
@@ -28427,7 +30973,7 @@
       </w:rPr>
     </w:lvl>
   </w:abstractNum>
-  <w:abstractNum w:abstractNumId="20" w15:restartNumberingAfterBreak="0">
+  <w:abstractNum w:abstractNumId="22" w15:restartNumberingAfterBreak="0">
     <w:nsid w:val="37474F7A"/>
     <w:multiLevelType w:val="multilevel"/>
     <w:tmpl w:val="7B7EF90E"/>
@@ -28576,7 +31122,7 @@
       </w:rPr>
     </w:lvl>
   </w:abstractNum>
-  <w:abstractNum w:abstractNumId="21" w15:restartNumberingAfterBreak="0">
+  <w:abstractNum w:abstractNumId="23" w15:restartNumberingAfterBreak="0">
     <w:nsid w:val="38C65046"/>
     <w:multiLevelType w:val="multilevel"/>
     <w:tmpl w:val="C0AC1DA0"/>
@@ -28725,7 +31271,7 @@
       </w:rPr>
     </w:lvl>
   </w:abstractNum>
-  <w:abstractNum w:abstractNumId="22" w15:restartNumberingAfterBreak="0">
+  <w:abstractNum w:abstractNumId="24" w15:restartNumberingAfterBreak="0">
     <w:nsid w:val="3A447D64"/>
     <w:multiLevelType w:val="multilevel"/>
     <w:tmpl w:val="664A9D8C"/>
@@ -28874,7 +31420,156 @@
       </w:rPr>
     </w:lvl>
   </w:abstractNum>
-  <w:abstractNum w:abstractNumId="23" w15:restartNumberingAfterBreak="0">
+  <w:abstractNum w:abstractNumId="25" w15:restartNumberingAfterBreak="0">
+    <w:nsid w:val="3C15384E"/>
+    <w:multiLevelType w:val="multilevel"/>
+    <w:tmpl w:val="89C6157E"/>
+    <w:lvl w:ilvl="0">
+      <w:start w:val="1"/>
+      <w:numFmt w:val="bullet"/>
+      <w:lvlText w:val=""/>
+      <w:lvlJc w:val="left"/>
+      <w:pPr>
+        <w:tabs>
+          <w:tab w:val="num" w:pos="720"/>
+        </w:tabs>
+        <w:ind w:left="720" w:hanging="360"/>
+      </w:pPr>
+      <w:rPr>
+        <w:rFonts w:ascii="Symbol" w:hAnsi="Symbol" w:hint="default"/>
+        <w:sz w:val="20"/>
+      </w:rPr>
+    </w:lvl>
+    <w:lvl w:ilvl="1" w:tentative="1">
+      <w:start w:val="1"/>
+      <w:numFmt w:val="bullet"/>
+      <w:lvlText w:val="o"/>
+      <w:lvlJc w:val="left"/>
+      <w:pPr>
+        <w:tabs>
+          <w:tab w:val="num" w:pos="1440"/>
+        </w:tabs>
+        <w:ind w:left="1440" w:hanging="360"/>
+      </w:pPr>
+      <w:rPr>
+        <w:rFonts w:ascii="Courier New" w:hAnsi="Courier New" w:hint="default"/>
+        <w:sz w:val="20"/>
+      </w:rPr>
+    </w:lvl>
+    <w:lvl w:ilvl="2" w:tentative="1">
+      <w:start w:val="1"/>
+      <w:numFmt w:val="bullet"/>
+      <w:lvlText w:val=""/>
+      <w:lvlJc w:val="left"/>
+      <w:pPr>
+        <w:tabs>
+          <w:tab w:val="num" w:pos="2160"/>
+        </w:tabs>
+        <w:ind w:left="2160" w:hanging="360"/>
+      </w:pPr>
+      <w:rPr>
+        <w:rFonts w:ascii="Wingdings" w:hAnsi="Wingdings" w:hint="default"/>
+        <w:sz w:val="20"/>
+      </w:rPr>
+    </w:lvl>
+    <w:lvl w:ilvl="3" w:tentative="1">
+      <w:start w:val="1"/>
+      <w:numFmt w:val="bullet"/>
+      <w:lvlText w:val=""/>
+      <w:lvlJc w:val="left"/>
+      <w:pPr>
+        <w:tabs>
+          <w:tab w:val="num" w:pos="2880"/>
+        </w:tabs>
+        <w:ind w:left="2880" w:hanging="360"/>
+      </w:pPr>
+      <w:rPr>
+        <w:rFonts w:ascii="Wingdings" w:hAnsi="Wingdings" w:hint="default"/>
+        <w:sz w:val="20"/>
+      </w:rPr>
+    </w:lvl>
+    <w:lvl w:ilvl="4" w:tentative="1">
+      <w:start w:val="1"/>
+      <w:numFmt w:val="bullet"/>
+      <w:lvlText w:val=""/>
+      <w:lvlJc w:val="left"/>
+      <w:pPr>
+        <w:tabs>
+          <w:tab w:val="num" w:pos="3600"/>
+        </w:tabs>
+        <w:ind w:left="3600" w:hanging="360"/>
+      </w:pPr>
+      <w:rPr>
+        <w:rFonts w:ascii="Wingdings" w:hAnsi="Wingdings" w:hint="default"/>
+        <w:sz w:val="20"/>
+      </w:rPr>
+    </w:lvl>
+    <w:lvl w:ilvl="5" w:tentative="1">
+      <w:start w:val="1"/>
+      <w:numFmt w:val="bullet"/>
+      <w:lvlText w:val=""/>
+      <w:lvlJc w:val="left"/>
+      <w:pPr>
+        <w:tabs>
+          <w:tab w:val="num" w:pos="4320"/>
+        </w:tabs>
+        <w:ind w:left="4320" w:hanging="360"/>
+      </w:pPr>
+      <w:rPr>
+        <w:rFonts w:ascii="Wingdings" w:hAnsi="Wingdings" w:hint="default"/>
+        <w:sz w:val="20"/>
+      </w:rPr>
+    </w:lvl>
+    <w:lvl w:ilvl="6" w:tentative="1">
+      <w:start w:val="1"/>
+      <w:numFmt w:val="bullet"/>
+      <w:lvlText w:val=""/>
+      <w:lvlJc w:val="left"/>
+      <w:pPr>
+        <w:tabs>
+          <w:tab w:val="num" w:pos="5040"/>
+        </w:tabs>
+        <w:ind w:left="5040" w:hanging="360"/>
+      </w:pPr>
+      <w:rPr>
+        <w:rFonts w:ascii="Wingdings" w:hAnsi="Wingdings" w:hint="default"/>
+        <w:sz w:val="20"/>
+      </w:rPr>
+    </w:lvl>
+    <w:lvl w:ilvl="7" w:tentative="1">
+      <w:start w:val="1"/>
+      <w:numFmt w:val="bullet"/>
+      <w:lvlText w:val=""/>
+      <w:lvlJc w:val="left"/>
+      <w:pPr>
+        <w:tabs>
+          <w:tab w:val="num" w:pos="5760"/>
+        </w:tabs>
+        <w:ind w:left="5760" w:hanging="360"/>
+      </w:pPr>
+      <w:rPr>
+        <w:rFonts w:ascii="Wingdings" w:hAnsi="Wingdings" w:hint="default"/>
+        <w:sz w:val="20"/>
+      </w:rPr>
+    </w:lvl>
+    <w:lvl w:ilvl="8" w:tentative="1">
+      <w:start w:val="1"/>
+      <w:numFmt w:val="bullet"/>
+      <w:lvlText w:val=""/>
+      <w:lvlJc w:val="left"/>
+      <w:pPr>
+        <w:tabs>
+          <w:tab w:val="num" w:pos="6480"/>
+        </w:tabs>
+        <w:ind w:left="6480" w:hanging="360"/>
+      </w:pPr>
+      <w:rPr>
+        <w:rFonts w:ascii="Wingdings" w:hAnsi="Wingdings" w:hint="default"/>
+        <w:sz w:val="20"/>
+      </w:rPr>
+    </w:lvl>
+  </w:abstractNum>
+  <w:abstractNum w:abstractNumId="26" w15:restartNumberingAfterBreak="0">
     <w:nsid w:val="3C387677"/>
     <w:multiLevelType w:val="multilevel"/>
     <w:tmpl w:val="29A4C114"/>
@@ -29023,7 +31718,7 @@
       </w:rPr>
     </w:lvl>
   </w:abstractNum>
-  <w:abstractNum w:abstractNumId="24" w15:restartNumberingAfterBreak="0">
+  <w:abstractNum w:abstractNumId="27" w15:restartNumberingAfterBreak="0">
     <w:nsid w:val="3DCD180F"/>
     <w:multiLevelType w:val="multilevel"/>
     <w:tmpl w:val="43101142"/>
@@ -29172,7 +31867,7 @@
       </w:rPr>
     </w:lvl>
   </w:abstractNum>
-  <w:abstractNum w:abstractNumId="25" w15:restartNumberingAfterBreak="0">
+  <w:abstractNum w:abstractNumId="28" w15:restartNumberingAfterBreak="0">
     <w:nsid w:val="3DDF448C"/>
     <w:multiLevelType w:val="multilevel"/>
     <w:tmpl w:val="C63ED86E"/>
@@ -29321,7 +32016,7 @@
       </w:rPr>
     </w:lvl>
   </w:abstractNum>
-  <w:abstractNum w:abstractNumId="26" w15:restartNumberingAfterBreak="0">
+  <w:abstractNum w:abstractNumId="29" w15:restartNumberingAfterBreak="0">
     <w:nsid w:val="4133775D"/>
     <w:multiLevelType w:val="multilevel"/>
     <w:tmpl w:val="05AE34A6"/>
@@ -29470,7 +32165,7 @@
       </w:rPr>
     </w:lvl>
   </w:abstractNum>
-  <w:abstractNum w:abstractNumId="27" w15:restartNumberingAfterBreak="0">
+  <w:abstractNum w:abstractNumId="30" w15:restartNumberingAfterBreak="0">
     <w:nsid w:val="43816562"/>
     <w:multiLevelType w:val="multilevel"/>
     <w:tmpl w:val="3E0A62B8"/>
@@ -29619,7 +32314,7 @@
       </w:rPr>
     </w:lvl>
   </w:abstractNum>
-  <w:abstractNum w:abstractNumId="28" w15:restartNumberingAfterBreak="0">
+  <w:abstractNum w:abstractNumId="31" w15:restartNumberingAfterBreak="0">
     <w:nsid w:val="442E4A90"/>
     <w:multiLevelType w:val="multilevel"/>
     <w:tmpl w:val="552CC96C"/>
@@ -29768,7 +32463,7 @@
       </w:rPr>
     </w:lvl>
   </w:abstractNum>
-  <w:abstractNum w:abstractNumId="29" w15:restartNumberingAfterBreak="0">
+  <w:abstractNum w:abstractNumId="32" w15:restartNumberingAfterBreak="0">
     <w:nsid w:val="4598247A"/>
     <w:multiLevelType w:val="multilevel"/>
     <w:tmpl w:val="49EA01BA"/>
@@ -29881,7 +32576,7 @@
       </w:pPr>
     </w:lvl>
   </w:abstractNum>
-  <w:abstractNum w:abstractNumId="30" w15:restartNumberingAfterBreak="0">
+  <w:abstractNum w:abstractNumId="33" w15:restartNumberingAfterBreak="0">
     <w:nsid w:val="4C8F4E92"/>
     <w:multiLevelType w:val="multilevel"/>
     <w:tmpl w:val="1D7C6E60"/>
@@ -30030,7 +32725,156 @@
       </w:rPr>
     </w:lvl>
   </w:abstractNum>
-  <w:abstractNum w:abstractNumId="31" w15:restartNumberingAfterBreak="0">
+  <w:abstractNum w:abstractNumId="34" w15:restartNumberingAfterBreak="0">
+    <w:nsid w:val="4DBB3CBF"/>
+    <w:multiLevelType w:val="multilevel"/>
+    <w:tmpl w:val="44A84ECE"/>
+    <w:lvl w:ilvl="0">
+      <w:start w:val="1"/>
+      <w:numFmt w:val="bullet"/>
+      <w:lvlText w:val=""/>
+      <w:lvlJc w:val="left"/>
+      <w:pPr>
+        <w:tabs>
+          <w:tab w:val="num" w:pos="720"/>
+        </w:tabs>
+        <w:ind w:left="720" w:hanging="360"/>
+      </w:pPr>
+      <w:rPr>
+        <w:rFonts w:ascii="Symbol" w:hAnsi="Symbol" w:hint="default"/>
+        <w:sz w:val="20"/>
+      </w:rPr>
+    </w:lvl>
+    <w:lvl w:ilvl="1" w:tentative="1">
+      <w:start w:val="1"/>
+      <w:numFmt w:val="bullet"/>
+      <w:lvlText w:val="o"/>
+      <w:lvlJc w:val="left"/>
+      <w:pPr>
+        <w:tabs>
+          <w:tab w:val="num" w:pos="1440"/>
+        </w:tabs>
+        <w:ind w:left="1440" w:hanging="360"/>
+      </w:pPr>
+      <w:rPr>
+        <w:rFonts w:ascii="Courier New" w:hAnsi="Courier New" w:hint="default"/>
+        <w:sz w:val="20"/>
+      </w:rPr>
+    </w:lvl>
+    <w:lvl w:ilvl="2" w:tentative="1">
+      <w:start w:val="1"/>
+      <w:numFmt w:val="bullet"/>
+      <w:lvlText w:val=""/>
+      <w:lvlJc w:val="left"/>
+      <w:pPr>
+        <w:tabs>
+          <w:tab w:val="num" w:pos="2160"/>
+        </w:tabs>
+        <w:ind w:left="2160" w:hanging="360"/>
+      </w:pPr>
+      <w:rPr>
+        <w:rFonts w:ascii="Wingdings" w:hAnsi="Wingdings" w:hint="default"/>
+        <w:sz w:val="20"/>
+      </w:rPr>
+    </w:lvl>
+    <w:lvl w:ilvl="3" w:tentative="1">
+      <w:start w:val="1"/>
+      <w:numFmt w:val="bullet"/>
+      <w:lvlText w:val=""/>
+      <w:lvlJc w:val="left"/>
+      <w:pPr>
+        <w:tabs>
+          <w:tab w:val="num" w:pos="2880"/>
+        </w:tabs>
+        <w:ind w:left="2880" w:hanging="360"/>
+      </w:pPr>
+      <w:rPr>
+        <w:rFonts w:ascii="Wingdings" w:hAnsi="Wingdings" w:hint="default"/>
+        <w:sz w:val="20"/>
+      </w:rPr>
+    </w:lvl>
+    <w:lvl w:ilvl="4" w:tentative="1">
+      <w:start w:val="1"/>
+      <w:numFmt w:val="bullet"/>
+      <w:lvlText w:val=""/>
+      <w:lvlJc w:val="left"/>
+      <w:pPr>
+        <w:tabs>
+          <w:tab w:val="num" w:pos="3600"/>
+        </w:tabs>
+        <w:ind w:left="3600" w:hanging="360"/>
+      </w:pPr>
+      <w:rPr>
+        <w:rFonts w:ascii="Wingdings" w:hAnsi="Wingdings" w:hint="default"/>
+        <w:sz w:val="20"/>
+      </w:rPr>
+    </w:lvl>
+    <w:lvl w:ilvl="5" w:tentative="1">
+      <w:start w:val="1"/>
+      <w:numFmt w:val="bullet"/>
+      <w:lvlText w:val=""/>
+      <w:lvlJc w:val="left"/>
+      <w:pPr>
+        <w:tabs>
+          <w:tab w:val="num" w:pos="4320"/>
+        </w:tabs>
+        <w:ind w:left="4320" w:hanging="360"/>
+      </w:pPr>
+      <w:rPr>
+        <w:rFonts w:ascii="Wingdings" w:hAnsi="Wingdings" w:hint="default"/>
+        <w:sz w:val="20"/>
+      </w:rPr>
+    </w:lvl>
+    <w:lvl w:ilvl="6" w:tentative="1">
+      <w:start w:val="1"/>
+      <w:numFmt w:val="bullet"/>
+      <w:lvlText w:val=""/>
+      <w:lvlJc w:val="left"/>
+      <w:pPr>
+        <w:tabs>
+          <w:tab w:val="num" w:pos="5040"/>
+        </w:tabs>
+        <w:ind w:left="5040" w:hanging="360"/>
+      </w:pPr>
+      <w:rPr>
+        <w:rFonts w:ascii="Wingdings" w:hAnsi="Wingdings" w:hint="default"/>
+        <w:sz w:val="20"/>
+      </w:rPr>
+    </w:lvl>
+    <w:lvl w:ilvl="7" w:tentative="1">
+      <w:start w:val="1"/>
+      <w:numFmt w:val="bullet"/>
+      <w:lvlText w:val=""/>
+      <w:lvlJc w:val="left"/>
+      <w:pPr>
+        <w:tabs>
+          <w:tab w:val="num" w:pos="5760"/>
+        </w:tabs>
+        <w:ind w:left="5760" w:hanging="360"/>
+      </w:pPr>
+      <w:rPr>
+        <w:rFonts w:ascii="Wingdings" w:hAnsi="Wingdings" w:hint="default"/>
+        <w:sz w:val="20"/>
+      </w:rPr>
+    </w:lvl>
+    <w:lvl w:ilvl="8" w:tentative="1">
+      <w:start w:val="1"/>
+      <w:numFmt w:val="bullet"/>
+      <w:lvlText w:val=""/>
+      <w:lvlJc w:val="left"/>
+      <w:pPr>
+        <w:tabs>
+          <w:tab w:val="num" w:pos="6480"/>
+        </w:tabs>
+        <w:ind w:left="6480" w:hanging="360"/>
+      </w:pPr>
+      <w:rPr>
+        <w:rFonts w:ascii="Wingdings" w:hAnsi="Wingdings" w:hint="default"/>
+        <w:sz w:val="20"/>
+      </w:rPr>
+    </w:lvl>
+  </w:abstractNum>
+  <w:abstractNum w:abstractNumId="35" w15:restartNumberingAfterBreak="0">
     <w:nsid w:val="51C13048"/>
     <w:multiLevelType w:val="multilevel"/>
     <w:tmpl w:val="0E4276F4"/>
@@ -30179,7 +33023,7 @@
       </w:rPr>
     </w:lvl>
   </w:abstractNum>
-  <w:abstractNum w:abstractNumId="32" w15:restartNumberingAfterBreak="0">
+  <w:abstractNum w:abstractNumId="36" w15:restartNumberingAfterBreak="0">
     <w:nsid w:val="530F1D6E"/>
     <w:multiLevelType w:val="multilevel"/>
     <w:tmpl w:val="9ADC5F88"/>
@@ -30328,7 +33172,7 @@
       </w:rPr>
     </w:lvl>
   </w:abstractNum>
-  <w:abstractNum w:abstractNumId="33" w15:restartNumberingAfterBreak="0">
+  <w:abstractNum w:abstractNumId="37" w15:restartNumberingAfterBreak="0">
     <w:nsid w:val="532F08B0"/>
     <w:multiLevelType w:val="multilevel"/>
     <w:tmpl w:val="E15AEE04"/>
@@ -30477,7 +33321,7 @@
       </w:rPr>
     </w:lvl>
   </w:abstractNum>
-  <w:abstractNum w:abstractNumId="34" w15:restartNumberingAfterBreak="0">
+  <w:abstractNum w:abstractNumId="38" w15:restartNumberingAfterBreak="0">
     <w:nsid w:val="571057C3"/>
     <w:multiLevelType w:val="multilevel"/>
     <w:tmpl w:val="1FFA3018"/>
@@ -30626,7 +33470,7 @@
       </w:rPr>
     </w:lvl>
   </w:abstractNum>
-  <w:abstractNum w:abstractNumId="35" w15:restartNumberingAfterBreak="0">
+  <w:abstractNum w:abstractNumId="39" w15:restartNumberingAfterBreak="0">
     <w:nsid w:val="57A35B61"/>
     <w:multiLevelType w:val="multilevel"/>
     <w:tmpl w:val="BD060810"/>
@@ -30775,7 +33619,7 @@
       </w:rPr>
     </w:lvl>
   </w:abstractNum>
-  <w:abstractNum w:abstractNumId="36" w15:restartNumberingAfterBreak="0">
+  <w:abstractNum w:abstractNumId="40" w15:restartNumberingAfterBreak="0">
     <w:nsid w:val="5B2154AA"/>
     <w:multiLevelType w:val="multilevel"/>
     <w:tmpl w:val="8F64703E"/>
@@ -30924,7 +33768,7 @@
       </w:rPr>
     </w:lvl>
   </w:abstractNum>
-  <w:abstractNum w:abstractNumId="37" w15:restartNumberingAfterBreak="0">
+  <w:abstractNum w:abstractNumId="41" w15:restartNumberingAfterBreak="0">
     <w:nsid w:val="5B7C647C"/>
     <w:multiLevelType w:val="multilevel"/>
     <w:tmpl w:val="4732D14E"/>
@@ -31073,7 +33917,120 @@
       </w:rPr>
     </w:lvl>
   </w:abstractNum>
-  <w:abstractNum w:abstractNumId="38" w15:restartNumberingAfterBreak="0">
+  <w:abstractNum w:abstractNumId="42" w15:restartNumberingAfterBreak="0">
+    <w:nsid w:val="625C3698"/>
+    <w:multiLevelType w:val="multilevel"/>
+    <w:tmpl w:val="5BD464FC"/>
+    <w:lvl w:ilvl="0">
+      <w:start w:val="1"/>
+      <w:numFmt w:val="decimal"/>
+      <w:lvlText w:val="%1."/>
+      <w:lvlJc w:val="left"/>
+      <w:pPr>
+        <w:tabs>
+          <w:tab w:val="num" w:pos="720"/>
+        </w:tabs>
+        <w:ind w:left="720" w:hanging="360"/>
+      </w:pPr>
+    </w:lvl>
+    <w:lvl w:ilvl="1" w:tentative="1">
+      <w:start w:val="1"/>
+      <w:numFmt w:val="decimal"/>
+      <w:lvlText w:val="%2."/>
+      <w:lvlJc w:val="left"/>
+      <w:pPr>
+        <w:tabs>
+          <w:tab w:val="num" w:pos="1440"/>
+        </w:tabs>
+        <w:ind w:left="1440" w:hanging="360"/>
+      </w:pPr>
+    </w:lvl>
+    <w:lvl w:ilvl="2" w:tentative="1">
+      <w:start w:val="1"/>
+      <w:numFmt w:val="decimal"/>
+      <w:lvlText w:val="%3."/>
+      <w:lvlJc w:val="left"/>
+      <w:pPr>
+        <w:tabs>
+          <w:tab w:val="num" w:pos="2160"/>
+        </w:tabs>
+        <w:ind w:left="2160" w:hanging="360"/>
+      </w:pPr>
+    </w:lvl>
+    <w:lvl w:ilvl="3" w:tentative="1">
+      <w:start w:val="1"/>
+      <w:numFmt w:val="decimal"/>
+      <w:lvlText w:val="%4."/>
+      <w:lvlJc w:val="left"/>
+      <w:pPr>
+        <w:tabs>
+          <w:tab w:val="num" w:pos="2880"/>
+        </w:tabs>
+        <w:ind w:left="2880" w:hanging="360"/>
+      </w:pPr>
+    </w:lvl>
+    <w:lvl w:ilvl="4" w:tentative="1">
+      <w:start w:val="1"/>
+      <w:numFmt w:val="decimal"/>
+      <w:lvlText w:val="%5."/>
+      <w:lvlJc w:val="left"/>
+      <w:pPr>
+        <w:tabs>
+          <w:tab w:val="num" w:pos="3600"/>
+        </w:tabs>
+        <w:ind w:left="3600" w:hanging="360"/>
+      </w:pPr>
+    </w:lvl>
+    <w:lvl w:ilvl="5" w:tentative="1">
+      <w:start w:val="1"/>
+      <w:numFmt w:val="decimal"/>
+      <w:lvlText w:val="%6."/>
+      <w:lvlJc w:val="left"/>
+      <w:pPr>
+        <w:tabs>
+          <w:tab w:val="num" w:pos="4320"/>
+        </w:tabs>
+        <w:ind w:left="4320" w:hanging="360"/>
+      </w:pPr>
+    </w:lvl>
+    <w:lvl w:ilvl="6" w:tentative="1">
+      <w:start w:val="1"/>
+      <w:numFmt w:val="decimal"/>
+      <w:lvlText w:val="%7."/>
+      <w:lvlJc w:val="left"/>
+      <w:pPr>
+        <w:tabs>
+          <w:tab w:val="num" w:pos="5040"/>
+        </w:tabs>
+        <w:ind w:left="5040" w:hanging="360"/>
+      </w:pPr>
+    </w:lvl>
+    <w:lvl w:ilvl="7" w:tentative="1">
+      <w:start w:val="1"/>
+      <w:numFmt w:val="decimal"/>
+      <w:lvlText w:val="%8."/>
+      <w:lvlJc w:val="left"/>
+      <w:pPr>
+        <w:tabs>
+          <w:tab w:val="num" w:pos="5760"/>
+        </w:tabs>
+        <w:ind w:left="5760" w:hanging="360"/>
+      </w:pPr>
+    </w:lvl>
+    <w:lvl w:ilvl="8" w:tentative="1">
+      <w:start w:val="1"/>
+      <w:numFmt w:val="decimal"/>
+      <w:lvlText w:val="%9."/>
+      <w:lvlJc w:val="left"/>
+      <w:pPr>
+        <w:tabs>
+          <w:tab w:val="num" w:pos="6480"/>
+        </w:tabs>
+        <w:ind w:left="6480" w:hanging="360"/>
+      </w:pPr>
+    </w:lvl>
+  </w:abstractNum>
+  <w:abstractNum w:abstractNumId="43" w15:restartNumberingAfterBreak="0">
     <w:nsid w:val="6C6E16C1"/>
     <w:multiLevelType w:val="multilevel"/>
     <w:tmpl w:val="49E8D0D4"/>
@@ -31186,7 +34143,7 @@
       </w:pPr>
     </w:lvl>
   </w:abstractNum>
-  <w:abstractNum w:abstractNumId="39" w15:restartNumberingAfterBreak="0">
+  <w:abstractNum w:abstractNumId="44" w15:restartNumberingAfterBreak="0">
     <w:nsid w:val="6EE23484"/>
     <w:multiLevelType w:val="multilevel"/>
     <w:tmpl w:val="ADEA94DA"/>
@@ -31335,7 +34292,7 @@
       </w:rPr>
     </w:lvl>
   </w:abstractNum>
-  <w:abstractNum w:abstractNumId="40" w15:restartNumberingAfterBreak="0">
+  <w:abstractNum w:abstractNumId="45" w15:restartNumberingAfterBreak="0">
     <w:nsid w:val="6F3643B5"/>
     <w:multiLevelType w:val="multilevel"/>
     <w:tmpl w:val="4DA4087E"/>
@@ -31484,7 +34441,7 @@
       </w:rPr>
     </w:lvl>
   </w:abstractNum>
-  <w:abstractNum w:abstractNumId="41" w15:restartNumberingAfterBreak="0">
+  <w:abstractNum w:abstractNumId="46" w15:restartNumberingAfterBreak="0">
     <w:nsid w:val="70AF4C99"/>
     <w:multiLevelType w:val="multilevel"/>
     <w:tmpl w:val="BB461C1A"/>
@@ -31633,7 +34590,7 @@
       </w:rPr>
     </w:lvl>
   </w:abstractNum>
-  <w:abstractNum w:abstractNumId="42" w15:restartNumberingAfterBreak="0">
+  <w:abstractNum w:abstractNumId="47" w15:restartNumberingAfterBreak="0">
     <w:nsid w:val="72EB763E"/>
     <w:multiLevelType w:val="multilevel"/>
     <w:tmpl w:val="1A56A7AE"/>
@@ -31782,7 +34739,7 @@
       </w:rPr>
     </w:lvl>
   </w:abstractNum>
-  <w:abstractNum w:abstractNumId="43" w15:restartNumberingAfterBreak="0">
+  <w:abstractNum w:abstractNumId="48" w15:restartNumberingAfterBreak="0">
     <w:nsid w:val="73F70CC9"/>
     <w:multiLevelType w:val="multilevel"/>
     <w:tmpl w:val="5290D29C"/>
@@ -31931,7 +34888,7 @@
       </w:rPr>
     </w:lvl>
   </w:abstractNum>
-  <w:abstractNum w:abstractNumId="44" w15:restartNumberingAfterBreak="0">
+  <w:abstractNum w:abstractNumId="49" w15:restartNumberingAfterBreak="0">
     <w:nsid w:val="74FB0084"/>
     <w:multiLevelType w:val="multilevel"/>
     <w:tmpl w:val="0E726674"/>
@@ -32080,7 +35037,7 @@
       </w:rPr>
     </w:lvl>
   </w:abstractNum>
-  <w:abstractNum w:abstractNumId="45" w15:restartNumberingAfterBreak="0">
+  <w:abstractNum w:abstractNumId="50" w15:restartNumberingAfterBreak="0">
     <w:nsid w:val="751574B2"/>
     <w:multiLevelType w:val="multilevel"/>
     <w:tmpl w:val="59686906"/>
@@ -32229,7 +35186,7 @@
       </w:rPr>
     </w:lvl>
   </w:abstractNum>
-  <w:abstractNum w:abstractNumId="46" w15:restartNumberingAfterBreak="0">
+  <w:abstractNum w:abstractNumId="51" w15:restartNumberingAfterBreak="0">
     <w:nsid w:val="778C792F"/>
     <w:multiLevelType w:val="multilevel"/>
     <w:tmpl w:val="917022B4"/>
@@ -32378,7 +35335,7 @@
       </w:rPr>
     </w:lvl>
   </w:abstractNum>
-  <w:abstractNum w:abstractNumId="47" w15:restartNumberingAfterBreak="0">
+  <w:abstractNum w:abstractNumId="52" w15:restartNumberingAfterBreak="0">
     <w:nsid w:val="77E6072A"/>
     <w:multiLevelType w:val="multilevel"/>
     <w:tmpl w:val="F0F8F9A4"/>
@@ -32527,7 +35484,7 @@
       </w:rPr>
     </w:lvl>
   </w:abstractNum>
-  <w:abstractNum w:abstractNumId="48" w15:restartNumberingAfterBreak="0">
+  <w:abstractNum w:abstractNumId="53" w15:restartNumberingAfterBreak="0">
     <w:nsid w:val="79CB3254"/>
     <w:multiLevelType w:val="multilevel"/>
     <w:tmpl w:val="20BE5FCE"/>
@@ -32677,106 +35634,106 @@
     </w:lvl>
   </w:abstractNum>
   <w:num w:numId="1" w16cid:durableId="2057385933">
-    <w:abstractNumId w:val="15"/>
+    <w:abstractNumId w:val="16"/>
   </w:num>
   <w:num w:numId="2" w16cid:durableId="1733773291">
-    <w:abstractNumId w:val="38"/>
+    <w:abstractNumId w:val="43"/>
   </w:num>
   <w:num w:numId="3" w16cid:durableId="753867225">
-    <w:abstractNumId w:val="20"/>
+    <w:abstractNumId w:val="22"/>
   </w:num>
   <w:num w:numId="4" w16cid:durableId="1068962706">
-    <w:abstractNumId w:val="29"/>
+    <w:abstractNumId w:val="32"/>
   </w:num>
   <w:num w:numId="5" w16cid:durableId="1014916113">
     <w:abstractNumId w:val="4"/>
   </w:num>
   <w:num w:numId="6" w16cid:durableId="1788812305">
-    <w:abstractNumId w:val="28"/>
+    <w:abstractNumId w:val="31"/>
   </w:num>
   <w:num w:numId="7" w16cid:durableId="1387990516">
-    <w:abstractNumId w:val="18"/>
+    <w:abstractNumId w:val="20"/>
   </w:num>
   <w:num w:numId="8" w16cid:durableId="1050375257">
-    <w:abstractNumId w:val="32"/>
+    <w:abstractNumId w:val="36"/>
   </w:num>
   <w:num w:numId="9" w16cid:durableId="2055813871">
     <w:abstractNumId w:val="2"/>
   </w:num>
   <w:num w:numId="10" w16cid:durableId="119688834">
-    <w:abstractNumId w:val="40"/>
+    <w:abstractNumId w:val="45"/>
   </w:num>
   <w:num w:numId="11" w16cid:durableId="1119107440">
-    <w:abstractNumId w:val="27"/>
+    <w:abstractNumId w:val="30"/>
   </w:num>
   <w:num w:numId="12" w16cid:durableId="1734808734">
-    <w:abstractNumId w:val="31"/>
+    <w:abstractNumId w:val="35"/>
   </w:num>
   <w:num w:numId="13" w16cid:durableId="1375153323">
     <w:abstractNumId w:val="6"/>
   </w:num>
   <w:num w:numId="14" w16cid:durableId="1098600141">
-    <w:abstractNumId w:val="45"/>
+    <w:abstractNumId w:val="50"/>
   </w:num>
   <w:num w:numId="15" w16cid:durableId="1420370243">
-    <w:abstractNumId w:val="25"/>
+    <w:abstractNumId w:val="28"/>
   </w:num>
   <w:num w:numId="16" w16cid:durableId="1552841573">
-    <w:abstractNumId w:val="46"/>
+    <w:abstractNumId w:val="51"/>
   </w:num>
   <w:num w:numId="17" w16cid:durableId="1503354945">
-    <w:abstractNumId w:val="22"/>
+    <w:abstractNumId w:val="24"/>
   </w:num>
   <w:num w:numId="18" w16cid:durableId="2040425013">
     <w:abstractNumId w:val="0"/>
   </w:num>
   <w:num w:numId="19" w16cid:durableId="1050149293">
-    <w:abstractNumId w:val="16"/>
+    <w:abstractNumId w:val="17"/>
   </w:num>
   <w:num w:numId="20" w16cid:durableId="2044095410">
-    <w:abstractNumId w:val="39"/>
+    <w:abstractNumId w:val="44"/>
   </w:num>
   <w:num w:numId="21" w16cid:durableId="786655469">
-    <w:abstractNumId w:val="14"/>
+    <w:abstractNumId w:val="15"/>
   </w:num>
   <w:num w:numId="22" w16cid:durableId="78646881">
-    <w:abstractNumId w:val="10"/>
+    <w:abstractNumId w:val="11"/>
   </w:num>
   <w:num w:numId="23" w16cid:durableId="528688611">
-    <w:abstractNumId w:val="42"/>
+    <w:abstractNumId w:val="47"/>
   </w:num>
   <w:num w:numId="24" w16cid:durableId="1191647479">
-    <w:abstractNumId w:val="24"/>
+    <w:abstractNumId w:val="27"/>
   </w:num>
   <w:num w:numId="25" w16cid:durableId="876309266">
-    <w:abstractNumId w:val="43"/>
+    <w:abstractNumId w:val="48"/>
   </w:num>
   <w:num w:numId="26" w16cid:durableId="1152983000">
-    <w:abstractNumId w:val="12"/>
+    <w:abstractNumId w:val="13"/>
   </w:num>
   <w:num w:numId="27" w16cid:durableId="1597404200">
-    <w:abstractNumId w:val="30"/>
+    <w:abstractNumId w:val="33"/>
   </w:num>
   <w:num w:numId="28" w16cid:durableId="1625383685">
     <w:abstractNumId w:val="1"/>
   </w:num>
   <w:num w:numId="29" w16cid:durableId="1209686929">
-    <w:abstractNumId w:val="34"/>
+    <w:abstractNumId w:val="38"/>
   </w:num>
   <w:num w:numId="30" w16cid:durableId="1495298493">
-    <w:abstractNumId w:val="17"/>
+    <w:abstractNumId w:val="19"/>
   </w:num>
   <w:num w:numId="31" w16cid:durableId="2041659639">
-    <w:abstractNumId w:val="19"/>
+    <w:abstractNumId w:val="21"/>
   </w:num>
   <w:num w:numId="32" w16cid:durableId="1636176510">
-    <w:abstractNumId w:val="33"/>
+    <w:abstractNumId w:val="37"/>
   </w:num>
   <w:num w:numId="33" w16cid:durableId="1225529018">
-    <w:abstractNumId w:val="47"/>
+    <w:abstractNumId w:val="52"/>
   </w:num>
   <w:num w:numId="34" w16cid:durableId="2144155657">
-    <w:abstractNumId w:val="13"/>
+    <w:abstractNumId w:val="14"/>
   </w:num>
   <w:num w:numId="35" w16cid:durableId="1925795879">
     <w:abstractNumId w:val="5"/>
@@ -32785,43 +35742,58 @@
     <w:abstractNumId w:val="3"/>
   </w:num>
   <w:num w:numId="37" w16cid:durableId="1008367491">
-    <w:abstractNumId w:val="36"/>
+    <w:abstractNumId w:val="40"/>
   </w:num>
   <w:num w:numId="38" w16cid:durableId="507061000">
-    <w:abstractNumId w:val="9"/>
+    <w:abstractNumId w:val="10"/>
   </w:num>
   <w:num w:numId="39" w16cid:durableId="1991791634">
-    <w:abstractNumId w:val="11"/>
+    <w:abstractNumId w:val="12"/>
   </w:num>
   <w:num w:numId="40" w16cid:durableId="533425983">
-    <w:abstractNumId w:val="26"/>
+    <w:abstractNumId w:val="29"/>
   </w:num>
   <w:num w:numId="41" w16cid:durableId="2072385790">
     <w:abstractNumId w:val="7"/>
   </w:num>
   <w:num w:numId="42" w16cid:durableId="1906332973">
-    <w:abstractNumId w:val="21"/>
+    <w:abstractNumId w:val="23"/>
   </w:num>
   <w:num w:numId="43" w16cid:durableId="1197619466">
-    <w:abstractNumId w:val="41"/>
+    <w:abstractNumId w:val="46"/>
   </w:num>
   <w:num w:numId="44" w16cid:durableId="1286699177">
-    <w:abstractNumId w:val="23"/>
+    <w:abstractNumId w:val="26"/>
   </w:num>
   <w:num w:numId="45" w16cid:durableId="1660159549">
     <w:abstractNumId w:val="8"/>
   </w:num>
   <w:num w:numId="46" w16cid:durableId="2067945628">
-    <w:abstractNumId w:val="48"/>
+    <w:abstractNumId w:val="53"/>
   </w:num>
   <w:num w:numId="47" w16cid:durableId="2085105318">
-    <w:abstractNumId w:val="44"/>
+    <w:abstractNumId w:val="49"/>
   </w:num>
   <w:num w:numId="48" w16cid:durableId="167449757">
-    <w:abstractNumId w:val="37"/>
+    <w:abstractNumId w:val="41"/>
   </w:num>
   <w:num w:numId="49" w16cid:durableId="1249657808">
-    <w:abstractNumId w:val="35"/>
+    <w:abstractNumId w:val="39"/>
+  </w:num>
+  <w:num w:numId="50" w16cid:durableId="1140883360">
+    <w:abstractNumId w:val="34"/>
+  </w:num>
+  <w:num w:numId="51" w16cid:durableId="1255280608">
+    <w:abstractNumId w:val="42"/>
+  </w:num>
+  <w:num w:numId="52" w16cid:durableId="2108842337">
+    <w:abstractNumId w:val="25"/>
+  </w:num>
+  <w:num w:numId="53" w16cid:durableId="1089887194">
+    <w:abstractNumId w:val="18"/>
+  </w:num>
+  <w:num w:numId="54" w16cid:durableId="476387237">
+    <w:abstractNumId w:val="9"/>
   </w:num>
 </w:numbering>
 </file>
@@ -33226,7 +36198,7 @@
   <w:style w:type="paragraph" w:default="1" w:styleId="Normal">
     <w:name w:val="Normal"/>
     <w:qFormat/>
-    <w:rsid w:val="007D5684"/>
+    <w:rsid w:val="00D46A74"/>
     <w:pPr>
       <w:spacing w:after="0" w:line="240" w:lineRule="auto"/>
     </w:pPr>

--- a/Documents/Research Papers Summary.docx
+++ b/Documents/Research Papers Summary.docx
@@ -63,7 +63,6 @@
         <w:pStyle w:val="NormalWeb"/>
         <w:ind w:left="720"/>
       </w:pPr>
-      <w:proofErr w:type="gramStart"/>
       <w:r>
         <w:rPr>
           <w:rFonts w:hAnsi="Symbol"/>
@@ -80,17 +79,8 @@
         </w:rPr>
         <w:t>Authors</w:t>
       </w:r>
-      <w:proofErr w:type="gramEnd"/>
-      <w:r>
-        <w:t xml:space="preserve">: </w:t>
-      </w:r>
-      <w:proofErr w:type="spellStart"/>
-      <w:r>
-        <w:t>Chusnul</w:t>
-      </w:r>
-      <w:proofErr w:type="spellEnd"/>
-      <w:r>
-        <w:t xml:space="preserve"> Arif et al.</w:t>
+      <w:r>
+        <w:t>: Chusnul Arif et al.</w:t>
       </w:r>
     </w:p>
     <w:p>
@@ -3443,15 +3433,7 @@
         <w:t>My</w:t>
       </w:r>
       <w:r>
-        <w:t xml:space="preserve"> system </w:t>
-      </w:r>
-      <w:proofErr w:type="gramStart"/>
-      <w:r>
-        <w:t>improves on</w:t>
-      </w:r>
-      <w:proofErr w:type="gramEnd"/>
-      <w:r>
-        <w:t xml:space="preserve"> satellite-based monitoring by:</w:t>
+        <w:t xml:space="preserve"> system improves on satellite-based monitoring by:</w:t>
       </w:r>
     </w:p>
     <w:p>
@@ -3499,16 +3481,11 @@
         <w:t>Real-time adaptability</w:t>
       </w:r>
       <w:r>
-        <w:t xml:space="preserve">, responding to immediate field </w:t>
-      </w:r>
-      <w:proofErr w:type="gramStart"/>
-      <w:r>
-        <w:t>conditions</w:t>
+        <w:t>, responding to immediate field conditions</w:t>
       </w:r>
       <w:r>
         <w:t>(</w:t>
       </w:r>
-      <w:proofErr w:type="gramEnd"/>
       <w:r>
         <w:t>moisture</w:t>
       </w:r>
@@ -3803,13 +3780,8 @@
         </w:numPr>
         <w:spacing w:before="100" w:beforeAutospacing="1" w:after="100" w:afterAutospacing="1"/>
       </w:pPr>
-      <w:proofErr w:type="gramStart"/>
-      <w:r>
-        <w:t>Performs</w:t>
-      </w:r>
-      <w:proofErr w:type="gramEnd"/>
-      <w:r>
-        <w:t xml:space="preserve"> </w:t>
+      <w:r>
+        <w:t xml:space="preserve">Performs </w:t>
       </w:r>
       <w:r>
         <w:rPr>
@@ -4454,13 +4426,8 @@
             <w:hideMark/>
           </w:tcPr>
           <w:p>
-            <w:proofErr w:type="gramStart"/>
-            <w:r>
-              <w:t>Focuses</w:t>
-            </w:r>
-            <w:proofErr w:type="gramEnd"/>
-            <w:r>
-              <w:t xml:space="preserve"> on </w:t>
+            <w:r>
+              <w:t xml:space="preserve">Focuses on </w:t>
             </w:r>
             <w:r>
               <w:rPr>
@@ -4869,13 +4836,17 @@
       <w:r>
         <w:t xml:space="preserve">: </w:t>
       </w:r>
-      <w:proofErr w:type="spellStart"/>
-      <w:r>
-        <w:t>Nirala</w:t>
-      </w:r>
-      <w:proofErr w:type="spellEnd"/>
-      <w:r>
-        <w:t xml:space="preserve"> et al.</w:t>
+      <w:r>
+        <w:rPr>
+          <w:rFonts w:eastAsiaTheme="majorEastAsia"/>
+        </w:rPr>
+        <w:t>Chatterjee</w:t>
+      </w:r>
+      <w:r>
+        <w:rPr>
+          <w:rFonts w:eastAsiaTheme="majorEastAsia"/>
+        </w:rPr>
+        <w:t xml:space="preserve"> </w:t>
       </w:r>
     </w:p>
     <w:p>
@@ -5172,23 +5143,7 @@
                 <w:b/>
                 <w:bCs/>
               </w:rPr>
-              <w:t>Optimized ML Approach (</w:t>
-            </w:r>
-            <w:proofErr w:type="spellStart"/>
-            <w:r>
-              <w:rPr>
-                <w:b/>
-                <w:bCs/>
-              </w:rPr>
-              <w:t>Nirala</w:t>
-            </w:r>
-            <w:proofErr w:type="spellEnd"/>
-            <w:r>
-              <w:rPr>
-                <w:b/>
-                <w:bCs/>
-              </w:rPr>
-              <w:t xml:space="preserve"> et al.)</w:t>
+              <w:t>Optimized ML Approach (Nirala et al.)</w:t>
             </w:r>
           </w:p>
         </w:tc>
@@ -5973,7 +5928,27 @@
             <w:sz w:val="27"/>
             <w:szCs w:val="27"/>
           </w:rPr>
-          <w:t>https://drive.google.com/file/d/1huQcC0gNh5N65YFNx3Ds4FTrvNGJG4fF/view?usp=drive_link</w:t>
+          <w:t>https://drive.</w:t>
+        </w:r>
+        <w:r>
+          <w:rPr>
+            <w:rStyle w:val="Hyperlink"/>
+            <w:b/>
+            <w:bCs/>
+            <w:sz w:val="27"/>
+            <w:szCs w:val="27"/>
+          </w:rPr>
+          <w:t>g</w:t>
+        </w:r>
+        <w:r>
+          <w:rPr>
+            <w:rStyle w:val="Hyperlink"/>
+            <w:b/>
+            <w:bCs/>
+            <w:sz w:val="27"/>
+            <w:szCs w:val="27"/>
+          </w:rPr>
+          <w:t>oogle.com/file/d/1huQcC0gNh5N65YFNx3Ds4FTrvNGJG4fF/view?usp=drive_link</w:t>
         </w:r>
       </w:hyperlink>
     </w:p>
@@ -6026,21 +6001,8 @@
       <w:r>
         <w:t xml:space="preserve">: </w:t>
       </w:r>
-      <w:proofErr w:type="spellStart"/>
-      <w:r>
-        <w:t>Shahaboddin</w:t>
-      </w:r>
-      <w:proofErr w:type="spellEnd"/>
-      <w:r>
-        <w:t xml:space="preserve"> </w:t>
-      </w:r>
-      <w:proofErr w:type="spellStart"/>
-      <w:r>
-        <w:t>Shamshirband</w:t>
-      </w:r>
-      <w:proofErr w:type="spellEnd"/>
-      <w:r>
-        <w:t xml:space="preserve"> et al.</w:t>
+      <w:r>
+        <w:t>prasad</w:t>
       </w:r>
     </w:p>
     <w:p>
@@ -6061,7 +6023,6 @@
       <w:r>
         <w:t xml:space="preserve">: </w:t>
       </w:r>
-      <w:proofErr w:type="spellStart"/>
       <w:r>
         <w:rPr>
           <w:i/>
@@ -6069,7 +6030,6 @@
         </w:rPr>
         <w:t>Geoderma</w:t>
       </w:r>
-      <w:proofErr w:type="spellEnd"/>
       <w:r>
         <w:t>, 2018</w:t>
       </w:r>
@@ -6173,15 +6133,7 @@
         <w:spacing w:before="100" w:beforeAutospacing="1" w:after="100" w:afterAutospacing="1"/>
       </w:pPr>
       <w:r>
-        <w:t xml:space="preserve">Uses meteorological </w:t>
-      </w:r>
-      <w:proofErr w:type="gramStart"/>
-      <w:r>
-        <w:t>inputs</w:t>
-      </w:r>
-      <w:proofErr w:type="gramEnd"/>
-      <w:r>
-        <w:t>: rainfall, temperature, evaporation, humidity.</w:t>
+        <w:t>Uses meteorological inputs: rainfall, temperature, evaporation, humidity.</w:t>
       </w:r>
     </w:p>
     <w:p>
@@ -6307,23 +6259,29 @@
                 <w:b/>
                 <w:bCs/>
               </w:rPr>
-              <w:t>Hybrid Forecasting Model (</w:t>
-            </w:r>
-            <w:proofErr w:type="spellStart"/>
-            <w:r>
+              <w:t>Hybrid Forecasting Model (Shamshirband et al.)</w:t>
+            </w:r>
+          </w:p>
+        </w:tc>
+        <w:tc>
+          <w:tcPr>
+            <w:tcW w:w="0" w:type="auto"/>
+            <w:hideMark/>
+          </w:tcPr>
+          <w:p>
+            <w:pPr>
+              <w:jc w:val="center"/>
               <w:rPr>
                 <w:b/>
                 <w:bCs/>
               </w:rPr>
-              <w:t>Shamshirband</w:t>
-            </w:r>
-            <w:proofErr w:type="spellEnd"/>
+            </w:pPr>
             <w:r>
               <w:rPr>
                 <w:b/>
                 <w:bCs/>
               </w:rPr>
-              <w:t xml:space="preserve"> et al.)</w:t>
+              <w:t>Your Proposed System</w:t>
             </w:r>
           </w:p>
         </w:tc>
@@ -6345,28 +6303,6 @@
                 <w:b/>
                 <w:bCs/>
               </w:rPr>
-              <w:t>Your Proposed System</w:t>
-            </w:r>
-          </w:p>
-        </w:tc>
-        <w:tc>
-          <w:tcPr>
-            <w:tcW w:w="0" w:type="auto"/>
-            <w:hideMark/>
-          </w:tcPr>
-          <w:p>
-            <w:pPr>
-              <w:jc w:val="center"/>
-              <w:rPr>
-                <w:b/>
-                <w:bCs/>
-              </w:rPr>
-            </w:pPr>
-            <w:r>
-              <w:rPr>
-                <w:b/>
-                <w:bCs/>
-              </w:rPr>
               <w:t>Technological Gap</w:t>
             </w:r>
           </w:p>
@@ -6851,13 +6787,8 @@
         </w:numPr>
         <w:spacing w:before="100" w:beforeAutospacing="1" w:after="100" w:afterAutospacing="1"/>
       </w:pPr>
-      <w:proofErr w:type="gramStart"/>
-      <w:r>
-        <w:t>Applies</w:t>
-      </w:r>
-      <w:proofErr w:type="gramEnd"/>
-      <w:r>
-        <w:t xml:space="preserve"> predictions directly into </w:t>
+      <w:r>
+        <w:t xml:space="preserve">Applies predictions directly into </w:t>
       </w:r>
       <w:r>
         <w:rPr>
@@ -7052,7 +6983,27 @@
             <w:sz w:val="27"/>
             <w:szCs w:val="27"/>
           </w:rPr>
-          <w:t>https://www.sciencedirect.com/science/article/pii/S095741742200269X</w:t>
+          <w:t>https://www.sc</w:t>
+        </w:r>
+        <w:r>
+          <w:rPr>
+            <w:rStyle w:val="Hyperlink"/>
+            <w:b/>
+            <w:bCs/>
+            <w:sz w:val="27"/>
+            <w:szCs w:val="27"/>
+          </w:rPr>
+          <w:t>i</w:t>
+        </w:r>
+        <w:r>
+          <w:rPr>
+            <w:rStyle w:val="Hyperlink"/>
+            <w:b/>
+            <w:bCs/>
+            <w:sz w:val="27"/>
+            <w:szCs w:val="27"/>
+          </w:rPr>
+          <w:t>encedirect.com/science/article/pii/S095741742200269X</w:t>
         </w:r>
       </w:hyperlink>
     </w:p>
@@ -7093,7 +7044,27 @@
             <w:sz w:val="27"/>
             <w:szCs w:val="27"/>
           </w:rPr>
-          <w:t>https://drive.google.com/file/d/1EyppEiKk86mwOdT1DlyenwjcFidrcDJg/view?usp=drive_link</w:t>
+          <w:t>https://drive.google.com/file/d/1EyppEiKk86mwOdT1DlyenwjcFidrcDJg/view?usp=dri</w:t>
+        </w:r>
+        <w:r>
+          <w:rPr>
+            <w:rStyle w:val="Hyperlink"/>
+            <w:b/>
+            <w:bCs/>
+            <w:sz w:val="27"/>
+            <w:szCs w:val="27"/>
+          </w:rPr>
+          <w:t>v</w:t>
+        </w:r>
+        <w:r>
+          <w:rPr>
+            <w:rStyle w:val="Hyperlink"/>
+            <w:b/>
+            <w:bCs/>
+            <w:sz w:val="27"/>
+            <w:szCs w:val="27"/>
+          </w:rPr>
+          <w:t>e_link</w:t>
         </w:r>
       </w:hyperlink>
     </w:p>
@@ -7135,7 +7106,17 @@
         <w:t>Authors</w:t>
       </w:r>
       <w:r>
-        <w:t>: Zhang et al.</w:t>
+        <w:t xml:space="preserve">: </w:t>
+      </w:r>
+      <w:r>
+        <w:t>Kurtulmus</w:t>
+      </w:r>
+      <w:r>
+        <w:rPr>
+          <w:b/>
+          <w:bCs/>
+        </w:rPr>
+        <w:t xml:space="preserve"> </w:t>
       </w:r>
     </w:p>
     <w:p>
@@ -7504,7 +7485,6 @@
             <w:hideMark/>
           </w:tcPr>
           <w:p>
-            <w:proofErr w:type="gramStart"/>
             <w:r>
               <w:rPr>
                 <w:rStyle w:val="Strong"/>
@@ -7512,7 +7492,6 @@
               </w:rPr>
               <w:t>Main Focus</w:t>
             </w:r>
-            <w:proofErr w:type="gramEnd"/>
           </w:p>
         </w:tc>
         <w:tc>
@@ -7746,15 +7725,7 @@
           </w:tcPr>
           <w:p>
             <w:r>
-              <w:t xml:space="preserve">DL improves soil </w:t>
-            </w:r>
-            <w:proofErr w:type="gramStart"/>
-            <w:r>
-              <w:t>moisture class</w:t>
-            </w:r>
-            <w:proofErr w:type="gramEnd"/>
-            <w:r>
-              <w:t xml:space="preserve"> recognition (</w:t>
+              <w:t>DL improves soil moisture class recognition (</w:t>
             </w:r>
             <w:r>
               <w:rPr>
@@ -8014,15 +7985,7 @@
           </w:tcPr>
           <w:p>
             <w:r>
-              <w:t xml:space="preserve">Built to work across changing </w:t>
-            </w:r>
-            <w:proofErr w:type="gramStart"/>
-            <w:r>
-              <w:t>field</w:t>
-            </w:r>
-            <w:proofErr w:type="gramEnd"/>
-            <w:r>
-              <w:t>, weather, and soil conditions</w:t>
+              <w:t>Built to work across changing field, weather, and soil conditions</w:t>
             </w:r>
           </w:p>
         </w:tc>
@@ -8593,23 +8556,7 @@
           <w:b/>
           <w:bCs/>
         </w:rPr>
-        <w:t>Automated Machine Learning (</w:t>
-      </w:r>
-      <w:proofErr w:type="spellStart"/>
-      <w:r>
-        <w:rPr>
-          <w:b/>
-          <w:bCs/>
-        </w:rPr>
-        <w:t>AutoML</w:t>
-      </w:r>
-      <w:proofErr w:type="spellEnd"/>
-      <w:r>
-        <w:rPr>
-          <w:b/>
-          <w:bCs/>
-        </w:rPr>
-        <w:t>)</w:t>
+        <w:t>Automated Machine Learning (AutoML)</w:t>
       </w:r>
       <w:r>
         <w:t xml:space="preserve"> with multiple models (NN, DRF, GBM, GLM)</w:t>
@@ -8763,7 +8710,6 @@
       <w:r>
         <w:t xml:space="preserve">Demonstrated the power of </w:t>
       </w:r>
-      <w:proofErr w:type="spellStart"/>
       <w:r>
         <w:rPr>
           <w:b/>
@@ -8771,7 +8717,6 @@
         </w:rPr>
         <w:t>AutoML</w:t>
       </w:r>
-      <w:proofErr w:type="spellEnd"/>
       <w:r>
         <w:t xml:space="preserve"> combined with </w:t>
       </w:r>
@@ -9143,15 +9088,7 @@
           </w:tcPr>
           <w:p>
             <w:r>
-              <w:t xml:space="preserve">Model trained </w:t>
-            </w:r>
-            <w:proofErr w:type="gramStart"/>
-            <w:r>
-              <w:t>on</w:t>
-            </w:r>
-            <w:proofErr w:type="gramEnd"/>
-            <w:r>
-              <w:t xml:space="preserve"> past data, not designed for </w:t>
+              <w:t xml:space="preserve">Model trained on past data, not designed for </w:t>
             </w:r>
             <w:r>
               <w:rPr>
@@ -9364,15 +9301,7 @@
           </w:tcPr>
           <w:p>
             <w:r>
-              <w:t xml:space="preserve">No </w:t>
-            </w:r>
-            <w:proofErr w:type="gramStart"/>
-            <w:r>
-              <w:t>tailoring to</w:t>
-            </w:r>
-            <w:proofErr w:type="gramEnd"/>
-            <w:r>
-              <w:t xml:space="preserve"> </w:t>
+              <w:t xml:space="preserve">No tailoring to </w:t>
             </w:r>
             <w:r>
               <w:rPr>
@@ -11155,23 +11084,7 @@
           <w:b/>
           <w:bCs/>
         </w:rPr>
-        <w:t xml:space="preserve">Motorized </w:t>
-      </w:r>
-      <w:proofErr w:type="gramStart"/>
-      <w:r>
-        <w:rPr>
-          <w:b/>
-          <w:bCs/>
-        </w:rPr>
-        <w:t>sluice</w:t>
-      </w:r>
-      <w:proofErr w:type="gramEnd"/>
-      <w:r>
-        <w:rPr>
-          <w:b/>
-          <w:bCs/>
-        </w:rPr>
-        <w:t xml:space="preserve"> and feeder canal gates</w:t>
+        <w:t>Motorized sluice and feeder canal gates</w:t>
       </w:r>
     </w:p>
     <w:p>
@@ -12826,13 +12739,8 @@
         </w:numPr>
         <w:spacing w:before="100" w:beforeAutospacing="1" w:after="100" w:afterAutospacing="1"/>
       </w:pPr>
-      <w:proofErr w:type="gramStart"/>
-      <w:r>
-        <w:t>Replaces</w:t>
-      </w:r>
-      <w:proofErr w:type="gramEnd"/>
-      <w:r>
-        <w:t xml:space="preserve"> static PID logic with </w:t>
+      <w:r>
+        <w:t xml:space="preserve">Replaces static PID logic with </w:t>
       </w:r>
       <w:r>
         <w:rPr>
@@ -12885,13 +12793,8 @@
         </w:numPr>
         <w:spacing w:before="100" w:beforeAutospacing="1" w:after="100" w:afterAutospacing="1"/>
       </w:pPr>
-      <w:proofErr w:type="gramStart"/>
-      <w:r>
-        <w:t>Enhances</w:t>
-      </w:r>
-      <w:proofErr w:type="gramEnd"/>
-      <w:r>
-        <w:t xml:space="preserve"> forecast flexibility with </w:t>
+      <w:r>
+        <w:t xml:space="preserve">Enhances forecast flexibility with </w:t>
       </w:r>
       <w:r>
         <w:rPr>
@@ -13161,23 +13064,7 @@
           <w:b/>
           <w:bCs/>
         </w:rPr>
-        <w:t xml:space="preserve">fuzzy logic-based automatic </w:t>
-      </w:r>
-      <w:proofErr w:type="spellStart"/>
-      <w:r>
-        <w:rPr>
-          <w:b/>
-          <w:bCs/>
-        </w:rPr>
-        <w:t>watergate</w:t>
-      </w:r>
-      <w:proofErr w:type="spellEnd"/>
-      <w:r>
-        <w:rPr>
-          <w:b/>
-          <w:bCs/>
-        </w:rPr>
-        <w:t xml:space="preserve"> system</w:t>
+        <w:t>fuzzy logic-based automatic watergate system</w:t>
       </w:r>
       <w:r>
         <w:t xml:space="preserve"> using:</w:t>
@@ -13319,15 +13206,7 @@
         <w:spacing w:before="100" w:beforeAutospacing="1" w:after="100" w:afterAutospacing="1"/>
       </w:pPr>
       <w:r>
-        <w:t xml:space="preserve">Radio modules (NRF24L01) </w:t>
-      </w:r>
-      <w:proofErr w:type="gramStart"/>
-      <w:r>
-        <w:t>used</w:t>
-      </w:r>
-      <w:proofErr w:type="gramEnd"/>
-      <w:r>
-        <w:t xml:space="preserve"> for </w:t>
+        <w:t xml:space="preserve">Radio modules (NRF24L01) used for </w:t>
       </w:r>
       <w:r>
         <w:rPr>
@@ -13349,15 +13228,7 @@
         <w:spacing w:before="100" w:beforeAutospacing="1" w:after="100" w:afterAutospacing="1"/>
       </w:pPr>
       <w:r>
-        <w:t xml:space="preserve">MATLAB </w:t>
-      </w:r>
-      <w:proofErr w:type="gramStart"/>
-      <w:r>
-        <w:t>used</w:t>
-      </w:r>
-      <w:proofErr w:type="gramEnd"/>
-      <w:r>
-        <w:t xml:space="preserve"> for rule development and defuzzification logic testing.</w:t>
+        <w:t>MATLAB used for rule development and defuzzification logic testing.</w:t>
       </w:r>
     </w:p>
     <w:p>
@@ -14254,21 +14125,12 @@
       <w:r>
         <w:t xml:space="preserve"> module to send data to </w:t>
       </w:r>
-      <w:proofErr w:type="spellStart"/>
-      <w:r>
-        <w:rPr>
-          <w:b/>
-          <w:bCs/>
-        </w:rPr>
-        <w:t>ThingSpeak</w:t>
-      </w:r>
-      <w:proofErr w:type="spellEnd"/>
-      <w:r>
-        <w:rPr>
-          <w:b/>
-          <w:bCs/>
-        </w:rPr>
-        <w:t xml:space="preserve"> cloud</w:t>
+      <w:r>
+        <w:rPr>
+          <w:b/>
+          <w:bCs/>
+        </w:rPr>
+        <w:t>ThingSpeak cloud</w:t>
       </w:r>
     </w:p>
     <w:p>
@@ -14364,15 +14226,7 @@
         <w:spacing w:before="100" w:beforeAutospacing="1" w:after="100" w:afterAutospacing="1"/>
       </w:pPr>
       <w:r>
-        <w:t xml:space="preserve">System includes a web dashboard via </w:t>
-      </w:r>
-      <w:proofErr w:type="spellStart"/>
-      <w:r>
-        <w:t>ThingSpeak</w:t>
-      </w:r>
-      <w:proofErr w:type="spellEnd"/>
-      <w:r>
-        <w:t xml:space="preserve"> for real-time data access.</w:t>
+        <w:t>System includes a web dashboard via ThingSpeak for real-time data access.</w:t>
       </w:r>
     </w:p>
     <w:p>
@@ -14959,15 +14813,7 @@
           </w:tcPr>
           <w:p>
             <w:r>
-              <w:t xml:space="preserve">Cannot </w:t>
-            </w:r>
-            <w:proofErr w:type="gramStart"/>
-            <w:r>
-              <w:t>plan ahead</w:t>
-            </w:r>
-            <w:proofErr w:type="gramEnd"/>
-            <w:r>
-              <w:t xml:space="preserve"> for </w:t>
+              <w:t xml:space="preserve">Cannot plan ahead for </w:t>
             </w:r>
             <w:r>
               <w:rPr>
@@ -15265,13 +15111,8 @@
         </w:numPr>
         <w:spacing w:before="100" w:beforeAutospacing="1" w:after="100" w:afterAutospacing="1"/>
       </w:pPr>
-      <w:proofErr w:type="gramStart"/>
-      <w:r>
-        <w:t>Integrates</w:t>
-      </w:r>
-      <w:proofErr w:type="gramEnd"/>
-      <w:r>
-        <w:t xml:space="preserve"> </w:t>
+      <w:r>
+        <w:t xml:space="preserve">Integrates </w:t>
       </w:r>
       <w:r>
         <w:rPr>
@@ -15361,15 +15202,7 @@
         <w:t>5</w:t>
       </w:r>
       <w:r>
-        <w:t xml:space="preserve"> - Design and Control System of Sluice Gate </w:t>
-      </w:r>
-      <w:proofErr w:type="gramStart"/>
-      <w:r>
-        <w:t>With</w:t>
-      </w:r>
-      <w:proofErr w:type="gramEnd"/>
-      <w:r>
-        <w:t xml:space="preserve"> Web-Based Information</w:t>
+        <w:t xml:space="preserve"> - Design and Control System of Sluice Gate With Web-Based Information</w:t>
       </w:r>
     </w:p>
     <w:p>
@@ -15514,21 +15347,8 @@
         <w:t>Authors</w:t>
       </w:r>
       <w:r>
-        <w:t xml:space="preserve">: </w:t>
-      </w:r>
-      <w:proofErr w:type="spellStart"/>
-      <w:r>
-        <w:t>Desnanjaya</w:t>
-      </w:r>
-      <w:proofErr w:type="spellEnd"/>
-      <w:r>
-        <w:t xml:space="preserve"> &amp; </w:t>
-      </w:r>
-      <w:proofErr w:type="spellStart"/>
-      <w:r>
-        <w:t>Nugraha</w:t>
-      </w:r>
-      <w:proofErr w:type="spellEnd"/>
+        <w:t>: Desnanjaya &amp; Nugraha</w:t>
+      </w:r>
     </w:p>
     <w:p>
       <w:pPr>
@@ -15619,15 +15439,7 @@
         <w:t>Automatically monitors water level</w:t>
       </w:r>
       <w:r>
-        <w:t xml:space="preserve"> at the field gate (“</w:t>
-      </w:r>
-      <w:proofErr w:type="spellStart"/>
-      <w:r>
-        <w:t>Temuku</w:t>
-      </w:r>
-      <w:proofErr w:type="spellEnd"/>
-      <w:r>
-        <w:t xml:space="preserve">”) and allows farmers to control it </w:t>
+        <w:t xml:space="preserve"> at the field gate (“Temuku”) and allows farmers to control it </w:t>
       </w:r>
       <w:r>
         <w:rPr>
@@ -15800,37 +15612,12 @@
         </w:numPr>
         <w:spacing w:before="100" w:beforeAutospacing="1" w:after="100" w:afterAutospacing="1"/>
       </w:pPr>
-      <w:proofErr w:type="spellStart"/>
-      <w:r>
-        <w:rPr>
-          <w:b/>
-          <w:bCs/>
-        </w:rPr>
-        <w:t>Pekaseh</w:t>
-      </w:r>
-      <w:proofErr w:type="spellEnd"/>
-      <w:r>
-        <w:rPr>
-          <w:b/>
-          <w:bCs/>
-        </w:rPr>
-        <w:t xml:space="preserve"> (</w:t>
-      </w:r>
-      <w:proofErr w:type="spellStart"/>
-      <w:r>
-        <w:rPr>
-          <w:b/>
-          <w:bCs/>
-        </w:rPr>
-        <w:t>subak</w:t>
-      </w:r>
-      <w:proofErr w:type="spellEnd"/>
-      <w:r>
-        <w:rPr>
-          <w:b/>
-          <w:bCs/>
-        </w:rPr>
-        <w:t xml:space="preserve"> leader)</w:t>
+      <w:r>
+        <w:rPr>
+          <w:b/>
+          <w:bCs/>
+        </w:rPr>
+        <w:t>Pekaseh (subak leader)</w:t>
       </w:r>
       <w:r>
         <w:t xml:space="preserve"> – manage accounts</w:t>
@@ -15991,15 +15778,7 @@
         <w:t>✅</w:t>
       </w:r>
       <w:r>
-        <w:t xml:space="preserve"> Avg. 650.8 </w:t>
-      </w:r>
-      <w:proofErr w:type="spellStart"/>
-      <w:r>
-        <w:t>ms</w:t>
-      </w:r>
-      <w:proofErr w:type="spellEnd"/>
-      <w:r>
-        <w:t xml:space="preserve"> load time</w:t>
+        <w:t xml:space="preserve"> Avg. 650.8 ms load time</w:t>
       </w:r>
     </w:p>
     <w:p>
@@ -16177,40 +15956,87 @@
                 <w:rStyle w:val="Strong"/>
                 <w:rFonts w:eastAsiaTheme="majorEastAsia"/>
               </w:rPr>
-              <w:t xml:space="preserve">AI/ML predicts future irrigation </w:t>
-            </w:r>
-            <w:proofErr w:type="gramStart"/>
+              <w:t>AI/ML predicts future irrigation need</w:t>
+            </w:r>
+            <w:r>
+              <w:t xml:space="preserve"> based on multiple sensors</w:t>
+            </w:r>
+          </w:p>
+        </w:tc>
+        <w:tc>
+          <w:tcPr>
+            <w:tcW w:w="0" w:type="auto"/>
+            <w:hideMark/>
+          </w:tcPr>
+          <w:p>
+            <w:r>
+              <w:t xml:space="preserve">No </w:t>
+            </w:r>
             <w:r>
               <w:rPr>
                 <w:rStyle w:val="Strong"/>
                 <w:rFonts w:eastAsiaTheme="majorEastAsia"/>
               </w:rPr>
-              <w:t>need</w:t>
-            </w:r>
-            <w:proofErr w:type="gramEnd"/>
-            <w:r>
-              <w:t xml:space="preserve"> based on multiple sensors</w:t>
-            </w:r>
-          </w:p>
-        </w:tc>
-        <w:tc>
-          <w:tcPr>
-            <w:tcW w:w="0" w:type="auto"/>
-            <w:hideMark/>
-          </w:tcPr>
-          <w:p>
-            <w:r>
-              <w:t xml:space="preserve">No </w:t>
+              <w:t>predictive control or intelligent scheduling</w:t>
+            </w:r>
+            <w:r>
+              <w:t>; system is fully reactive</w:t>
+            </w:r>
+          </w:p>
+        </w:tc>
+      </w:tr>
+      <w:tr>
+        <w:tc>
+          <w:tcPr>
+            <w:tcW w:w="0" w:type="auto"/>
+            <w:hideMark/>
+          </w:tcPr>
+          <w:p>
+            <w:r>
+              <w:t>Rain Forecasting</w:t>
+            </w:r>
+          </w:p>
+        </w:tc>
+        <w:tc>
+          <w:tcPr>
+            <w:tcW w:w="0" w:type="auto"/>
+            <w:hideMark/>
+          </w:tcPr>
+          <w:p>
+            <w:r>
+              <w:t>Not integrated; decisions made solely on current water level</w:t>
+            </w:r>
+          </w:p>
+        </w:tc>
+        <w:tc>
+          <w:tcPr>
+            <w:tcW w:w="0" w:type="auto"/>
+            <w:hideMark/>
+          </w:tcPr>
+          <w:p>
+            <w:r>
+              <w:t xml:space="preserve">Integrates </w:t>
             </w:r>
             <w:r>
               <w:rPr>
                 <w:rStyle w:val="Strong"/>
                 <w:rFonts w:eastAsiaTheme="majorEastAsia"/>
               </w:rPr>
-              <w:t>predictive control or intelligent scheduling</w:t>
-            </w:r>
-            <w:r>
-              <w:t>; system is fully reactive</w:t>
+              <w:t>weather forecast/rain prediction</w:t>
+            </w:r>
+            <w:r>
+              <w:t xml:space="preserve"> to avoid unnecessary irrigation</w:t>
+            </w:r>
+          </w:p>
+        </w:tc>
+        <w:tc>
+          <w:tcPr>
+            <w:tcW w:w="0" w:type="auto"/>
+            <w:hideMark/>
+          </w:tcPr>
+          <w:p>
+            <w:r>
+              <w:t>Lacks environmental data fusion for optimal water usage</w:t>
             </w:r>
           </w:p>
         </w:tc>
@@ -16223,50 +16049,57 @@
           </w:tcPr>
           <w:p>
             <w:r>
-              <w:t>Rain Forecasting</w:t>
-            </w:r>
-          </w:p>
-        </w:tc>
-        <w:tc>
-          <w:tcPr>
-            <w:tcW w:w="0" w:type="auto"/>
-            <w:hideMark/>
-          </w:tcPr>
-          <w:p>
-            <w:r>
-              <w:t>Not integrated; decisions made solely on current water level</w:t>
-            </w:r>
-          </w:p>
-        </w:tc>
-        <w:tc>
-          <w:tcPr>
-            <w:tcW w:w="0" w:type="auto"/>
-            <w:hideMark/>
-          </w:tcPr>
-          <w:p>
-            <w:r>
-              <w:t xml:space="preserve">Integrates </w:t>
+              <w:t>Irrigation Need Estimation</w:t>
+            </w:r>
+          </w:p>
+        </w:tc>
+        <w:tc>
+          <w:tcPr>
+            <w:tcW w:w="0" w:type="auto"/>
+            <w:hideMark/>
+          </w:tcPr>
+          <w:p>
+            <w:r>
+              <w:t>Gate controlled when level exceeds 5 cm; no moisture or evapotranspiration logic</w:t>
+            </w:r>
+          </w:p>
+        </w:tc>
+        <w:tc>
+          <w:tcPr>
+            <w:tcW w:w="0" w:type="auto"/>
+            <w:hideMark/>
+          </w:tcPr>
+          <w:p>
+            <w:r>
+              <w:t xml:space="preserve">Predicts </w:t>
             </w:r>
             <w:r>
               <w:rPr>
                 <w:rStyle w:val="Strong"/>
                 <w:rFonts w:eastAsiaTheme="majorEastAsia"/>
               </w:rPr>
-              <w:t>weather forecast/rain prediction</w:t>
-            </w:r>
-            <w:r>
-              <w:t xml:space="preserve"> to avoid unnecessary irrigation</w:t>
-            </w:r>
-          </w:p>
-        </w:tc>
-        <w:tc>
-          <w:tcPr>
-            <w:tcW w:w="0" w:type="auto"/>
-            <w:hideMark/>
-          </w:tcPr>
-          <w:p>
-            <w:r>
-              <w:t>Lacks environmental data fusion for optimal water usage</w:t>
+              <w:t>how much water is needed and when</w:t>
+            </w:r>
+            <w:r>
+              <w:t xml:space="preserve"> based on </w:t>
+            </w:r>
+            <w:r>
+              <w:rPr>
+                <w:rStyle w:val="Strong"/>
+                <w:rFonts w:eastAsiaTheme="majorEastAsia"/>
+              </w:rPr>
+              <w:t>soil + weather + crop</w:t>
+            </w:r>
+          </w:p>
+        </w:tc>
+        <w:tc>
+          <w:tcPr>
+            <w:tcW w:w="0" w:type="auto"/>
+            <w:hideMark/>
+          </w:tcPr>
+          <w:p>
+            <w:r>
+              <w:t>No estimation of moisture requirement; cannot adapt to crop needs</w:t>
             </w:r>
           </w:p>
         </w:tc>
@@ -16279,157 +16112,86 @@
           </w:tcPr>
           <w:p>
             <w:r>
-              <w:t>Irrigation Need Estimation</w:t>
-            </w:r>
-          </w:p>
-        </w:tc>
-        <w:tc>
-          <w:tcPr>
-            <w:tcW w:w="0" w:type="auto"/>
-            <w:hideMark/>
-          </w:tcPr>
-          <w:p>
-            <w:r>
-              <w:t xml:space="preserve">Gate controlled when level exceeds 5 </w:t>
-            </w:r>
-            <w:proofErr w:type="gramStart"/>
-            <w:r>
-              <w:t>cm;</w:t>
-            </w:r>
-            <w:proofErr w:type="gramEnd"/>
-            <w:r>
-              <w:t xml:space="preserve"> no moisture or evapotranspiration logic</w:t>
-            </w:r>
-          </w:p>
-        </w:tc>
-        <w:tc>
-          <w:tcPr>
-            <w:tcW w:w="0" w:type="auto"/>
-            <w:hideMark/>
-          </w:tcPr>
-          <w:p>
-            <w:r>
-              <w:t xml:space="preserve">Predicts </w:t>
+              <w:lastRenderedPageBreak/>
+              <w:t>Automation Level</w:t>
+            </w:r>
+          </w:p>
+        </w:tc>
+        <w:tc>
+          <w:tcPr>
+            <w:tcW w:w="0" w:type="auto"/>
+            <w:hideMark/>
+          </w:tcPr>
+          <w:p>
+            <w:r>
+              <w:t>Partially automated via SMS/web buttons</w:t>
+            </w:r>
+          </w:p>
+        </w:tc>
+        <w:tc>
+          <w:tcPr>
+            <w:tcW w:w="0" w:type="auto"/>
+            <w:hideMark/>
+          </w:tcPr>
+          <w:p>
+            <w:r>
+              <w:t>Fully autonomous system that closes loop from sensor → prediction → actuation</w:t>
+            </w:r>
+          </w:p>
+        </w:tc>
+        <w:tc>
+          <w:tcPr>
+            <w:tcW w:w="0" w:type="auto"/>
+            <w:hideMark/>
+          </w:tcPr>
+          <w:p>
+            <w:r>
+              <w:t xml:space="preserve">Still dependent on </w:t>
             </w:r>
             <w:r>
               <w:rPr>
                 <w:rStyle w:val="Strong"/>
                 <w:rFonts w:eastAsiaTheme="majorEastAsia"/>
               </w:rPr>
-              <w:t>how much water is needed and when</w:t>
-            </w:r>
-            <w:r>
-              <w:t xml:space="preserve"> based on </w:t>
+              <w:t>human input for triggering actions</w:t>
+            </w:r>
+          </w:p>
+        </w:tc>
+      </w:tr>
+      <w:tr>
+        <w:tc>
+          <w:tcPr>
+            <w:tcW w:w="0" w:type="auto"/>
+          </w:tcPr>
+          <w:p>
+            <w:r>
+              <w:t>Scalability</w:t>
+            </w:r>
+          </w:p>
+        </w:tc>
+        <w:tc>
+          <w:tcPr>
+            <w:tcW w:w="0" w:type="auto"/>
+          </w:tcPr>
+          <w:p>
+            <w:r>
+              <w:t>Designed for single village (Bali)</w:t>
+            </w:r>
+          </w:p>
+        </w:tc>
+        <w:tc>
+          <w:tcPr>
+            <w:tcW w:w="0" w:type="auto"/>
+          </w:tcPr>
+          <w:p>
+            <w:r>
+              <w:t xml:space="preserve">Designed for </w:t>
             </w:r>
             <w:r>
               <w:rPr>
                 <w:rStyle w:val="Strong"/>
                 <w:rFonts w:eastAsiaTheme="majorEastAsia"/>
               </w:rPr>
-              <w:t>soil + weather + crop</w:t>
-            </w:r>
-          </w:p>
-        </w:tc>
-        <w:tc>
-          <w:tcPr>
-            <w:tcW w:w="0" w:type="auto"/>
-            <w:hideMark/>
-          </w:tcPr>
-          <w:p>
-            <w:r>
-              <w:t>No estimation of moisture requirement; cannot adapt to crop needs</w:t>
-            </w:r>
-          </w:p>
-        </w:tc>
-      </w:tr>
-      <w:tr>
-        <w:tc>
-          <w:tcPr>
-            <w:tcW w:w="0" w:type="auto"/>
-            <w:hideMark/>
-          </w:tcPr>
-          <w:p>
-            <w:r>
-              <w:lastRenderedPageBreak/>
-              <w:t>Automation Level</w:t>
-            </w:r>
-          </w:p>
-        </w:tc>
-        <w:tc>
-          <w:tcPr>
-            <w:tcW w:w="0" w:type="auto"/>
-            <w:hideMark/>
-          </w:tcPr>
-          <w:p>
-            <w:r>
-              <w:t>Partially automated via SMS/web buttons</w:t>
-            </w:r>
-          </w:p>
-        </w:tc>
-        <w:tc>
-          <w:tcPr>
-            <w:tcW w:w="0" w:type="auto"/>
-            <w:hideMark/>
-          </w:tcPr>
-          <w:p>
-            <w:r>
-              <w:t>Fully autonomous system that closes loop from sensor → prediction → actuation</w:t>
-            </w:r>
-          </w:p>
-        </w:tc>
-        <w:tc>
-          <w:tcPr>
-            <w:tcW w:w="0" w:type="auto"/>
-            <w:hideMark/>
-          </w:tcPr>
-          <w:p>
-            <w:r>
-              <w:t xml:space="preserve">Still dependent on </w:t>
-            </w:r>
-            <w:r>
-              <w:rPr>
-                <w:rStyle w:val="Strong"/>
-                <w:rFonts w:eastAsiaTheme="majorEastAsia"/>
-              </w:rPr>
-              <w:t>human input for triggering actions</w:t>
-            </w:r>
-          </w:p>
-        </w:tc>
-      </w:tr>
-      <w:tr>
-        <w:tc>
-          <w:tcPr>
-            <w:tcW w:w="0" w:type="auto"/>
-          </w:tcPr>
-          <w:p>
-            <w:r>
-              <w:t>Scalability</w:t>
-            </w:r>
-          </w:p>
-        </w:tc>
-        <w:tc>
-          <w:tcPr>
-            <w:tcW w:w="0" w:type="auto"/>
-          </w:tcPr>
-          <w:p>
-            <w:r>
-              <w:t>Designed for single village (Bali)</w:t>
-            </w:r>
-          </w:p>
-        </w:tc>
-        <w:tc>
-          <w:tcPr>
-            <w:tcW w:w="0" w:type="auto"/>
-          </w:tcPr>
-          <w:p>
-            <w:r>
-              <w:t xml:space="preserve">Designed for </w:t>
-            </w:r>
-            <w:r>
-              <w:rPr>
-                <w:rStyle w:val="Strong"/>
-                <w:rFonts w:eastAsiaTheme="majorEastAsia"/>
-              </w:rPr>
               <w:t>wider paddy deployments in Sri Lanka</w:t>
             </w:r>
           </w:p>
@@ -16487,13 +16249,8 @@
         </w:numPr>
         <w:spacing w:before="100" w:beforeAutospacing="1" w:after="100" w:afterAutospacing="1"/>
       </w:pPr>
-      <w:proofErr w:type="gramStart"/>
-      <w:r>
-        <w:t>Uses</w:t>
-      </w:r>
-      <w:proofErr w:type="gramEnd"/>
-      <w:r>
-        <w:t xml:space="preserve"> </w:t>
+      <w:r>
+        <w:t xml:space="preserve">Uses </w:t>
       </w:r>
       <w:r>
         <w:rPr>
@@ -16578,13 +16335,8 @@
         </w:numPr>
         <w:spacing w:before="100" w:beforeAutospacing="1" w:after="100" w:afterAutospacing="1"/>
       </w:pPr>
-      <w:proofErr w:type="gramStart"/>
-      <w:r>
-        <w:t>Allows for</w:t>
-      </w:r>
-      <w:proofErr w:type="gramEnd"/>
-      <w:r>
-        <w:t xml:space="preserve"> </w:t>
+      <w:r>
+        <w:t xml:space="preserve">Allows for </w:t>
       </w:r>
       <w:r>
         <w:rPr>
@@ -16641,15 +16393,7 @@
         <w:t>6</w:t>
       </w:r>
       <w:r>
-        <w:t xml:space="preserve"> - Design and Control System of Sluice Gate </w:t>
-      </w:r>
-      <w:proofErr w:type="gramStart"/>
-      <w:r>
-        <w:t>With</w:t>
-      </w:r>
-      <w:proofErr w:type="gramEnd"/>
-      <w:r>
-        <w:t xml:space="preserve"> Web-Based Information</w:t>
+        <w:t xml:space="preserve"> - Design and Control System of Sluice Gate With Web-Based Information</w:t>
       </w:r>
     </w:p>
     <w:p>
@@ -18467,15 +18211,7 @@
           </w:tcPr>
           <w:p>
             <w:r>
-              <w:t xml:space="preserve">Rainfall </w:t>
-            </w:r>
-            <w:proofErr w:type="gramStart"/>
-            <w:r>
-              <w:t>only</w:t>
-            </w:r>
-            <w:proofErr w:type="gramEnd"/>
-            <w:r>
-              <w:t xml:space="preserve"> recorded manually; not used to delay or skip irrigation</w:t>
+              <w:t>Rainfall only recorded manually; not used to delay or skip irrigation</w:t>
             </w:r>
           </w:p>
         </w:tc>
@@ -18506,13 +18242,8 @@
             <w:hideMark/>
           </w:tcPr>
           <w:p>
-            <w:proofErr w:type="gramStart"/>
-            <w:r>
-              <w:t>Misses</w:t>
-            </w:r>
-            <w:proofErr w:type="gramEnd"/>
-            <w:r>
-              <w:t xml:space="preserve"> opportunity to conserve water during natural rainfall</w:t>
+            <w:r>
+              <w:t>Misses opportunity to conserve water during natural rainfall</w:t>
             </w:r>
           </w:p>
         </w:tc>
@@ -19074,23 +18805,7 @@
           <w:b/>
           <w:bCs/>
         </w:rPr>
-        <w:t>reference evapotranspiration (</w:t>
-      </w:r>
-      <w:proofErr w:type="spellStart"/>
-      <w:r>
-        <w:rPr>
-          <w:b/>
-          <w:bCs/>
-        </w:rPr>
-        <w:t>ETo</w:t>
-      </w:r>
-      <w:proofErr w:type="spellEnd"/>
-      <w:r>
-        <w:rPr>
-          <w:b/>
-          <w:bCs/>
-        </w:rPr>
-        <w:t>)</w:t>
+        <w:t>reference evapotranspiration (ETo)</w:t>
       </w:r>
       <w:r>
         <w:t>.</w:t>
@@ -19122,23 +18837,7 @@
           <w:b/>
           <w:bCs/>
         </w:rPr>
-        <w:t>crop evapotranspiration (</w:t>
-      </w:r>
-      <w:proofErr w:type="spellStart"/>
-      <w:r>
-        <w:rPr>
-          <w:b/>
-          <w:bCs/>
-        </w:rPr>
-        <w:t>ETcrop</w:t>
-      </w:r>
-      <w:proofErr w:type="spellEnd"/>
-      <w:r>
-        <w:rPr>
-          <w:b/>
-          <w:bCs/>
-        </w:rPr>
-        <w:t>)</w:t>
+        <w:t>crop evapotranspiration (ETcrop)</w:t>
       </w:r>
       <w:r>
         <w:t>.</w:t>
@@ -19226,15 +18925,7 @@
         <w:spacing w:before="100" w:beforeAutospacing="1" w:after="100" w:afterAutospacing="1"/>
       </w:pPr>
       <w:r>
-        <w:t xml:space="preserve">Maximum </w:t>
-      </w:r>
-      <w:proofErr w:type="spellStart"/>
-      <w:r>
-        <w:t>ETo</w:t>
-      </w:r>
-      <w:proofErr w:type="spellEnd"/>
-      <w:r>
-        <w:t>: May (5.28 mm/day); Minimum: January (1.43 mm/day).</w:t>
+        <w:t>Maximum ETo: May (5.28 mm/day); Minimum: January (1.43 mm/day).</w:t>
       </w:r>
     </w:p>
     <w:p>
@@ -19562,15 +19253,7 @@
           </w:tcPr>
           <w:p>
             <w:r>
-              <w:t xml:space="preserve">Planning </w:t>
-            </w:r>
-            <w:proofErr w:type="gramStart"/>
-            <w:r>
-              <w:t>tool</w:t>
-            </w:r>
-            <w:proofErr w:type="gramEnd"/>
-            <w:r>
-              <w:t xml:space="preserve"> for humans to manually irrigate</w:t>
+              <w:t>Planning tool for humans to manually irrigate</w:t>
             </w:r>
           </w:p>
         </w:tc>
@@ -20054,15 +19737,7 @@
         <w:t>Published In</w:t>
       </w:r>
       <w:r>
-        <w:t xml:space="preserve">: </w:t>
-      </w:r>
-      <w:proofErr w:type="spellStart"/>
-      <w:r>
-        <w:t>arXiv</w:t>
-      </w:r>
-      <w:proofErr w:type="spellEnd"/>
-      <w:r>
-        <w:t xml:space="preserve"> (2023)</w:t>
+        <w:t>: arXiv (2023)</w:t>
       </w:r>
     </w:p>
     <w:p>
@@ -20310,15 +19985,7 @@
         <w:t>action space</w:t>
       </w:r>
       <w:r>
-        <w:t xml:space="preserve"> is </w:t>
-      </w:r>
-      <w:proofErr w:type="gramStart"/>
-      <w:r>
-        <w:t>discrete</w:t>
-      </w:r>
-      <w:proofErr w:type="gramEnd"/>
-      <w:r>
-        <w:t xml:space="preserve">, allowing the agent to choose one of </w:t>
+        <w:t xml:space="preserve"> is discrete, allowing the agent to choose one of </w:t>
       </w:r>
       <w:r>
         <w:rPr>
@@ -20369,39 +20036,7 @@
         <w:ind w:left="1440"/>
       </w:pPr>
       <w:r>
-        <w:t>Reward=Grain Revenue−Irrigation Cost\</w:t>
-      </w:r>
-      <w:proofErr w:type="gramStart"/>
-      <w:r>
-        <w:t>text{</w:t>
-      </w:r>
-      <w:proofErr w:type="gramEnd"/>
-      <w:r>
-        <w:t>Reward} = \</w:t>
-      </w:r>
-      <w:proofErr w:type="gramStart"/>
-      <w:r>
-        <w:t>text{</w:t>
-      </w:r>
-      <w:proofErr w:type="gramEnd"/>
-      <w:r>
-        <w:t>Grain Revenue} - \</w:t>
-      </w:r>
-      <w:proofErr w:type="gramStart"/>
-      <w:r>
-        <w:t>text{</w:t>
-      </w:r>
-      <w:proofErr w:type="gramEnd"/>
-      <w:r>
-        <w:t xml:space="preserve">Irrigation </w:t>
-      </w:r>
-      <w:proofErr w:type="gramStart"/>
-      <w:r>
-        <w:t>Cost}Reward</w:t>
-      </w:r>
-      <w:proofErr w:type="gramEnd"/>
-      <w:r>
-        <w:t xml:space="preserve">=Grain Revenue−Irrigation Cost </w:t>
+        <w:t xml:space="preserve">Reward=Grain Revenue−Irrigation Cost\text{Reward} = \text{Grain Revenue} - \text{Irrigation Cost}Reward=Grain Revenue−Irrigation Cost </w:t>
       </w:r>
     </w:p>
     <w:p>
@@ -20467,15 +20102,7 @@
         <w:spacing w:before="100" w:beforeAutospacing="1" w:after="100" w:afterAutospacing="1"/>
       </w:pPr>
       <w:r>
-        <w:t xml:space="preserve">The network outputs a probability distribution over possible irrigation </w:t>
-      </w:r>
-      <w:proofErr w:type="gramStart"/>
-      <w:r>
-        <w:t>actions</w:t>
-      </w:r>
-      <w:proofErr w:type="gramEnd"/>
-      <w:r>
-        <w:t>.</w:t>
+        <w:t>The network outputs a probability distribution over possible irrigation actions.</w:t>
       </w:r>
     </w:p>
     <w:p>
@@ -20487,15 +20114,7 @@
         <w:spacing w:before="100" w:beforeAutospacing="1" w:after="100" w:afterAutospacing="1"/>
       </w:pPr>
       <w:r>
-        <w:t xml:space="preserve">The model is </w:t>
-      </w:r>
-      <w:proofErr w:type="gramStart"/>
-      <w:r>
-        <w:t>trained</w:t>
-      </w:r>
-      <w:proofErr w:type="gramEnd"/>
-      <w:r>
-        <w:t xml:space="preserve"> over </w:t>
+        <w:t xml:space="preserve">The model is trained over </w:t>
       </w:r>
       <w:r>
         <w:rPr>
@@ -21382,21 +21001,8 @@
         <w:t>Authors</w:t>
       </w:r>
       <w:r>
-        <w:t xml:space="preserve">: </w:t>
-      </w:r>
-      <w:proofErr w:type="spellStart"/>
-      <w:r>
-        <w:t>Manikumari</w:t>
-      </w:r>
-      <w:proofErr w:type="spellEnd"/>
-      <w:r>
-        <w:t xml:space="preserve"> Nagappan, Swetha Jayamurugan, Aarthika </w:t>
-      </w:r>
-      <w:proofErr w:type="spellStart"/>
-      <w:r>
-        <w:t>Kudiarasumani</w:t>
-      </w:r>
-      <w:proofErr w:type="spellEnd"/>
+        <w:t>: Manikumari Nagappan, Swetha Jayamurugan, Aarthika Kudiarasumani</w:t>
+      </w:r>
     </w:p>
     <w:p>
       <w:pPr>
@@ -21472,23 +21078,7 @@
           <w:b/>
           <w:bCs/>
         </w:rPr>
-        <w:t>Evapotranspiration (</w:t>
-      </w:r>
-      <w:proofErr w:type="spellStart"/>
-      <w:r>
-        <w:rPr>
-          <w:b/>
-          <w:bCs/>
-        </w:rPr>
-        <w:t>ETo</w:t>
-      </w:r>
-      <w:proofErr w:type="spellEnd"/>
-      <w:r>
-        <w:rPr>
-          <w:b/>
-          <w:bCs/>
-        </w:rPr>
-        <w:t>)</w:t>
+        <w:t>Evapotranspiration (ETo)</w:t>
       </w:r>
       <w:r>
         <w:t xml:space="preserve"> using meteorological parameters.</w:t>
@@ -22077,13 +21667,8 @@
             <w:hideMark/>
           </w:tcPr>
           <w:p>
-            <w:proofErr w:type="gramStart"/>
-            <w:r>
-              <w:t>Relies</w:t>
-            </w:r>
-            <w:proofErr w:type="gramEnd"/>
-            <w:r>
-              <w:t xml:space="preserve"> on user-entered weather data</w:t>
+            <w:r>
+              <w:t>Relies on user-entered weather data</w:t>
             </w:r>
           </w:p>
         </w:tc>
@@ -22139,31 +21724,18 @@
           </w:tcPr>
           <w:p>
             <w:r>
-              <w:t xml:space="preserve">Provides predicted </w:t>
-            </w:r>
-            <w:proofErr w:type="spellStart"/>
-            <w:r>
-              <w:t>ETo</w:t>
-            </w:r>
-            <w:proofErr w:type="spellEnd"/>
-            <w:r>
-              <w:t xml:space="preserve"> or CWR; irrigation left to user</w:t>
-            </w:r>
-          </w:p>
-        </w:tc>
-        <w:tc>
-          <w:tcPr>
-            <w:tcW w:w="0" w:type="auto"/>
-            <w:hideMark/>
-          </w:tcPr>
-          <w:p>
-            <w:proofErr w:type="gramStart"/>
-            <w:r>
-              <w:t>Calculates</w:t>
-            </w:r>
-            <w:proofErr w:type="gramEnd"/>
-            <w:r>
-              <w:t xml:space="preserve"> and executes required irrigation volume</w:t>
+              <w:t>Provides predicted ETo or CWR; irrigation left to user</w:t>
+            </w:r>
+          </w:p>
+        </w:tc>
+        <w:tc>
+          <w:tcPr>
+            <w:tcW w:w="0" w:type="auto"/>
+            <w:hideMark/>
+          </w:tcPr>
+          <w:p>
+            <w:r>
+              <w:t>Calculates and executes required irrigation volume</w:t>
             </w:r>
           </w:p>
         </w:tc>
@@ -22586,7 +22158,27 @@
             <w:sz w:val="27"/>
             <w:szCs w:val="27"/>
           </w:rPr>
-          <w:t>https://drive.google.com/file/d/1ee0iXyMEcmzzPTYA2x6Zf1yXRyaQ2LN_/view?usp=drive_link</w:t>
+          <w:t>https://dri</w:t>
+        </w:r>
+        <w:r>
+          <w:rPr>
+            <w:rStyle w:val="Hyperlink"/>
+            <w:b/>
+            <w:bCs/>
+            <w:sz w:val="27"/>
+            <w:szCs w:val="27"/>
+          </w:rPr>
+          <w:t>v</w:t>
+        </w:r>
+        <w:r>
+          <w:rPr>
+            <w:rStyle w:val="Hyperlink"/>
+            <w:b/>
+            <w:bCs/>
+            <w:sz w:val="27"/>
+            <w:szCs w:val="27"/>
+          </w:rPr>
+          <w:t>e.google.com/file/d/1ee0iXyMEcmzzPTYA2x6Zf1yXRyaQ2LN_/view?usp=drive_link</w:t>
         </w:r>
       </w:hyperlink>
     </w:p>
@@ -22637,13 +22229,8 @@
         <w:t>Authors</w:t>
       </w:r>
       <w:r>
-        <w:t xml:space="preserve">: Ahmed Awad, Luo Wan, Mustafa El-Rawy, Mohamed Galal </w:t>
-      </w:r>
-      <w:proofErr w:type="spellStart"/>
-      <w:r>
-        <w:t>Eltarabily</w:t>
-      </w:r>
-      <w:proofErr w:type="spellEnd"/>
+        <w:t>: Ahmed Awad, Luo Wan, Mustafa El-Rawy, Mohamed Galal Eltarabily</w:t>
+      </w:r>
     </w:p>
     <w:p>
       <w:pPr>
@@ -22762,15 +22349,7 @@
         <w:t>DRAINMOD</w:t>
       </w:r>
       <w:r>
-        <w:t xml:space="preserve">: Hydrology simulator that </w:t>
-      </w:r>
-      <w:proofErr w:type="gramStart"/>
-      <w:r>
-        <w:t>models</w:t>
-      </w:r>
-      <w:proofErr w:type="gramEnd"/>
-      <w:r>
-        <w:t xml:space="preserve"> infiltration, runoff, and drainage flux under real field conditions.</w:t>
+        <w:t>: Hydrology simulator that models infiltration, runoff, and drainage flux under real field conditions.</w:t>
       </w:r>
     </w:p>
     <w:p>
@@ -23646,15 +23225,7 @@
         <w:t xml:space="preserve"> - </w:t>
       </w:r>
       <w:r>
-        <w:t>IoT-Driven Smart Irrigation for Paddy Cultivation using BCO-</w:t>
-      </w:r>
-      <w:proofErr w:type="spellStart"/>
-      <w:r>
-        <w:t>ResNet</w:t>
-      </w:r>
-      <w:proofErr w:type="spellEnd"/>
-      <w:r>
-        <w:t>: A Deep Learning Approach</w:t>
+        <w:t>IoT-Driven Smart Irrigation for Paddy Cultivation using BCO-ResNet: A Deep Learning Approach</w:t>
       </w:r>
     </w:p>
     <w:p>
@@ -23694,7 +23265,19 @@
           <w:rPr>
             <w:rStyle w:val="Hyperlink"/>
           </w:rPr>
-          <w:t>https://ieeexplore.ieee.org/document/10940266</w:t>
+          <w:t>https://ieeexplore.ieee.org/doc</w:t>
+        </w:r>
+        <w:r>
+          <w:rPr>
+            <w:rStyle w:val="Hyperlink"/>
+          </w:rPr>
+          <w:t>u</w:t>
+        </w:r>
+        <w:r>
+          <w:rPr>
+            <w:rStyle w:val="Hyperlink"/>
+          </w:rPr>
+          <w:t>ment/10940266</w:t>
         </w:r>
       </w:hyperlink>
     </w:p>
@@ -23772,55 +23355,39 @@
           <w:i/>
           <w:iCs/>
         </w:rPr>
-        <w:t>IoT-Driven Smart Irrigation for Paddy Cultivation using BCO-</w:t>
-      </w:r>
-      <w:proofErr w:type="spellStart"/>
+        <w:t>IoT-Driven Smart Irrigation for Paddy Cultivation using BCO-ResNet: A Deep Learning Approach</w:t>
+      </w:r>
+      <w:r>
+        <w:br/>
+      </w:r>
+      <w:r>
+        <w:rPr>
+          <w:b/>
+          <w:bCs/>
+        </w:rPr>
+        <w:t>Authors:</w:t>
+      </w:r>
+      <w:r>
+        <w:t xml:space="preserve"> R. Anbarasu and V. Parthipan</w:t>
+      </w:r>
+      <w:r>
+        <w:br/>
+      </w:r>
+      <w:r>
+        <w:rPr>
+          <w:b/>
+          <w:bCs/>
+        </w:rPr>
+        <w:t>Published in:</w:t>
+      </w:r>
+      <w:r>
+        <w:t xml:space="preserve"> </w:t>
+      </w:r>
       <w:r>
         <w:rPr>
           <w:i/>
           <w:iCs/>
         </w:rPr>
-        <w:t>ResNet</w:t>
-      </w:r>
-      <w:proofErr w:type="spellEnd"/>
-      <w:r>
-        <w:rPr>
-          <w:i/>
-          <w:iCs/>
-        </w:rPr>
-        <w:t>: A Deep Learning Approach</w:t>
-      </w:r>
-      <w:r>
-        <w:br/>
-      </w:r>
-      <w:r>
-        <w:rPr>
-          <w:b/>
-          <w:bCs/>
-        </w:rPr>
-        <w:t>Authors:</w:t>
-      </w:r>
-      <w:r>
-        <w:t xml:space="preserve"> R. Anbarasu and V. Parthipan</w:t>
-      </w:r>
-      <w:r>
-        <w:br/>
-      </w:r>
-      <w:r>
-        <w:rPr>
-          <w:b/>
-          <w:bCs/>
-        </w:rPr>
-        <w:t>Published in:</w:t>
-      </w:r>
-      <w:r>
-        <w:t xml:space="preserve"> </w:t>
-      </w:r>
-      <w:r>
-        <w:rPr>
-          <w:i/>
-          <w:iCs/>
-        </w:rPr>
         <w:t>Proceedings of the International Conference on Electronics and Renewable Systems (ICEARS 2025), IEEE</w:t>
       </w:r>
     </w:p>
@@ -23857,55 +23424,7 @@
           <w:b/>
           <w:bCs/>
         </w:rPr>
-        <w:t xml:space="preserve">Bee Colony </w:t>
-      </w:r>
-      <w:proofErr w:type="spellStart"/>
-      <w:r>
-        <w:rPr>
-          <w:b/>
-          <w:bCs/>
-        </w:rPr>
-        <w:t>Optimisation</w:t>
-      </w:r>
-      <w:proofErr w:type="spellEnd"/>
-      <w:r>
-        <w:rPr>
-          <w:b/>
-          <w:bCs/>
-        </w:rPr>
-        <w:t>–</w:t>
-      </w:r>
-      <w:proofErr w:type="spellStart"/>
-      <w:r>
-        <w:rPr>
-          <w:b/>
-          <w:bCs/>
-        </w:rPr>
-        <w:t>ResNet</w:t>
-      </w:r>
-      <w:proofErr w:type="spellEnd"/>
-      <w:r>
-        <w:rPr>
-          <w:b/>
-          <w:bCs/>
-        </w:rPr>
-        <w:t xml:space="preserve"> (BCO-</w:t>
-      </w:r>
-      <w:proofErr w:type="spellStart"/>
-      <w:r>
-        <w:rPr>
-          <w:b/>
-          <w:bCs/>
-        </w:rPr>
-        <w:t>ResNet</w:t>
-      </w:r>
-      <w:proofErr w:type="spellEnd"/>
-      <w:r>
-        <w:rPr>
-          <w:b/>
-          <w:bCs/>
-        </w:rPr>
-        <w:t>)</w:t>
+        <w:t>Bee Colony Optimisation–ResNet (BCO-ResNet)</w:t>
       </w:r>
       <w:r>
         <w:t xml:space="preserve"> model to improve irrigation management in paddy fields using </w:t>
@@ -23954,23 +23473,7 @@
           <w:b/>
           <w:bCs/>
         </w:rPr>
-        <w:t>IoT-BCO-</w:t>
-      </w:r>
-      <w:proofErr w:type="spellStart"/>
-      <w:r>
-        <w:rPr>
-          <w:b/>
-          <w:bCs/>
-        </w:rPr>
-        <w:t>ResNet</w:t>
-      </w:r>
-      <w:proofErr w:type="spellEnd"/>
-      <w:r>
-        <w:rPr>
-          <w:b/>
-          <w:bCs/>
-        </w:rPr>
-        <w:t xml:space="preserve"> system</w:t>
+        <w:t>IoT-BCO-ResNet system</w:t>
       </w:r>
       <w:r>
         <w:t xml:space="preserve"> integrates:</w:t>
@@ -24008,23 +23511,7 @@
           <w:b/>
           <w:bCs/>
         </w:rPr>
-        <w:t xml:space="preserve">BCO (Bee Colony </w:t>
-      </w:r>
-      <w:proofErr w:type="spellStart"/>
-      <w:r>
-        <w:rPr>
-          <w:b/>
-          <w:bCs/>
-        </w:rPr>
-        <w:t>Optimisation</w:t>
-      </w:r>
-      <w:proofErr w:type="spellEnd"/>
-      <w:r>
-        <w:rPr>
-          <w:b/>
-          <w:bCs/>
-        </w:rPr>
-        <w:t>):</w:t>
+        <w:t>BCO (Bee Colony Optimisation):</w:t>
       </w:r>
       <w:r>
         <w:t xml:space="preserve"> Performs feature selection and hyperparameter tuning to select the most relevant features (e.g., soil moisture, temperature).</w:t>
@@ -24038,32 +23525,15 @@
         </w:numPr>
         <w:spacing w:before="100" w:beforeAutospacing="1" w:after="100" w:afterAutospacing="1"/>
       </w:pPr>
-      <w:proofErr w:type="spellStart"/>
-      <w:r>
-        <w:rPr>
-          <w:b/>
-          <w:bCs/>
-        </w:rPr>
-        <w:t>ResNet</w:t>
-      </w:r>
-      <w:proofErr w:type="spellEnd"/>
-      <w:r>
-        <w:rPr>
-          <w:b/>
-          <w:bCs/>
-        </w:rPr>
-        <w:t xml:space="preserve"> (Residual Neural Network):</w:t>
-      </w:r>
-      <w:r>
-        <w:t xml:space="preserve"> Deep learning model that predicts irrigation demand based on </w:t>
-      </w:r>
-      <w:proofErr w:type="spellStart"/>
-      <w:r>
-        <w:t>optimised</w:t>
-      </w:r>
-      <w:proofErr w:type="spellEnd"/>
-      <w:r>
-        <w:t xml:space="preserve"> input features.</w:t>
+      <w:r>
+        <w:rPr>
+          <w:b/>
+          <w:bCs/>
+        </w:rPr>
+        <w:t>ResNet (Residual Neural Network):</w:t>
+      </w:r>
+      <w:r>
+        <w:t xml:space="preserve"> Deep learning model that predicts irrigation demand based on optimised input features.</w:t>
       </w:r>
     </w:p>
     <w:p>
@@ -24141,15 +23611,7 @@
         <w:t>Pre-processing:</w:t>
       </w:r>
       <w:r>
-        <w:t xml:space="preserve"> Cleansing, </w:t>
-      </w:r>
-      <w:proofErr w:type="spellStart"/>
-      <w:r>
-        <w:t>normalisation</w:t>
-      </w:r>
-      <w:proofErr w:type="spellEnd"/>
-      <w:r>
-        <w:t>, and outlier removal.</w:t>
+        <w:t xml:space="preserve"> Cleansing, normalisation, and outlier removal.</w:t>
       </w:r>
     </w:p>
     <w:p>
@@ -24188,15 +23650,7 @@
         <w:t>Model Training:</w:t>
       </w:r>
       <w:r>
-        <w:t xml:space="preserve"> </w:t>
-      </w:r>
-      <w:proofErr w:type="spellStart"/>
-      <w:r>
-        <w:t>ResNet</w:t>
-      </w:r>
-      <w:proofErr w:type="spellEnd"/>
-      <w:r>
-        <w:t xml:space="preserve"> learns irrigation demand patterns using historical data.</w:t>
+        <w:t xml:space="preserve"> ResNet learns irrigation demand patterns using historical data.</w:t>
       </w:r>
     </w:p>
     <w:p>
@@ -24475,19 +23929,26 @@
                 <w:sz w:val="27"/>
                 <w:szCs w:val="27"/>
               </w:rPr>
-              <w:t>BCO-</w:t>
-            </w:r>
-            <w:proofErr w:type="spellStart"/>
-            <w:r>
+              <w:t>BCO-ResNet (Proposed)</w:t>
+            </w:r>
+          </w:p>
+        </w:tc>
+      </w:tr>
+      <w:tr>
+        <w:tc>
+          <w:tcPr>
+            <w:tcW w:w="0" w:type="auto"/>
+            <w:hideMark/>
+          </w:tcPr>
+          <w:p>
+            <w:pPr>
               <w:rPr>
                 <w:b/>
                 <w:bCs/>
                 <w:sz w:val="27"/>
                 <w:szCs w:val="27"/>
               </w:rPr>
-              <w:t>ResNet</w:t>
-            </w:r>
-            <w:proofErr w:type="spellEnd"/>
+            </w:pPr>
             <w:r>
               <w:rPr>
                 <w:b/>
@@ -24495,12 +23956,10 @@
                 <w:sz w:val="27"/>
                 <w:szCs w:val="27"/>
               </w:rPr>
-              <w:t xml:space="preserve"> (Proposed)</w:t>
-            </w:r>
-          </w:p>
-        </w:tc>
-      </w:tr>
-      <w:tr>
+              <w:t>Accuracy</w:t>
+            </w:r>
+          </w:p>
+        </w:tc>
         <w:tc>
           <w:tcPr>
             <w:tcW w:w="0" w:type="auto"/>
@@ -24522,7 +23981,7 @@
                 <w:sz w:val="27"/>
                 <w:szCs w:val="27"/>
               </w:rPr>
-              <w:t>Accuracy</w:t>
+              <w:t>78.2%</w:t>
             </w:r>
           </w:p>
         </w:tc>
@@ -24547,7 +24006,7 @@
                 <w:sz w:val="27"/>
                 <w:szCs w:val="27"/>
               </w:rPr>
-              <w:t>78.2%</w:t>
+              <w:t>80.5%</w:t>
             </w:r>
           </w:p>
         </w:tc>
@@ -24572,10 +24031,12 @@
                 <w:sz w:val="27"/>
                 <w:szCs w:val="27"/>
               </w:rPr>
-              <w:t>80.5%</w:t>
-            </w:r>
-          </w:p>
-        </w:tc>
+              <w:t>91.3%</w:t>
+            </w:r>
+          </w:p>
+        </w:tc>
+      </w:tr>
+      <w:tr>
         <w:tc>
           <w:tcPr>
             <w:tcW w:w="0" w:type="auto"/>
@@ -24597,12 +24058,10 @@
                 <w:sz w:val="27"/>
                 <w:szCs w:val="27"/>
               </w:rPr>
-              <w:t>91.3%</w:t>
-            </w:r>
-          </w:p>
-        </w:tc>
-      </w:tr>
-      <w:tr>
+              <w:t>Precision</w:t>
+            </w:r>
+          </w:p>
+        </w:tc>
         <w:tc>
           <w:tcPr>
             <w:tcW w:w="0" w:type="auto"/>
@@ -24624,7 +24083,7 @@
                 <w:sz w:val="27"/>
                 <w:szCs w:val="27"/>
               </w:rPr>
-              <w:t>Precision</w:t>
+              <w:t>69.5%</w:t>
             </w:r>
           </w:p>
         </w:tc>
@@ -24649,7 +24108,7 @@
                 <w:sz w:val="27"/>
                 <w:szCs w:val="27"/>
               </w:rPr>
-              <w:t>69.5%</w:t>
+              <w:t>76.0%</w:t>
             </w:r>
           </w:p>
         </w:tc>
@@ -24674,10 +24133,12 @@
                 <w:sz w:val="27"/>
                 <w:szCs w:val="27"/>
               </w:rPr>
-              <w:t>76.0%</w:t>
-            </w:r>
-          </w:p>
-        </w:tc>
+              <w:t>88.2%</w:t>
+            </w:r>
+          </w:p>
+        </w:tc>
+      </w:tr>
+      <w:tr>
         <w:tc>
           <w:tcPr>
             <w:tcW w:w="0" w:type="auto"/>
@@ -24699,12 +24160,10 @@
                 <w:sz w:val="27"/>
                 <w:szCs w:val="27"/>
               </w:rPr>
-              <w:t>88.2%</w:t>
-            </w:r>
-          </w:p>
-        </w:tc>
-      </w:tr>
-      <w:tr>
+              <w:t>Recall</w:t>
+            </w:r>
+          </w:p>
+        </w:tc>
         <w:tc>
           <w:tcPr>
             <w:tcW w:w="0" w:type="auto"/>
@@ -24726,7 +24185,7 @@
                 <w:sz w:val="27"/>
                 <w:szCs w:val="27"/>
               </w:rPr>
-              <w:t>Recall</w:t>
+              <w:t>74.0%</w:t>
             </w:r>
           </w:p>
         </w:tc>
@@ -24751,7 +24210,7 @@
                 <w:sz w:val="27"/>
                 <w:szCs w:val="27"/>
               </w:rPr>
-              <w:t>74.0%</w:t>
+              <w:t>77.5%</w:t>
             </w:r>
           </w:p>
         </w:tc>
@@ -24776,10 +24235,12 @@
                 <w:sz w:val="27"/>
                 <w:szCs w:val="27"/>
               </w:rPr>
-              <w:t>77.5%</w:t>
-            </w:r>
-          </w:p>
-        </w:tc>
+              <w:t>89.3%</w:t>
+            </w:r>
+          </w:p>
+        </w:tc>
+      </w:tr>
+      <w:tr>
         <w:tc>
           <w:tcPr>
             <w:tcW w:w="0" w:type="auto"/>
@@ -24801,12 +24262,10 @@
                 <w:sz w:val="27"/>
                 <w:szCs w:val="27"/>
               </w:rPr>
-              <w:t>89.3%</w:t>
-            </w:r>
-          </w:p>
-        </w:tc>
-      </w:tr>
-      <w:tr>
+              <w:t>F1-Score</w:t>
+            </w:r>
+          </w:p>
+        </w:tc>
         <w:tc>
           <w:tcPr>
             <w:tcW w:w="0" w:type="auto"/>
@@ -24828,7 +24287,7 @@
                 <w:sz w:val="27"/>
                 <w:szCs w:val="27"/>
               </w:rPr>
-              <w:t>F1-Score</w:t>
+              <w:t>71.6%</w:t>
             </w:r>
           </w:p>
         </w:tc>
@@ -24853,7 +24312,7 @@
                 <w:sz w:val="27"/>
                 <w:szCs w:val="27"/>
               </w:rPr>
-              <w:t>71.6%</w:t>
+              <w:t>77.8%</w:t>
             </w:r>
           </w:p>
         </w:tc>
@@ -24878,31 +24337,6 @@
                 <w:sz w:val="27"/>
                 <w:szCs w:val="27"/>
               </w:rPr>
-              <w:t>77.8%</w:t>
-            </w:r>
-          </w:p>
-        </w:tc>
-        <w:tc>
-          <w:tcPr>
-            <w:tcW w:w="0" w:type="auto"/>
-            <w:hideMark/>
-          </w:tcPr>
-          <w:p>
-            <w:pPr>
-              <w:rPr>
-                <w:b/>
-                <w:bCs/>
-                <w:sz w:val="27"/>
-                <w:szCs w:val="27"/>
-              </w:rPr>
-            </w:pPr>
-            <w:r>
-              <w:rPr>
-                <w:b/>
-                <w:bCs/>
-                <w:sz w:val="27"/>
-                <w:szCs w:val="27"/>
-              </w:rPr>
               <w:t>88.3%</w:t>
             </w:r>
           </w:p>
@@ -25038,23 +24472,7 @@
           <w:b/>
           <w:bCs/>
         </w:rPr>
-        <w:t>Hybrid BCO-</w:t>
-      </w:r>
-      <w:proofErr w:type="spellStart"/>
-      <w:r>
-        <w:rPr>
-          <w:b/>
-          <w:bCs/>
-        </w:rPr>
-        <w:t>ResNet</w:t>
-      </w:r>
-      <w:proofErr w:type="spellEnd"/>
-      <w:r>
-        <w:rPr>
-          <w:b/>
-          <w:bCs/>
-        </w:rPr>
-        <w:t xml:space="preserve"> Architecture:</w:t>
+        <w:t>Hybrid BCO-ResNet Architecture:</w:t>
       </w:r>
       <w:r>
         <w:t xml:space="preserve"> Combines deep residual learning with swarm intelligence (BCO) for improved prediction accuracy.</w:t>
@@ -25092,23 +24510,7 @@
           <w:b/>
           <w:bCs/>
         </w:rPr>
-        <w:t xml:space="preserve">Feature </w:t>
-      </w:r>
-      <w:proofErr w:type="spellStart"/>
-      <w:r>
-        <w:rPr>
-          <w:b/>
-          <w:bCs/>
-        </w:rPr>
-        <w:t>Optimisation</w:t>
-      </w:r>
-      <w:proofErr w:type="spellEnd"/>
-      <w:r>
-        <w:rPr>
-          <w:b/>
-          <w:bCs/>
-        </w:rPr>
-        <w:t>:</w:t>
+        <w:t>Feature Optimisation:</w:t>
       </w:r>
       <w:r>
         <w:t xml:space="preserve"> Automatic selection of the most influential features via BCO.</w:t>
@@ -25266,23 +24668,29 @@
                 <w:b/>
                 <w:bCs/>
               </w:rPr>
-              <w:t>BCO-</w:t>
-            </w:r>
-            <w:proofErr w:type="spellStart"/>
-            <w:r>
+              <w:t>BCO-ResNet Paper</w:t>
+            </w:r>
+          </w:p>
+        </w:tc>
+        <w:tc>
+          <w:tcPr>
+            <w:tcW w:w="0" w:type="auto"/>
+            <w:hideMark/>
+          </w:tcPr>
+          <w:p>
+            <w:pPr>
+              <w:jc w:val="center"/>
               <w:rPr>
                 <w:b/>
                 <w:bCs/>
               </w:rPr>
-              <w:t>ResNet</w:t>
-            </w:r>
-            <w:proofErr w:type="spellEnd"/>
+            </w:pPr>
             <w:r>
               <w:rPr>
                 <w:b/>
                 <w:bCs/>
               </w:rPr>
-              <w:t xml:space="preserve"> Paper</w:t>
+              <w:t>Your Smart Water Gate Project</w:t>
             </w:r>
           </w:p>
         </w:tc>
@@ -25304,28 +24712,6 @@
                 <w:b/>
                 <w:bCs/>
               </w:rPr>
-              <w:t>Your Smart Water Gate Project</w:t>
-            </w:r>
-          </w:p>
-        </w:tc>
-        <w:tc>
-          <w:tcPr>
-            <w:tcW w:w="0" w:type="auto"/>
-            <w:hideMark/>
-          </w:tcPr>
-          <w:p>
-            <w:pPr>
-              <w:jc w:val="center"/>
-              <w:rPr>
-                <w:b/>
-                <w:bCs/>
-              </w:rPr>
-            </w:pPr>
-            <w:r>
-              <w:rPr>
-                <w:b/>
-                <w:bCs/>
-              </w:rPr>
               <w:t>Identified Gaps</w:t>
             </w:r>
           </w:p>
@@ -25646,15 +25032,7 @@
               <w:t>not deeply coupled</w:t>
             </w:r>
             <w:r>
-              <w:t xml:space="preserve"> with ML in the BCO-</w:t>
-            </w:r>
-            <w:proofErr w:type="spellStart"/>
-            <w:r>
-              <w:t>ResNet</w:t>
-            </w:r>
-            <w:proofErr w:type="spellEnd"/>
-            <w:r>
-              <w:t xml:space="preserve"> model.</w:t>
+              <w:t xml:space="preserve"> with ML in the BCO-ResNet model.</w:t>
             </w:r>
           </w:p>
         </w:tc>
@@ -25752,15 +25130,7 @@
           </w:tcPr>
           <w:p>
             <w:r>
-              <w:t>Deep learning (</w:t>
-            </w:r>
-            <w:proofErr w:type="spellStart"/>
-            <w:r>
-              <w:t>ResNet</w:t>
-            </w:r>
-            <w:proofErr w:type="spellEnd"/>
-            <w:r>
-              <w:t>) model is a black-box approach.</w:t>
+              <w:t>Deep learning (ResNet) model is a black-box approach.</w:t>
             </w:r>
           </w:p>
         </w:tc>
@@ -26075,22 +25445,10 @@
           <w:b/>
           <w:bCs/>
         </w:rPr>
-        <w:t xml:space="preserve">general or dryland </w:t>
-      </w:r>
-      <w:proofErr w:type="gramStart"/>
-      <w:r>
-        <w:rPr>
-          <w:b/>
-          <w:bCs/>
-        </w:rPr>
-        <w:t>crops</w:t>
-      </w:r>
-      <w:r>
-        <w:t>, and</w:t>
-      </w:r>
-      <w:proofErr w:type="gramEnd"/>
-      <w:r>
-        <w:t xml:space="preserve"> fail to address the </w:t>
+        <w:t>general or dryland crops</w:t>
+      </w:r>
+      <w:r>
+        <w:t xml:space="preserve">, and fail to address the </w:t>
       </w:r>
       <w:r>
         <w:rPr>
@@ -26167,61 +25525,17 @@
           <w:b/>
           <w:bCs/>
         </w:rPr>
-        <w:t xml:space="preserve">real-time environmental </w:t>
-      </w:r>
-      <w:proofErr w:type="gramStart"/>
-      <w:r>
-        <w:rPr>
-          <w:b/>
-          <w:bCs/>
-        </w:rPr>
-        <w:t>sensing</w:t>
-      </w:r>
-      <w:r>
-        <w:rPr>
-          <w:b/>
-          <w:bCs/>
-        </w:rPr>
-        <w:t>(</w:t>
-      </w:r>
-      <w:proofErr w:type="gramEnd"/>
-      <w:r>
-        <w:rPr>
-          <w:b/>
-          <w:bCs/>
-        </w:rPr>
-        <w:t xml:space="preserve">e.g.- water </w:t>
-      </w:r>
-      <w:proofErr w:type="gramStart"/>
-      <w:r>
-        <w:rPr>
-          <w:b/>
-          <w:bCs/>
-        </w:rPr>
-        <w:t>level ,</w:t>
-      </w:r>
-      <w:proofErr w:type="gramEnd"/>
-      <w:r>
-        <w:rPr>
-          <w:b/>
-          <w:bCs/>
-        </w:rPr>
-        <w:t xml:space="preserve"> soil moisture</w:t>
-      </w:r>
-      <w:proofErr w:type="gramStart"/>
-      <w:r>
-        <w:rPr>
-          <w:b/>
-          <w:bCs/>
-        </w:rPr>
-        <w:t xml:space="preserve">) </w:t>
-      </w:r>
-      <w:r>
-        <w:t>,</w:t>
-      </w:r>
-      <w:proofErr w:type="gramEnd"/>
-      <w:r>
-        <w:t xml:space="preserve"> </w:t>
+        <w:t>real-time environmental sensing</w:t>
+      </w:r>
+      <w:r>
+        <w:rPr>
+          <w:b/>
+          <w:bCs/>
+        </w:rPr>
+        <w:t xml:space="preserve">(e.g.- water level , soil moisture) </w:t>
+      </w:r>
+      <w:r>
+        <w:t xml:space="preserve">, </w:t>
       </w:r>
       <w:r>
         <w:rPr>
@@ -26275,15 +25589,7 @@
         <w:spacing w:before="100" w:beforeAutospacing="1" w:after="100" w:afterAutospacing="1"/>
       </w:pPr>
       <w:r>
-        <w:t xml:space="preserve">Specifically </w:t>
-      </w:r>
-      <w:proofErr w:type="gramStart"/>
-      <w:r>
-        <w:t>optimizing for</w:t>
-      </w:r>
-      <w:proofErr w:type="gramEnd"/>
-      <w:r>
-        <w:t xml:space="preserve"> </w:t>
+        <w:t xml:space="preserve">Specifically optimizing for </w:t>
       </w:r>
       <w:r>
         <w:rPr>
@@ -26498,13 +25804,8 @@
             <w:hideMark/>
           </w:tcPr>
           <w:p>
-            <w:proofErr w:type="gramStart"/>
-            <w:r>
-              <w:t>Did</w:t>
-            </w:r>
-            <w:proofErr w:type="gramEnd"/>
-            <w:r>
-              <w:t xml:space="preserve"> not integrate rainfall/temperature forecasts; no real-time deployment.</w:t>
+            <w:r>
+              <w:t>Did not integrate rainfall/temperature forecasts; no real-time deployment.</w:t>
             </w:r>
           </w:p>
         </w:tc>
@@ -26538,23 +25839,7 @@
                 <w:i/>
                 <w:iCs/>
               </w:rPr>
-              <w:t xml:space="preserve">Generating Soil Salinity, Moisture, and </w:t>
-            </w:r>
-            <w:proofErr w:type="gramStart"/>
-            <w:r>
-              <w:rPr>
-                <w:i/>
-                <w:iCs/>
-              </w:rPr>
-              <w:t>pH</w:t>
-            </w:r>
-            <w:proofErr w:type="gramEnd"/>
-            <w:r>
-              <w:rPr>
-                <w:i/>
-                <w:iCs/>
-              </w:rPr>
-              <w:t xml:space="preserve"> from Remote Sensing</w:t>
+              <w:t>Generating Soil Salinity, Moisture, and pH from Remote Sensing</w:t>
             </w:r>
           </w:p>
         </w:tc>
@@ -26577,13 +25862,8 @@
             <w:hideMark/>
           </w:tcPr>
           <w:p>
-            <w:proofErr w:type="gramStart"/>
-            <w:r>
-              <w:t>Relies</w:t>
-            </w:r>
-            <w:proofErr w:type="gramEnd"/>
-            <w:r>
-              <w:t xml:space="preserve"> on external imagery; lacks real-time sensor integration.</w:t>
+            <w:r>
+              <w:t>Relies on external imagery; lacks real-time sensor integration.</w:t>
             </w:r>
           </w:p>
         </w:tc>
@@ -36408,7 +35688,6 @@
   <w:style w:type="character" w:default="1" w:styleId="DefaultParagraphFont">
     <w:name w:val="Default Paragraph Font"/>
     <w:uiPriority w:val="1"/>
-    <w:semiHidden/>
     <w:unhideWhenUsed/>
   </w:style>
   <w:style w:type="table" w:default="1" w:styleId="TableNormal">
